--- a/WindowsServer 2012/Module 1.docx
+++ b/WindowsServer 2012/Module 1.docx
@@ -612,16 +612,7 @@
         <w:t>part</w:t>
       </w:r>
       <w:r>
-        <w:t xml:space="preserve"> </w:t>
-      </w:r>
-      <w:r>
-        <w:t>(утилиту Windows</w:t>
-      </w:r>
-      <w:r>
-        <w:t xml:space="preserve"> </w:t>
-      </w:r>
-      <w:r>
-        <w:t>для работы с дисками через командную строку)</w:t>
+        <w:t xml:space="preserve"> (утилиту Windows для работы с дисками через командную строку)</w:t>
       </w:r>
       <w:r>
         <w:t xml:space="preserve"> </w:t>
@@ -1074,6 +1065,21 @@
     <w:p>
       <w:pPr>
         <w:spacing w:after="0"/>
+        <w:jc w:val="center"/>
+      </w:pPr>
+      <w:r>
+        <w:t>Настройки сервер-менеджера.</w:t>
+      </w:r>
+    </w:p>
+    <w:p>
+      <w:pPr>
+        <w:spacing w:after="0"/>
+        <w:jc w:val="both"/>
+      </w:pPr>
+    </w:p>
+    <w:p>
+      <w:pPr>
+        <w:spacing w:after="0"/>
         <w:jc w:val="both"/>
       </w:pPr>
       <w:r>
@@ -1095,10 +1101,13 @@
         <w:jc w:val="both"/>
       </w:pPr>
       <w:r>
-        <w:t>2. После установки машина не присоединяется к домену. П</w:t>
-      </w:r>
-      <w:r>
-        <w:t>о умолчанию</w:t>
+        <w:t xml:space="preserve">2. После установки машина не присоединяется к домену. По умолчанию </w:t>
+      </w:r>
+      <w:r>
+        <w:rPr>
+          <w:lang w:val="en-US"/>
+        </w:rPr>
+        <w:t>remote</w:t>
       </w:r>
       <w:r>
         <w:t xml:space="preserve"> </w:t>
@@ -1107,177 +1116,201 @@
         <w:rPr>
           <w:lang w:val="en-US"/>
         </w:rPr>
-        <w:t>remote</w:t>
+        <w:t>desktop</w:t>
       </w:r>
       <w:r>
         <w:t xml:space="preserve"> </w:t>
       </w:r>
       <w:r>
-        <w:rPr>
-          <w:lang w:val="en-US"/>
-        </w:rPr>
-        <w:t>desktop</w:t>
+        <w:t>отключен, файрволл включен.</w:t>
+      </w:r>
+    </w:p>
+    <w:p>
+      <w:pPr>
+        <w:spacing w:after="0"/>
+        <w:jc w:val="both"/>
+      </w:pPr>
+      <w:r>
+        <w:t xml:space="preserve">3. </w:t>
+      </w:r>
+      <w:r>
+        <w:rPr>
+          <w:lang w:val="en-US"/>
+        </w:rPr>
+        <w:t>IP</w:t>
+      </w:r>
+      <w:r>
+        <w:t>-</w:t>
+      </w:r>
+      <w:r>
+        <w:t xml:space="preserve">адрес присвоен по </w:t>
+      </w:r>
+      <w:r>
+        <w:rPr>
+          <w:lang w:val="en-US"/>
+        </w:rPr>
+        <w:t>DHCP</w:t>
+      </w:r>
+      <w:r>
+        <w:t>.</w:t>
+      </w:r>
+    </w:p>
+    <w:p>
+      <w:pPr>
+        <w:spacing w:after="0"/>
+        <w:jc w:val="both"/>
+      </w:pPr>
+      <w:r>
+        <w:t xml:space="preserve">4. Обновления выключены – </w:t>
+      </w:r>
+      <w:r>
+        <w:rPr>
+          <w:lang w:val="en-US"/>
+        </w:rPr>
+        <w:t>windows</w:t>
       </w:r>
       <w:r>
         <w:t xml:space="preserve"> </w:t>
       </w:r>
       <w:r>
-        <w:t>отключен, файрволл включен.</w:t>
-      </w:r>
-    </w:p>
-    <w:p>
-      <w:pPr>
-        <w:spacing w:after="0"/>
-        <w:jc w:val="both"/>
-      </w:pPr>
-      <w:r>
-        <w:t xml:space="preserve">3. </w:t>
-      </w:r>
-      <w:r>
-        <w:rPr>
-          <w:lang w:val="en-US"/>
-        </w:rPr>
-        <w:t>IP</w:t>
-      </w:r>
-      <w:r>
-        <w:t>-</w:t>
-      </w:r>
-      <w:r>
-        <w:t xml:space="preserve">адрес присвоен по </w:t>
-      </w:r>
-      <w:r>
-        <w:rPr>
-          <w:lang w:val="en-US"/>
-        </w:rPr>
-        <w:t>DHCP</w:t>
-      </w:r>
-      <w:r>
+        <w:rPr>
+          <w:lang w:val="en-US"/>
+        </w:rPr>
+        <w:t>update</w:t>
+      </w:r>
+      <w:r>
+        <w:t xml:space="preserve"> </w:t>
+      </w:r>
+      <w:r>
+        <w:t>не настроен.</w:t>
+      </w:r>
+    </w:p>
+    <w:p>
+      <w:pPr>
+        <w:spacing w:after="0"/>
+        <w:jc w:val="both"/>
+      </w:pPr>
+    </w:p>
+    <w:p>
+      <w:pPr>
+        <w:spacing w:after="0"/>
+        <w:jc w:val="both"/>
+      </w:pPr>
+      <w:r>
+        <w:t>Поэтому требуется:</w:t>
+      </w:r>
+    </w:p>
+    <w:p>
+      <w:pPr>
+        <w:spacing w:after="0"/>
+        <w:jc w:val="both"/>
+      </w:pPr>
+      <w:r>
+        <w:t>- переименовать машину</w:t>
+      </w:r>
+    </w:p>
+    <w:p>
+      <w:pPr>
+        <w:spacing w:after="0"/>
+        <w:jc w:val="both"/>
+      </w:pPr>
+      <w:r>
+        <w:t>- присоединить её к домену</w:t>
+      </w:r>
+    </w:p>
+    <w:p>
+      <w:pPr>
+        <w:spacing w:after="0"/>
+        <w:jc w:val="both"/>
+      </w:pPr>
+      <w:r>
+        <w:t>- включить обновления</w:t>
+      </w:r>
+    </w:p>
+    <w:p>
+      <w:pPr>
+        <w:spacing w:after="0"/>
+        <w:jc w:val="both"/>
+      </w:pPr>
+      <w:r>
+        <w:t>- включить удалённый рабочий стол</w:t>
+      </w:r>
+    </w:p>
+    <w:p>
+      <w:pPr>
+        <w:spacing w:after="0"/>
+        <w:jc w:val="both"/>
+        <w:rPr>
+          <w:lang w:val="en-US"/>
+        </w:rPr>
+      </w:pPr>
+      <w:r>
+        <w:t>И</w:t>
+      </w:r>
+      <w:r>
+        <w:rPr>
+          <w:lang w:val="en-US"/>
+        </w:rPr>
+        <w:t xml:space="preserve"> </w:t>
+      </w:r>
+      <w:r>
+        <w:t>т</w:t>
+      </w:r>
+      <w:r>
+        <w:rPr>
+          <w:lang w:val="en-US"/>
+        </w:rPr>
         <w:t>.</w:t>
       </w:r>
-    </w:p>
-    <w:p>
-      <w:pPr>
-        <w:spacing w:after="0"/>
-        <w:jc w:val="both"/>
-      </w:pPr>
-      <w:r>
-        <w:t xml:space="preserve">4. Обновления выключены – </w:t>
-      </w:r>
-      <w:r>
-        <w:rPr>
-          <w:lang w:val="en-US"/>
-        </w:rPr>
-        <w:t>windows</w:t>
-      </w:r>
-      <w:r>
+      <w:r>
+        <w:t>д</w:t>
+      </w:r>
+      <w:r>
+        <w:rPr>
+          <w:lang w:val="en-US"/>
+        </w:rPr>
+        <w:t>.</w:t>
+      </w:r>
+    </w:p>
+    <w:p>
+      <w:pPr>
+        <w:spacing w:after="0"/>
+        <w:jc w:val="both"/>
+        <w:rPr>
+          <w:lang w:val="en-US"/>
+        </w:rPr>
+      </w:pPr>
+    </w:p>
+    <w:p>
+      <w:pPr>
+        <w:spacing w:after="0"/>
+        <w:jc w:val="both"/>
+        <w:rPr>
+          <w:lang w:val="en-US"/>
+        </w:rPr>
+      </w:pPr>
+      <w:r>
+        <w:rPr>
+          <w:lang w:val="en-US"/>
+        </w:rPr>
+        <w:t>Windows</w:t>
+      </w:r>
+      <w:r>
+        <w:rPr>
+          <w:lang w:val="en-US"/>
+        </w:rPr>
         <w:t xml:space="preserve"> </w:t>
       </w:r>
       <w:r>
         <w:rPr>
           <w:lang w:val="en-US"/>
         </w:rPr>
-        <w:t>update</w:t>
-      </w:r>
-      <w:r>
-        <w:t xml:space="preserve"> </w:t>
-      </w:r>
-      <w:r>
-        <w:t>не настроен.</w:t>
-      </w:r>
-    </w:p>
-    <w:p>
-      <w:pPr>
-        <w:spacing w:after="0"/>
-        <w:jc w:val="both"/>
-      </w:pPr>
-    </w:p>
-    <w:p>
-      <w:pPr>
-        <w:spacing w:after="0"/>
-        <w:jc w:val="both"/>
-      </w:pPr>
-      <w:r>
-        <w:t>Поэтому требуется:</w:t>
-      </w:r>
-    </w:p>
-    <w:p>
-      <w:pPr>
-        <w:spacing w:after="0"/>
-        <w:jc w:val="both"/>
-      </w:pPr>
-      <w:r>
-        <w:t>- переименовать машину</w:t>
-      </w:r>
-    </w:p>
-    <w:p>
-      <w:pPr>
-        <w:spacing w:after="0"/>
-        <w:jc w:val="both"/>
-      </w:pPr>
-      <w:r>
-        <w:t>- присоединить её к домену</w:t>
-      </w:r>
-    </w:p>
-    <w:p>
-      <w:pPr>
-        <w:spacing w:after="0"/>
-        <w:jc w:val="both"/>
-      </w:pPr>
-      <w:r>
-        <w:t>- включить обновления</w:t>
-      </w:r>
-    </w:p>
-    <w:p>
-      <w:pPr>
-        <w:spacing w:after="0"/>
-        <w:jc w:val="both"/>
-      </w:pPr>
-      <w:r>
-        <w:t>- включить удалённый рабочий стол</w:t>
-      </w:r>
-    </w:p>
-    <w:p>
-      <w:pPr>
-        <w:spacing w:after="0"/>
-        <w:jc w:val="both"/>
-        <w:rPr>
-          <w:lang w:val="en-US"/>
-        </w:rPr>
-      </w:pPr>
-      <w:r>
-        <w:t>И т.д.</w:t>
-      </w:r>
-    </w:p>
-    <w:p>
-      <w:pPr>
-        <w:spacing w:after="0"/>
-        <w:jc w:val="both"/>
-        <w:rPr>
-          <w:lang w:val="en-US"/>
-        </w:rPr>
-      </w:pPr>
-    </w:p>
-    <w:p>
-      <w:pPr>
-        <w:spacing w:after="0"/>
-        <w:jc w:val="both"/>
-      </w:pPr>
-      <w:r>
-        <w:rPr>
-          <w:lang w:val="en-US"/>
-        </w:rPr>
-        <w:t>Windows</w:t>
-      </w:r>
-      <w:r>
-        <w:t xml:space="preserve"> </w:t>
-      </w:r>
-      <w:r>
-        <w:rPr>
-          <w:lang w:val="en-US"/>
-        </w:rPr>
         <w:t>Firewall</w:t>
       </w:r>
       <w:r>
+        <w:rPr>
+          <w:lang w:val="en-US"/>
+        </w:rPr>
         <w:t>.</w:t>
       </w:r>
     </w:p>
@@ -1312,10 +1345,7 @@
         <w:jc w:val="both"/>
       </w:pPr>
       <w:r>
-        <w:t xml:space="preserve">Недалёкие администраторы просто отключают </w:t>
-      </w:r>
-      <w:r>
-        <w:t>файрволл</w:t>
+        <w:t>Недалёкие администраторы просто отключают файрволл</w:t>
       </w:r>
       <w:r>
         <w:t xml:space="preserve">, т.к. лень настраивать все настройки. Это неправильно. </w:t>
@@ -1339,22 +1369,13 @@
         <w:t xml:space="preserve"> позволяет защититься от многих атак.</w:t>
       </w:r>
       <w:r>
-        <w:t xml:space="preserve"> Она отслеживает что происходит в сети, и отбивает подключения на те порты, которые мы в явном виде не разрешили. Отключать </w:t>
-      </w:r>
-      <w:r>
-        <w:t>файрволл</w:t>
-      </w:r>
-      <w:r>
-        <w:t xml:space="preserve"> плохо, т.к. этим самым сознательно снижается уровень защиты. Хорошо, когда</w:t>
+        <w:t xml:space="preserve"> Она отслеживает что происходит в сети, и отбивает подключения на те порты, которые мы в явном виде не разрешили. Отключать файрволл плохо, т.к. этим самым сознательно снижается уровень защиты. Хорошо, когда</w:t>
       </w:r>
       <w:r>
         <w:t xml:space="preserve"> </w:t>
       </w:r>
       <w:r>
-        <w:t>файрволл</w:t>
-      </w:r>
-      <w:r>
-        <w:t xml:space="preserve"> работает, потому что этим сознательно повышается уровень защиты. Нужно научиться работать с файрволлом</w:t>
+        <w:t>файрволл работает, потому что этим сознательно повышается уровень защиты. Нужно научиться работать с файрволлом</w:t>
       </w:r>
       <w:r>
         <w:t xml:space="preserve"> – он на самом деле очень простой</w:t>
@@ -1397,9 +1418,6 @@
       <w:pPr>
         <w:spacing w:after="0"/>
         <w:jc w:val="both"/>
-        <w:rPr>
-          <w:lang w:val="en-US"/>
-        </w:rPr>
       </w:pPr>
       <w:r>
         <w:t xml:space="preserve">Если нужно подключаться к серверу по удаленному рабочему столу, нужно включить </w:t>
@@ -1408,13 +1426,7 @@
         <w:rPr>
           <w:lang w:val="en-US"/>
         </w:rPr>
-        <w:t>r</w:t>
-      </w:r>
-      <w:r>
-        <w:rPr>
-          <w:lang w:val="en-US"/>
-        </w:rPr>
-        <w:t>emote</w:t>
+        <w:t>remote</w:t>
       </w:r>
       <w:r>
         <w:t xml:space="preserve"> </w:t>
@@ -1446,35 +1458,41 @@
       <w:r>
         <w:t>.</w:t>
       </w:r>
-    </w:p>
-    <w:p>
-      <w:pPr>
-        <w:spacing w:after="0"/>
-        <w:jc w:val="both"/>
-      </w:pPr>
-    </w:p>
-    <w:p>
-      <w:pPr>
-        <w:spacing w:after="0"/>
-        <w:jc w:val="both"/>
-      </w:pPr>
-    </w:p>
-    <w:p>
-      <w:pPr>
-        <w:spacing w:after="0"/>
-        <w:jc w:val="both"/>
-      </w:pPr>
-    </w:p>
-    <w:p>
-      <w:pPr>
-        <w:spacing w:after="0"/>
-        <w:jc w:val="both"/>
-      </w:pPr>
-      <w:r>
-        <w:rPr>
-          <w:lang w:val="en-US"/>
-        </w:rPr>
+      <w:r>
+        <w:t xml:space="preserve"> При первом включении удаленного рабочего стола, система может сказать, что она прописала </w:t>
+      </w:r>
+      <w:r>
         <w:lastRenderedPageBreak/>
+        <w:t>исключения для файервола, но это баг – она ничего не прописывает – нужно делать вручную.</w:t>
+      </w:r>
+    </w:p>
+    <w:p>
+      <w:pPr>
+        <w:spacing w:after="0"/>
+        <w:jc w:val="both"/>
+      </w:pPr>
+    </w:p>
+    <w:p>
+      <w:pPr>
+        <w:spacing w:after="0"/>
+        <w:jc w:val="both"/>
+      </w:pPr>
+    </w:p>
+    <w:p>
+      <w:pPr>
+        <w:spacing w:after="0"/>
+        <w:jc w:val="both"/>
+      </w:pPr>
+    </w:p>
+    <w:p>
+      <w:pPr>
+        <w:spacing w:after="0"/>
+        <w:jc w:val="both"/>
+      </w:pPr>
+      <w:r>
+        <w:rPr>
+          <w:lang w:val="en-US"/>
+        </w:rPr>
         <w:t>Ethernet</w:t>
       </w:r>
       <w:r>
@@ -1688,7 +1706,446 @@
         <w:t>Нужно настроить обновления, т.к. ОС по умолчанию</w:t>
       </w:r>
       <w:r>
-        <w:t>. 1:00</w:t>
+        <w:t xml:space="preserve"> они отключены. </w:t>
+      </w:r>
+    </w:p>
+    <w:p>
+      <w:pPr>
+        <w:spacing w:after="0"/>
+        <w:jc w:val="both"/>
+      </w:pPr>
+      <w:r>
+        <w:rPr>
+          <w:lang w:val="en-US"/>
+        </w:rPr>
+        <w:t>WS</w:t>
+      </w:r>
+      <w:r>
+        <w:t xml:space="preserve"> написана с низким качеством кода, по этому обновления выходят часто, и причем сами обновления тоже низкого качества. Есть такая инфа, что люди боятся ставить обновления, т.к. каждое обновление рискует убить операционку, и есть такое явление, когда выходит обновление, оно рушит ОС, и за ним сразу прилетает второе обновление с тем же номером, но </w:t>
+      </w:r>
+      <w:r>
+        <w:rPr>
+          <w:lang w:val="en-US"/>
+        </w:rPr>
+        <w:t>v</w:t>
+      </w:r>
+      <w:r>
+        <w:t xml:space="preserve">2. </w:t>
+      </w:r>
+      <w:r>
+        <w:t>Типа патч на патч. И сейчас люди ждут, чтобы дня три прошло после выхода обновление, чтобы его установить, т.к. дело рискованное устанавливать сразу после выпуска.</w:t>
+      </w:r>
+    </w:p>
+    <w:p>
+      <w:pPr>
+        <w:spacing w:after="0"/>
+        <w:jc w:val="both"/>
+      </w:pPr>
+      <w:r>
+        <w:t>Обновление – это потенциально закрытая дырка для злоумышленника.</w:t>
+      </w:r>
+    </w:p>
+    <w:p>
+      <w:pPr>
+        <w:spacing w:after="0"/>
+        <w:jc w:val="both"/>
+      </w:pPr>
+      <w:r>
+        <w:t>Раньше хакеры ломали адресно, а сейчас это делается при помощи автоматизированных инструментов, и если дырку не закрыть, то робот очень быстро вас найдёт.</w:t>
+      </w:r>
+    </w:p>
+    <w:p>
+      <w:pPr>
+        <w:spacing w:after="0"/>
+        <w:jc w:val="both"/>
+      </w:pPr>
+    </w:p>
+    <w:p>
+      <w:pPr>
+        <w:spacing w:after="0"/>
+        <w:jc w:val="both"/>
+      </w:pPr>
+      <w:r>
+        <w:rPr>
+          <w:lang w:val="en-US"/>
+        </w:rPr>
+        <w:t>NIC</w:t>
+      </w:r>
+      <w:r>
+        <w:t xml:space="preserve"> </w:t>
+      </w:r>
+      <w:r>
+        <w:rPr>
+          <w:lang w:val="en-US"/>
+        </w:rPr>
+        <w:t>Teaming</w:t>
+      </w:r>
+      <w:r>
+        <w:t xml:space="preserve"> (</w:t>
+      </w:r>
+      <w:r>
+        <w:t>объединение сетевых карт</w:t>
+      </w:r>
+      <w:r>
+        <w:t>).</w:t>
+      </w:r>
+    </w:p>
+    <w:p>
+      <w:pPr>
+        <w:spacing w:after="0"/>
+        <w:jc w:val="both"/>
+      </w:pPr>
+      <w:r>
+        <w:t xml:space="preserve">Инструмент, с помощью которого можно в одну канальную среду, например в один свитч смотреть двумя интерфейсами, при этом на 2х интерфейсах будет 1 </w:t>
+      </w:r>
+      <w:r>
+        <w:rPr>
+          <w:lang w:val="en-US"/>
+        </w:rPr>
+        <w:t>IP</w:t>
+      </w:r>
+      <w:r>
+        <w:t>.</w:t>
+      </w:r>
+      <w:r>
+        <w:t xml:space="preserve"> </w:t>
+      </w:r>
+      <w:r>
+        <w:t xml:space="preserve">Это полезно для тех серверов, у которых есть 2 и более разъёма для </w:t>
+      </w:r>
+      <w:r>
+        <w:rPr>
+          <w:lang w:val="en-US"/>
+        </w:rPr>
+        <w:t>Ethernet</w:t>
+      </w:r>
+      <w:r>
+        <w:t xml:space="preserve">, в них во все втыкаются провода для свитча, объединяются в один групповой интерфейс, и на этот групповой интерфейс вешается один </w:t>
+      </w:r>
+      <w:r>
+        <w:rPr>
+          <w:lang w:val="en-US"/>
+        </w:rPr>
+        <w:t>IP</w:t>
+      </w:r>
+      <w:r>
+        <w:t xml:space="preserve">. </w:t>
+      </w:r>
+      <w:r>
+        <w:t>Это нужно для сценария вида защиты от падения одного физического интерфейса.</w:t>
+      </w:r>
+    </w:p>
+    <w:p>
+      <w:pPr>
+        <w:spacing w:after="0"/>
+        <w:jc w:val="both"/>
+      </w:pPr>
+      <w:r>
+        <w:t>Есть балансировка трафика.</w:t>
+      </w:r>
+      <w:r>
+        <w:t xml:space="preserve"> </w:t>
+      </w:r>
+    </w:p>
+    <w:p>
+      <w:pPr>
+        <w:spacing w:after="0"/>
+        <w:jc w:val="both"/>
+      </w:pPr>
+    </w:p>
+    <w:p>
+      <w:pPr>
+        <w:spacing w:after="0"/>
+        <w:jc w:val="center"/>
+      </w:pPr>
+      <w:r>
+        <w:lastRenderedPageBreak/>
+        <w:t>Роли и компоненты.</w:t>
+      </w:r>
+    </w:p>
+    <w:p>
+      <w:pPr>
+        <w:spacing w:after="0"/>
+        <w:jc w:val="both"/>
+      </w:pPr>
+      <w:r>
+        <w:t>DISM (Deployment Image Servicing and Management) — это встроенная в Windows утилита командной строки для обслуживания, подготовки и восстановления образов системы, включая WIM-файлы, VHD и работающую ОС. Она используется для восстановления поврежденных компонентов, установки обновлений, драйверов и настройки компонентов. Часто применяется вместе с SFC для исправления системных ошибок.</w:t>
+      </w:r>
+    </w:p>
+    <w:p>
+      <w:pPr>
+        <w:spacing w:after="0"/>
+        <w:jc w:val="both"/>
+      </w:pPr>
+      <w:r>
+        <w:rPr>
+          <w:lang w:val="en-US"/>
+        </w:rPr>
+        <w:t>DISM</w:t>
+      </w:r>
+      <w:r>
+        <w:t xml:space="preserve"> перечисляет, устанавливает, удаляет, настраивает и обновляет компоненты и пакеты в образах </w:t>
+      </w:r>
+      <w:r>
+        <w:rPr>
+          <w:lang w:val="en-US"/>
+        </w:rPr>
+        <w:t>Windows</w:t>
+      </w:r>
+      <w:r>
+        <w:t>. Список доступных команд зависит от</w:t>
+      </w:r>
+      <w:r>
+        <w:t xml:space="preserve"> </w:t>
+      </w:r>
+      <w:r>
+        <w:t>обслуживаемого образа, а также от того, находится ли образ в автономном или</w:t>
+      </w:r>
+      <w:r>
+        <w:t xml:space="preserve"> </w:t>
+      </w:r>
+      <w:r>
+        <w:t>рабочем состоянии.</w:t>
+      </w:r>
+    </w:p>
+    <w:p>
+      <w:pPr>
+        <w:spacing w:after="0"/>
+        <w:jc w:val="both"/>
+      </w:pPr>
+    </w:p>
+    <w:p>
+      <w:pPr>
+        <w:spacing w:after="0"/>
+        <w:jc w:val="both"/>
+      </w:pPr>
+      <w:r>
+        <w:t>Через неё можно работать с ролями и компонентами</w:t>
+      </w:r>
+      <w:r>
+        <w:t>. Она не различает роли и компоненты и сваливает их в одну кучу.</w:t>
+      </w:r>
+    </w:p>
+    <w:p>
+      <w:pPr>
+        <w:spacing w:after="0"/>
+        <w:jc w:val="both"/>
+      </w:pPr>
+    </w:p>
+    <w:p>
+      <w:pPr>
+        <w:spacing w:after="0"/>
+        <w:jc w:val="both"/>
+      </w:pPr>
+      <w:r>
+        <w:t>Команда для вывода всех компонентов в текущей ОС(</w:t>
+      </w:r>
+      <w:r>
+        <w:t>/</w:t>
+      </w:r>
+      <w:r>
+        <w:rPr>
+          <w:lang w:val="en-US"/>
+        </w:rPr>
+        <w:t>online</w:t>
+      </w:r>
+      <w:r>
+        <w:t>)</w:t>
+      </w:r>
+    </w:p>
+    <w:p>
+      <w:pPr>
+        <w:spacing w:after="0"/>
+        <w:jc w:val="both"/>
+      </w:pPr>
+      <w:r>
+        <w:rPr>
+          <w:noProof/>
+        </w:rPr>
+        <w:drawing>
+          <wp:inline distT="0" distB="0" distL="0" distR="0" wp14:anchorId="31744883" wp14:editId="550E8F7F">
+            <wp:extent cx="4572000" cy="542925"/>
+            <wp:effectExtent l="0" t="0" r="0" b="9525"/>
+            <wp:docPr id="907282252" name="Рисунок 1"/>
+            <wp:cNvGraphicFramePr>
+              <a:graphicFrameLocks xmlns:a="http://schemas.openxmlformats.org/drawingml/2006/main" noChangeAspect="1"/>
+            </wp:cNvGraphicFramePr>
+            <a:graphic xmlns:a="http://schemas.openxmlformats.org/drawingml/2006/main">
+              <a:graphicData uri="http://schemas.openxmlformats.org/drawingml/2006/picture">
+                <pic:pic xmlns:pic="http://schemas.openxmlformats.org/drawingml/2006/picture">
+                  <pic:nvPicPr>
+                    <pic:cNvPr id="907282252" name=""/>
+                    <pic:cNvPicPr/>
+                  </pic:nvPicPr>
+                  <pic:blipFill>
+                    <a:blip r:embed="rId11"/>
+                    <a:stretch>
+                      <a:fillRect/>
+                    </a:stretch>
+                  </pic:blipFill>
+                  <pic:spPr>
+                    <a:xfrm>
+                      <a:off x="0" y="0"/>
+                      <a:ext cx="4572000" cy="542925"/>
+                    </a:xfrm>
+                    <a:prstGeom prst="rect">
+                      <a:avLst/>
+                    </a:prstGeom>
+                  </pic:spPr>
+                </pic:pic>
+              </a:graphicData>
+            </a:graphic>
+          </wp:inline>
+        </w:drawing>
+      </w:r>
+    </w:p>
+    <w:p>
+      <w:pPr>
+        <w:spacing w:after="0"/>
+        <w:jc w:val="both"/>
+        <w:rPr>
+          <w:lang w:val="en-US"/>
+        </w:rPr>
+      </w:pPr>
+    </w:p>
+    <w:p>
+      <w:pPr>
+        <w:spacing w:after="0"/>
+        <w:jc w:val="both"/>
+      </w:pPr>
+      <w:r>
+        <w:t xml:space="preserve">Перед установкой компонента через </w:t>
+      </w:r>
+      <w:r>
+        <w:rPr>
+          <w:lang w:val="en-US"/>
+        </w:rPr>
+        <w:t>dism</w:t>
+      </w:r>
+      <w:r>
+        <w:t xml:space="preserve"> нужно сначала проверить всё ли с компонентом в порядке:</w:t>
+      </w:r>
+    </w:p>
+    <w:p>
+      <w:pPr>
+        <w:spacing w:after="0"/>
+        <w:jc w:val="both"/>
+      </w:pPr>
+      <w:r>
+        <w:rPr>
+          <w:noProof/>
+        </w:rPr>
+        <w:drawing>
+          <wp:inline distT="0" distB="0" distL="0" distR="0" wp14:anchorId="3B53102E" wp14:editId="7CA07585">
+            <wp:extent cx="4686300" cy="676275"/>
+            <wp:effectExtent l="0" t="0" r="0" b="9525"/>
+            <wp:docPr id="205054229" name="Рисунок 1"/>
+            <wp:cNvGraphicFramePr>
+              <a:graphicFrameLocks xmlns:a="http://schemas.openxmlformats.org/drawingml/2006/main" noChangeAspect="1"/>
+            </wp:cNvGraphicFramePr>
+            <a:graphic xmlns:a="http://schemas.openxmlformats.org/drawingml/2006/main">
+              <a:graphicData uri="http://schemas.openxmlformats.org/drawingml/2006/picture">
+                <pic:pic xmlns:pic="http://schemas.openxmlformats.org/drawingml/2006/picture">
+                  <pic:nvPicPr>
+                    <pic:cNvPr id="205054229" name=""/>
+                    <pic:cNvPicPr/>
+                  </pic:nvPicPr>
+                  <pic:blipFill>
+                    <a:blip r:embed="rId12"/>
+                    <a:stretch>
+                      <a:fillRect/>
+                    </a:stretch>
+                  </pic:blipFill>
+                  <pic:spPr>
+                    <a:xfrm>
+                      <a:off x="0" y="0"/>
+                      <a:ext cx="4686300" cy="676275"/>
+                    </a:xfrm>
+                    <a:prstGeom prst="rect">
+                      <a:avLst/>
+                    </a:prstGeom>
+                  </pic:spPr>
+                </pic:pic>
+              </a:graphicData>
+            </a:graphic>
+          </wp:inline>
+        </w:drawing>
+      </w:r>
+    </w:p>
+    <w:p>
+      <w:pPr>
+        <w:spacing w:after="0"/>
+        <w:jc w:val="both"/>
+      </w:pPr>
+    </w:p>
+    <w:p>
+      <w:pPr>
+        <w:spacing w:after="0"/>
+        <w:jc w:val="both"/>
+      </w:pPr>
+      <w:r>
+        <w:t>Установить компонент:</w:t>
+      </w:r>
+    </w:p>
+    <w:p>
+      <w:pPr>
+        <w:spacing w:after="0"/>
+        <w:jc w:val="both"/>
+      </w:pPr>
+      <w:r>
+        <w:rPr>
+          <w:noProof/>
+        </w:rPr>
+        <w:drawing>
+          <wp:inline distT="0" distB="0" distL="0" distR="0" wp14:anchorId="00B1D474" wp14:editId="60CE6C0D">
+            <wp:extent cx="5939790" cy="470535"/>
+            <wp:effectExtent l="0" t="0" r="3810" b="5715"/>
+            <wp:docPr id="1453183110" name="Рисунок 1"/>
+            <wp:cNvGraphicFramePr>
+              <a:graphicFrameLocks xmlns:a="http://schemas.openxmlformats.org/drawingml/2006/main" noChangeAspect="1"/>
+            </wp:cNvGraphicFramePr>
+            <a:graphic xmlns:a="http://schemas.openxmlformats.org/drawingml/2006/main">
+              <a:graphicData uri="http://schemas.openxmlformats.org/drawingml/2006/picture">
+                <pic:pic xmlns:pic="http://schemas.openxmlformats.org/drawingml/2006/picture">
+                  <pic:nvPicPr>
+                    <pic:cNvPr id="1453183110" name=""/>
+                    <pic:cNvPicPr/>
+                  </pic:nvPicPr>
+                  <pic:blipFill>
+                    <a:blip r:embed="rId13"/>
+                    <a:stretch>
+                      <a:fillRect/>
+                    </a:stretch>
+                  </pic:blipFill>
+                  <pic:spPr>
+                    <a:xfrm>
+                      <a:off x="0" y="0"/>
+                      <a:ext cx="5939790" cy="470535"/>
+                    </a:xfrm>
+                    <a:prstGeom prst="rect">
+                      <a:avLst/>
+                    </a:prstGeom>
+                  </pic:spPr>
+                </pic:pic>
+              </a:graphicData>
+            </a:graphic>
+          </wp:inline>
+        </w:drawing>
+      </w:r>
+    </w:p>
+    <w:p>
+      <w:pPr>
+        <w:spacing w:after="0"/>
+        <w:jc w:val="both"/>
+      </w:pPr>
+    </w:p>
+    <w:p>
+      <w:pPr>
+        <w:spacing w:after="0"/>
+        <w:jc w:val="both"/>
+      </w:pPr>
+      <w:r>
+        <w:t>Эта утилита может работать с компонентами даже на тех ОС, которые не запущены сейчас, но установлены на какой-то диск и лежат в какой-то папке.</w:t>
       </w:r>
     </w:p>
     <w:sectPr>

--- a/WindowsServer 2012/Module 1.docx
+++ b/WindowsServer 2012/Module 1.docx
@@ -253,21 +253,25 @@
       <w:r>
         <w:t xml:space="preserve">либо при помощи скрипта </w:t>
       </w:r>
+      <w:proofErr w:type="spellStart"/>
       <w:r>
         <w:rPr>
           <w:lang w:val="en-US"/>
         </w:rPr>
         <w:t>sconfig</w:t>
       </w:r>
+      <w:proofErr w:type="spellEnd"/>
       <w:r>
         <w:t>.</w:t>
       </w:r>
+      <w:proofErr w:type="spellStart"/>
       <w:r>
         <w:rPr>
           <w:lang w:val="en-US"/>
         </w:rPr>
         <w:t>cmd</w:t>
       </w:r>
+      <w:proofErr w:type="spellEnd"/>
       <w:r>
         <w:t>, который умеет делать базовые вещи</w:t>
       </w:r>
@@ -329,17 +333,32 @@
         <w:t xml:space="preserve">Роль - это цельная совокупность компонентов, которые решают какую-то определённую большую задачу. Например, </w:t>
       </w:r>
       <w:r>
-        <w:t>контроллер домена active directory</w:t>
-      </w:r>
+        <w:t xml:space="preserve">контроллер домена </w:t>
+      </w:r>
+      <w:proofErr w:type="spellStart"/>
+      <w:r>
+        <w:t>active</w:t>
+      </w:r>
+      <w:proofErr w:type="spellEnd"/>
+      <w:r>
+        <w:t xml:space="preserve"> </w:t>
+      </w:r>
+      <w:proofErr w:type="spellStart"/>
+      <w:r>
+        <w:t>directory</w:t>
+      </w:r>
+      <w:proofErr w:type="spellEnd"/>
       <w:r>
         <w:t xml:space="preserve">, чтобы он заработал, нужно много компонентов, например </w:t>
       </w:r>
+      <w:proofErr w:type="spellStart"/>
       <w:r>
         <w:rPr>
           <w:lang w:val="en-US"/>
         </w:rPr>
         <w:t>dns</w:t>
       </w:r>
+      <w:proofErr w:type="spellEnd"/>
       <w:r>
         <w:t>-</w:t>
       </w:r>
@@ -493,7 +512,15 @@
         <w:t xml:space="preserve"> – это известный баг</w:t>
       </w:r>
       <w:r>
-        <w:t>, на серваке луче ставить по умолчанию английскую раскладку, а добавочную делать русскую.</w:t>
+        <w:t xml:space="preserve">, на </w:t>
+      </w:r>
+      <w:proofErr w:type="spellStart"/>
+      <w:r>
+        <w:t>серваке</w:t>
+      </w:r>
+      <w:proofErr w:type="spellEnd"/>
+      <w:r>
+        <w:t xml:space="preserve"> луче ставить по умолчанию английскую раскладку, а добавочную делать русскую.</w:t>
       </w:r>
     </w:p>
     <w:p>
@@ -571,12 +598,14 @@
       <w:r>
         <w:t xml:space="preserve"> то откроется </w:t>
       </w:r>
+      <w:proofErr w:type="spellStart"/>
       <w:r>
         <w:rPr>
           <w:lang w:val="en-US"/>
         </w:rPr>
         <w:t>cmd</w:t>
       </w:r>
+      <w:proofErr w:type="spellEnd"/>
       <w:r>
         <w:t xml:space="preserve">. </w:t>
       </w:r>
@@ -750,7 +779,15 @@
         <w:t>Обновление – сохранит настройки с предыдущей ОС. Не рекомендуется, т.к. сохраняются все баги и косяки из прошлой редакции</w:t>
       </w:r>
       <w:r>
-        <w:t>, вся вирусня тоже перейдет</w:t>
+        <w:t xml:space="preserve">, вся </w:t>
+      </w:r>
+      <w:proofErr w:type="spellStart"/>
+      <w:r>
+        <w:t>вирусня</w:t>
+      </w:r>
+      <w:proofErr w:type="spellEnd"/>
+      <w:r>
+        <w:t xml:space="preserve"> тоже перейдет</w:t>
       </w:r>
       <w:r>
         <w:t>, могут быть проблемы несовместимости с софтом</w:t>
@@ -911,7 +948,15 @@
         <w:jc w:val="both"/>
       </w:pPr>
       <w:r>
-        <w:t xml:space="preserve">1. Если сервер ставится на раздел, который будет на каком-то хитром носителе располагаться, допустим на рэйд-контроллере, то может понадобится загрузка драйвера – </w:t>
+        <w:t xml:space="preserve">1. Если сервер ставится на раздел, который будет на каком-то хитром носителе располагаться, допустим на </w:t>
+      </w:r>
+      <w:proofErr w:type="spellStart"/>
+      <w:r>
+        <w:t>рэйд</w:t>
+      </w:r>
+      <w:proofErr w:type="spellEnd"/>
+      <w:r>
+        <w:t xml:space="preserve">-контроллере, то может понадобится загрузка драйвера – </w:t>
       </w:r>
       <w:r>
         <w:rPr>
@@ -995,7 +1040,15 @@
         <w:t xml:space="preserve">форматирование диска, форматирование раздела. Его не обязательно использовать. </w:t>
       </w:r>
       <w:r>
-        <w:t xml:space="preserve">Если указать в качестве назначения неформатированный раздел, система сама его быстро форматнёт. Единственное, зачем имеет смысл использовать форматирование – это убедиться, что носитель вообще везде читается, т.е. что нет критичных жутких областей с бэд-блоками, где половина носителя не читается, т.к. она уже умерла. В случае с быстрым форматированием – это необязательно проверит всю поверхность диска, а </w:t>
+        <w:t xml:space="preserve">Если указать в качестве назначения неформатированный раздел, система сама его быстро </w:t>
+      </w:r>
+      <w:proofErr w:type="spellStart"/>
+      <w:r>
+        <w:t>форматнёт</w:t>
+      </w:r>
+      <w:proofErr w:type="spellEnd"/>
+      <w:r>
+        <w:t xml:space="preserve">. Единственное, зачем имеет смысл использовать форматирование – это убедиться, что носитель вообще везде читается, т.е. что нет критичных жутких областей с бэд-блоками, где половина носителя не читается, т.к. она уже умерла. В случае с быстрым форматированием – это необязательно проверит всю поверхность диска, а </w:t>
       </w:r>
       <w:r>
         <w:rPr>
@@ -1519,12 +1572,14 @@
       <w:r>
         <w:t xml:space="preserve">По умолчанию </w:t>
       </w:r>
+      <w:proofErr w:type="spellStart"/>
       <w:r>
         <w:rPr>
           <w:lang w:val="en-US"/>
         </w:rPr>
         <w:t>IPv</w:t>
       </w:r>
+      <w:proofErr w:type="spellEnd"/>
       <w:r>
         <w:t>6</w:t>
       </w:r>
@@ -1537,12 +1592,14 @@
       <w:r>
         <w:t xml:space="preserve"> как работать – резко снижают безопасность. А именно </w:t>
       </w:r>
+      <w:proofErr w:type="spellStart"/>
       <w:r>
         <w:rPr>
           <w:lang w:val="en-US"/>
         </w:rPr>
         <w:t>IPv</w:t>
       </w:r>
+      <w:proofErr w:type="spellEnd"/>
       <w:r>
         <w:t>6</w:t>
       </w:r>
@@ -1564,24 +1621,36 @@
       <w:r>
         <w:t xml:space="preserve"> у которых есть </w:t>
       </w:r>
+      <w:proofErr w:type="spellStart"/>
       <w:r>
         <w:rPr>
           <w:lang w:val="en-US"/>
         </w:rPr>
         <w:t>IPv</w:t>
       </w:r>
+      <w:proofErr w:type="spellEnd"/>
       <w:r>
         <w:t xml:space="preserve">6 </w:t>
       </w:r>
       <w:r>
-        <w:t xml:space="preserve">могут смотреть друг на друга. Не существует ната. Если в </w:t>
-      </w:r>
+        <w:t xml:space="preserve">могут смотреть друг на друга. Не существует </w:t>
+      </w:r>
+      <w:proofErr w:type="spellStart"/>
+      <w:r>
+        <w:t>ната</w:t>
+      </w:r>
+      <w:proofErr w:type="spellEnd"/>
+      <w:r>
+        <w:t xml:space="preserve">. Если в </w:t>
+      </w:r>
+      <w:proofErr w:type="spellStart"/>
       <w:r>
         <w:rPr>
           <w:lang w:val="en-US"/>
         </w:rPr>
         <w:t>IPv</w:t>
       </w:r>
+      <w:proofErr w:type="spellEnd"/>
       <w:r>
         <w:t xml:space="preserve">4 </w:t>
       </w:r>
@@ -1600,12 +1669,14 @@
       <w:r>
         <w:t xml:space="preserve"> маршрутизатора. Но в </w:t>
       </w:r>
+      <w:proofErr w:type="spellStart"/>
       <w:r>
         <w:rPr>
           <w:lang w:val="en-US"/>
         </w:rPr>
         <w:t>ws</w:t>
       </w:r>
+      <w:proofErr w:type="spellEnd"/>
       <w:r>
         <w:t xml:space="preserve"> </w:t>
       </w:r>
@@ -1616,14 +1687,24 @@
         <w:t xml:space="preserve"> по умолчанию</w:t>
       </w:r>
       <w:r>
-        <w:t xml:space="preserve"> есть обходной механизм, который называется тереда – она ставит туннель до </w:t>
-      </w:r>
+        <w:t xml:space="preserve"> есть обходной механизм, который называется </w:t>
+      </w:r>
+      <w:proofErr w:type="spellStart"/>
+      <w:r>
+        <w:t>тереда</w:t>
+      </w:r>
+      <w:proofErr w:type="spellEnd"/>
+      <w:r>
+        <w:t xml:space="preserve"> – она ставит туннель до </w:t>
+      </w:r>
+      <w:proofErr w:type="spellStart"/>
       <w:r>
         <w:rPr>
           <w:lang w:val="en-US"/>
         </w:rPr>
         <w:t>IPv</w:t>
       </w:r>
+      <w:proofErr w:type="spellEnd"/>
       <w:r>
         <w:t>4</w:t>
       </w:r>
@@ -1639,42 +1720,53 @@
       <w:r>
         <w:t xml:space="preserve">, и нам по умолчанию назначается </w:t>
       </w:r>
+      <w:proofErr w:type="spellStart"/>
       <w:r>
         <w:rPr>
           <w:lang w:val="en-US"/>
         </w:rPr>
         <w:t>IPv</w:t>
       </w:r>
+      <w:proofErr w:type="spellEnd"/>
       <w:r>
         <w:t xml:space="preserve">6. </w:t>
       </w:r>
       <w:r>
-        <w:t>И его реально можно использовать для подключения к нашему удаленному серверу. Можно сколько угодно обнастраиваться</w:t>
-      </w:r>
+        <w:t xml:space="preserve">И его реально можно использовать для подключения к нашему удаленному серверу. Можно сколько угодно </w:t>
+      </w:r>
+      <w:proofErr w:type="spellStart"/>
+      <w:r>
+        <w:t>обнастраиваться</w:t>
+      </w:r>
+      <w:proofErr w:type="spellEnd"/>
       <w:r>
         <w:t xml:space="preserve"> нат и</w:t>
       </w:r>
       <w:r>
         <w:t xml:space="preserve"> файрволлом на </w:t>
       </w:r>
+      <w:proofErr w:type="spellStart"/>
       <w:r>
         <w:rPr>
           <w:lang w:val="en-US"/>
         </w:rPr>
         <w:t>IPv</w:t>
       </w:r>
+      <w:proofErr w:type="spellEnd"/>
       <w:r>
         <w:t>4</w:t>
       </w:r>
       <w:r>
         <w:t xml:space="preserve">, но до тех пор, пока тоже самое не сделать для </w:t>
       </w:r>
+      <w:proofErr w:type="spellStart"/>
       <w:r>
         <w:rPr>
           <w:lang w:val="en-US"/>
         </w:rPr>
         <w:t>IPv</w:t>
       </w:r>
+      <w:proofErr w:type="spellEnd"/>
       <w:r>
         <w:t xml:space="preserve">6 </w:t>
       </w:r>
@@ -1869,7 +1961,31 @@
         <w:jc w:val="both"/>
       </w:pPr>
       <w:r>
-        <w:t>DISM (Deployment Image Servicing and Management) — это встроенная в Windows утилита командной строки для обслуживания, подготовки и восстановления образов системы, включая WIM-файлы, VHD и работающую ОС. Она используется для восстановления поврежденных компонентов, установки обновлений, драйверов и настройки компонентов. Часто применяется вместе с SFC для исправления системных ошибок.</w:t>
+        <w:t>DISM (</w:t>
+      </w:r>
+      <w:proofErr w:type="spellStart"/>
+      <w:r>
+        <w:t>Deployment</w:t>
+      </w:r>
+      <w:proofErr w:type="spellEnd"/>
+      <w:r>
+        <w:t xml:space="preserve"> Image </w:t>
+      </w:r>
+      <w:proofErr w:type="spellStart"/>
+      <w:r>
+        <w:t>Servicing</w:t>
+      </w:r>
+      <w:proofErr w:type="spellEnd"/>
+      <w:r>
+        <w:t xml:space="preserve"> </w:t>
+      </w:r>
+      <w:proofErr w:type="spellStart"/>
+      <w:r>
+        <w:t>and</w:t>
+      </w:r>
+      <w:proofErr w:type="spellEnd"/>
+      <w:r>
+        <w:t xml:space="preserve"> Management) — это встроенная в Windows утилита командной строки для обслуживания, подготовки и восстановления образов системы, включая WIM-файлы, VHD и работающую ОС. Она используется для восстановления поврежденных компонентов, установки обновлений, драйверов и настройки компонентов. Часто применяется вместе с SFC для исправления системных ошибок.</w:t>
       </w:r>
     </w:p>
     <w:p>
@@ -2016,12 +2132,14 @@
       <w:r>
         <w:t xml:space="preserve">Перед установкой компонента через </w:t>
       </w:r>
+      <w:proofErr w:type="spellStart"/>
       <w:r>
         <w:rPr>
           <w:lang w:val="en-US"/>
         </w:rPr>
         <w:t>dism</w:t>
       </w:r>
+      <w:proofErr w:type="spellEnd"/>
       <w:r>
         <w:t xml:space="preserve"> нужно сначала проверить всё ли с компонентом в порядке:</w:t>
       </w:r>
@@ -2143,9 +2261,1331 @@
       <w:pPr>
         <w:spacing w:after="0"/>
         <w:jc w:val="both"/>
+        <w:rPr>
+          <w:lang w:val="en-US"/>
+        </w:rPr>
       </w:pPr>
       <w:r>
         <w:t>Эта утилита может работать с компонентами даже на тех ОС, которые не запущены сейчас, но установлены на какой-то диск и лежат в какой-то папке.</w:t>
+      </w:r>
+    </w:p>
+    <w:p>
+      <w:pPr>
+        <w:spacing w:after="0"/>
+        <w:jc w:val="both"/>
+        <w:rPr>
+          <w:lang w:val="en-US"/>
+        </w:rPr>
+      </w:pPr>
+    </w:p>
+    <w:p>
+      <w:pPr>
+        <w:spacing w:after="0"/>
+        <w:jc w:val="both"/>
+      </w:pPr>
+      <w:r>
+        <w:t>Урок 4.</w:t>
+      </w:r>
+    </w:p>
+    <w:p>
+      <w:pPr>
+        <w:spacing w:after="0"/>
+        <w:jc w:val="both"/>
+      </w:pPr>
+      <w:r>
+        <w:t>Что такое сервер-менеджер?</w:t>
+      </w:r>
+    </w:p>
+    <w:p>
+      <w:pPr>
+        <w:spacing w:after="0"/>
+        <w:jc w:val="both"/>
+      </w:pPr>
+      <w:r>
+        <w:t>- с одного сервера можно управлять несколькими серверами в сети</w:t>
+      </w:r>
+    </w:p>
+    <w:p>
+      <w:pPr>
+        <w:spacing w:after="0"/>
+        <w:jc w:val="both"/>
+      </w:pPr>
+      <w:r>
+        <w:t>- добавлять роли и компоненты</w:t>
+      </w:r>
+    </w:p>
+    <w:p>
+      <w:pPr>
+        <w:spacing w:after="0"/>
+        <w:jc w:val="both"/>
+      </w:pPr>
+      <w:r>
+        <w:t xml:space="preserve">- запускать </w:t>
+      </w:r>
+      <w:proofErr w:type="spellStart"/>
+      <w:r>
+        <w:rPr>
+          <w:lang w:val="en-US"/>
+        </w:rPr>
+        <w:t>powerShell</w:t>
+      </w:r>
+      <w:proofErr w:type="spellEnd"/>
+      <w:r>
+        <w:t xml:space="preserve"> соединения с удаленными серверами</w:t>
+      </w:r>
+    </w:p>
+    <w:p>
+      <w:pPr>
+        <w:spacing w:after="0"/>
+        <w:jc w:val="both"/>
+      </w:pPr>
+      <w:r>
+        <w:t xml:space="preserve">- просматривать </w:t>
+      </w:r>
+      <w:r>
+        <w:rPr>
+          <w:lang w:val="en-US"/>
+        </w:rPr>
+        <w:t>event</w:t>
+      </w:r>
+      <w:r>
+        <w:t>-логи</w:t>
+      </w:r>
+    </w:p>
+    <w:p>
+      <w:pPr>
+        <w:spacing w:after="0"/>
+        <w:jc w:val="both"/>
+      </w:pPr>
+      <w:r>
+        <w:t>- выполнение задач по настройке сервера</w:t>
+      </w:r>
+    </w:p>
+    <w:p>
+      <w:pPr>
+        <w:spacing w:after="0"/>
+        <w:jc w:val="both"/>
+      </w:pPr>
+      <w:r>
+        <w:t>- управление серверами нижнего уровня</w:t>
+      </w:r>
+    </w:p>
+    <w:p>
+      <w:pPr>
+        <w:spacing w:after="0"/>
+        <w:jc w:val="both"/>
+      </w:pPr>
+      <w:r>
+        <w:t xml:space="preserve">Понятное дело, что это не единственный инструмент, с помощью </w:t>
+      </w:r>
+      <w:proofErr w:type="spellStart"/>
+      <w:r>
+        <w:t>которго</w:t>
+      </w:r>
+      <w:proofErr w:type="spellEnd"/>
+      <w:r>
+        <w:t xml:space="preserve"> происходит управление серверами.</w:t>
+      </w:r>
+    </w:p>
+    <w:p>
+      <w:pPr>
+        <w:spacing w:after="0"/>
+        <w:jc w:val="both"/>
+      </w:pPr>
+    </w:p>
+    <w:p>
+      <w:pPr>
+        <w:spacing w:after="0"/>
+        <w:jc w:val="both"/>
+      </w:pPr>
+      <w:r>
+        <w:lastRenderedPageBreak/>
+        <w:t>Инструмент</w:t>
+      </w:r>
+      <w:r>
+        <w:rPr>
+          <w:lang w:val="en-US"/>
+        </w:rPr>
+        <w:t xml:space="preserve"> </w:t>
+      </w:r>
+      <w:r>
+        <w:rPr>
+          <w:lang w:val="en-US"/>
+        </w:rPr>
+        <w:t>Best Practice Analyzer (BPA)</w:t>
+      </w:r>
+    </w:p>
+    <w:p>
+      <w:pPr>
+        <w:spacing w:after="0"/>
+        <w:jc w:val="both"/>
+      </w:pPr>
+      <w:r>
+        <w:t>Позволяет определить эффективно ли функционируют роли в сети.</w:t>
+      </w:r>
+    </w:p>
+    <w:p>
+      <w:pPr>
+        <w:spacing w:after="0"/>
+        <w:jc w:val="both"/>
+      </w:pPr>
+      <w:r>
+        <w:t xml:space="preserve">Для многих продуктов у </w:t>
+      </w:r>
+      <w:r>
+        <w:rPr>
+          <w:lang w:val="en-US"/>
+        </w:rPr>
+        <w:t>Microsoft</w:t>
+      </w:r>
+      <w:r>
+        <w:t xml:space="preserve"> </w:t>
+      </w:r>
+      <w:r>
+        <w:t xml:space="preserve">есть анализатор установленного экземпляра продукта, для проверки на соответствие лучшим практикам. Он смотрит: </w:t>
+      </w:r>
+    </w:p>
+    <w:p>
+      <w:pPr>
+        <w:spacing w:after="0"/>
+        <w:jc w:val="both"/>
+      </w:pPr>
+      <w:r>
+        <w:t xml:space="preserve">- есть ли </w:t>
+      </w:r>
+      <w:r>
+        <w:rPr>
+          <w:lang w:val="en-US"/>
+        </w:rPr>
+        <w:t>event</w:t>
+      </w:r>
+      <w:r>
+        <w:t>-</w:t>
+      </w:r>
+      <w:r>
+        <w:t>логи, если есть ошибки и предупреждения – он их показывает.</w:t>
+      </w:r>
+    </w:p>
+    <w:p>
+      <w:pPr>
+        <w:spacing w:after="0"/>
+        <w:jc w:val="both"/>
+      </w:pPr>
+      <w:r>
+        <w:t>- если видит заведомо плохо настроенные роли или компоненты – он тоже скажет об этом.</w:t>
+      </w:r>
+    </w:p>
+    <w:p>
+      <w:pPr>
+        <w:spacing w:after="0"/>
+        <w:jc w:val="both"/>
+      </w:pPr>
+      <w:r>
+        <w:t>По факту ничего особенного не делает – анализирует логи, и примитивные базовые настройки. Всё тоже самое можно делать самостоятельно.</w:t>
+      </w:r>
+    </w:p>
+    <w:p>
+      <w:pPr>
+        <w:spacing w:after="0"/>
+        <w:jc w:val="both"/>
+      </w:pPr>
+    </w:p>
+    <w:p>
+      <w:pPr>
+        <w:spacing w:after="0"/>
+        <w:jc w:val="both"/>
+        <w:rPr>
+          <w:lang w:val="en-US"/>
+        </w:rPr>
+      </w:pPr>
+      <w:r>
+        <w:t>Инструменты администрирования и средства удалённого администрирования</w:t>
+      </w:r>
+      <w:r>
+        <w:t xml:space="preserve"> сервером</w:t>
+      </w:r>
+      <w:r>
+        <w:t>.</w:t>
+      </w:r>
+    </w:p>
+    <w:p>
+      <w:pPr>
+        <w:spacing w:after="0"/>
+        <w:jc w:val="both"/>
+        <w:rPr>
+          <w:lang w:val="en-US"/>
+        </w:rPr>
+      </w:pPr>
+      <w:r>
+        <w:rPr>
+          <w:noProof/>
+        </w:rPr>
+        <w:drawing>
+          <wp:inline distT="0" distB="0" distL="0" distR="0" wp14:anchorId="69BC19B6" wp14:editId="56518F56">
+            <wp:extent cx="2907323" cy="902775"/>
+            <wp:effectExtent l="0" t="0" r="7620" b="0"/>
+            <wp:docPr id="290646148" name="Рисунок 1"/>
+            <wp:cNvGraphicFramePr>
+              <a:graphicFrameLocks xmlns:a="http://schemas.openxmlformats.org/drawingml/2006/main" noChangeAspect="1"/>
+            </wp:cNvGraphicFramePr>
+            <a:graphic xmlns:a="http://schemas.openxmlformats.org/drawingml/2006/main">
+              <a:graphicData uri="http://schemas.openxmlformats.org/drawingml/2006/picture">
+                <pic:pic xmlns:pic="http://schemas.openxmlformats.org/drawingml/2006/picture">
+                  <pic:nvPicPr>
+                    <pic:cNvPr id="290646148" name=""/>
+                    <pic:cNvPicPr/>
+                  </pic:nvPicPr>
+                  <pic:blipFill>
+                    <a:blip r:embed="rId14"/>
+                    <a:stretch>
+                      <a:fillRect/>
+                    </a:stretch>
+                  </pic:blipFill>
+                  <pic:spPr>
+                    <a:xfrm>
+                      <a:off x="0" y="0"/>
+                      <a:ext cx="2926462" cy="908718"/>
+                    </a:xfrm>
+                    <a:prstGeom prst="rect">
+                      <a:avLst/>
+                    </a:prstGeom>
+                  </pic:spPr>
+                </pic:pic>
+              </a:graphicData>
+            </a:graphic>
+          </wp:inline>
+        </w:drawing>
+      </w:r>
+    </w:p>
+    <w:p>
+      <w:pPr>
+        <w:spacing w:after="0"/>
+        <w:jc w:val="both"/>
+        <w:rPr>
+          <w:lang w:val="en-US"/>
+        </w:rPr>
+      </w:pPr>
+      <w:r>
+        <w:rPr>
+          <w:noProof/>
+        </w:rPr>
+        <w:drawing>
+          <wp:inline distT="0" distB="0" distL="0" distR="0" wp14:anchorId="0F12A495" wp14:editId="4F45E576">
+            <wp:extent cx="3229708" cy="2061986"/>
+            <wp:effectExtent l="0" t="0" r="8890" b="0"/>
+            <wp:docPr id="23224644" name="Рисунок 1"/>
+            <wp:cNvGraphicFramePr>
+              <a:graphicFrameLocks xmlns:a="http://schemas.openxmlformats.org/drawingml/2006/main" noChangeAspect="1"/>
+            </wp:cNvGraphicFramePr>
+            <a:graphic xmlns:a="http://schemas.openxmlformats.org/drawingml/2006/main">
+              <a:graphicData uri="http://schemas.openxmlformats.org/drawingml/2006/picture">
+                <pic:pic xmlns:pic="http://schemas.openxmlformats.org/drawingml/2006/picture">
+                  <pic:nvPicPr>
+                    <pic:cNvPr id="23224644" name=""/>
+                    <pic:cNvPicPr/>
+                  </pic:nvPicPr>
+                  <pic:blipFill>
+                    <a:blip r:embed="rId15"/>
+                    <a:stretch>
+                      <a:fillRect/>
+                    </a:stretch>
+                  </pic:blipFill>
+                  <pic:spPr>
+                    <a:xfrm>
+                      <a:off x="0" y="0"/>
+                      <a:ext cx="3235997" cy="2066001"/>
+                    </a:xfrm>
+                    <a:prstGeom prst="rect">
+                      <a:avLst/>
+                    </a:prstGeom>
+                  </pic:spPr>
+                </pic:pic>
+              </a:graphicData>
+            </a:graphic>
+          </wp:inline>
+        </w:drawing>
+      </w:r>
+    </w:p>
+    <w:p>
+      <w:pPr>
+        <w:spacing w:after="0"/>
+        <w:jc w:val="both"/>
+      </w:pPr>
+    </w:p>
+    <w:p>
+      <w:pPr>
+        <w:spacing w:after="0"/>
+        <w:jc w:val="both"/>
+      </w:pPr>
+      <w:r>
+        <w:t>Если машина не введена в домен, то предполагается, что будут использоваться утилиты выше.</w:t>
+      </w:r>
+    </w:p>
+    <w:p>
+      <w:pPr>
+        <w:spacing w:after="0"/>
+        <w:jc w:val="both"/>
+      </w:pPr>
+      <w:r>
+        <w:t>Если машина введена в домен, то получается, что есть машина в домене - сервер, и есть другая машина – клиент. В этом случае будет удобно использовать средства удаленного управления сервером. Почти все те же самые средства, но запущенные на другой машине.</w:t>
+      </w:r>
+    </w:p>
+    <w:p>
+      <w:pPr>
+        <w:spacing w:after="0"/>
+        <w:jc w:val="both"/>
+        <w:rPr>
+          <w:lang w:val="en-US"/>
+        </w:rPr>
+      </w:pPr>
+    </w:p>
+    <w:p>
+      <w:pPr>
+        <w:spacing w:after="0"/>
+        <w:jc w:val="both"/>
+      </w:pPr>
+      <w:r>
+        <w:t xml:space="preserve">Каждый раз после и перед перезагрузки сервера появляются окошки с вопросами зачем эта перезагрузка делается – </w:t>
+      </w:r>
+      <w:r>
+        <w:rPr>
+          <w:lang w:val="en-US"/>
+        </w:rPr>
+        <w:t>shut</w:t>
+      </w:r>
+      <w:r>
+        <w:t xml:space="preserve"> </w:t>
+      </w:r>
+      <w:r>
+        <w:rPr>
+          <w:lang w:val="en-US"/>
+        </w:rPr>
+        <w:t>down</w:t>
+      </w:r>
+      <w:r>
+        <w:t xml:space="preserve"> </w:t>
+      </w:r>
+      <w:r>
+        <w:rPr>
+          <w:lang w:val="en-US"/>
+        </w:rPr>
+        <w:t>event</w:t>
+      </w:r>
+      <w:r>
+        <w:t xml:space="preserve"> </w:t>
+      </w:r>
+      <w:r>
+        <w:rPr>
+          <w:lang w:val="en-US"/>
+        </w:rPr>
+        <w:t>tracker</w:t>
+      </w:r>
+      <w:r>
+        <w:t xml:space="preserve"> </w:t>
+      </w:r>
+      <w:r>
+        <w:t>–</w:t>
+      </w:r>
+      <w:r>
+        <w:t xml:space="preserve"> </w:t>
+      </w:r>
+      <w:r>
+        <w:t>можно отключить</w:t>
+      </w:r>
+      <w:r>
+        <w:t xml:space="preserve"> </w:t>
+      </w:r>
+      <w:r>
+        <w:t>через групповую политику.</w:t>
+      </w:r>
+    </w:p>
+    <w:p>
+      <w:pPr>
+        <w:spacing w:after="0"/>
+        <w:jc w:val="both"/>
+      </w:pPr>
+    </w:p>
+    <w:p>
+      <w:pPr>
+        <w:spacing w:after="0"/>
+        <w:jc w:val="both"/>
+      </w:pPr>
+    </w:p>
+    <w:p>
+      <w:pPr>
+        <w:spacing w:after="0"/>
+        <w:jc w:val="both"/>
+        <w:rPr>
+          <w:lang w:val="en-US"/>
+        </w:rPr>
+      </w:pPr>
+      <w:r>
+        <w:t xml:space="preserve">Настройка удалённого управления </w:t>
+      </w:r>
+      <w:r>
+        <w:rPr>
+          <w:lang w:val="en-US"/>
+        </w:rPr>
+        <w:t>Windows.</w:t>
+      </w:r>
+    </w:p>
+    <w:p>
+      <w:pPr>
+        <w:spacing w:after="0"/>
+        <w:jc w:val="both"/>
+      </w:pPr>
+      <w:r>
+        <w:t xml:space="preserve">В большинстве сценариев мы не будем управлять сервером напрямую, т.е. не будем заходить на сервер с локальной консоли, с клавой и мышью, с монитором подключенным к серверу. Скорее всего так будет устанавливаться </w:t>
+      </w:r>
+      <w:r>
+        <w:lastRenderedPageBreak/>
+        <w:t>сервер, но администрирование скорее всего так происходить не будет – всё будет происходить удалённо.</w:t>
+      </w:r>
+    </w:p>
+    <w:p>
+      <w:pPr>
+        <w:spacing w:after="0"/>
+        <w:jc w:val="both"/>
+      </w:pPr>
+      <w:r>
+        <w:t>Вариантов удалённого управления 2:</w:t>
+      </w:r>
+    </w:p>
+    <w:p>
+      <w:pPr>
+        <w:spacing w:after="0"/>
+        <w:jc w:val="both"/>
+      </w:pPr>
+      <w:r>
+        <w:t xml:space="preserve">- </w:t>
+      </w:r>
+      <w:r>
+        <w:rPr>
+          <w:lang w:val="en-US"/>
+        </w:rPr>
+        <w:t>Windows</w:t>
+      </w:r>
+      <w:r>
+        <w:t xml:space="preserve"> </w:t>
+      </w:r>
+      <w:r>
+        <w:rPr>
+          <w:lang w:val="en-US"/>
+        </w:rPr>
+        <w:t>Remote</w:t>
+      </w:r>
+      <w:r>
+        <w:t xml:space="preserve"> </w:t>
+      </w:r>
+      <w:r>
+        <w:rPr>
+          <w:lang w:val="en-US"/>
+        </w:rPr>
+        <w:t>Management</w:t>
+      </w:r>
+      <w:r>
+        <w:t xml:space="preserve"> (</w:t>
+      </w:r>
+      <w:proofErr w:type="spellStart"/>
+      <w:r>
+        <w:rPr>
+          <w:lang w:val="en-US"/>
+        </w:rPr>
+        <w:t>WinRM</w:t>
+      </w:r>
+      <w:proofErr w:type="spellEnd"/>
+      <w:r>
+        <w:t xml:space="preserve">) – </w:t>
+      </w:r>
+      <w:r>
+        <w:t>компонент</w:t>
+      </w:r>
+      <w:r>
+        <w:t xml:space="preserve">, </w:t>
+      </w:r>
+      <w:r>
+        <w:t>который</w:t>
+      </w:r>
+      <w:r>
+        <w:t xml:space="preserve"> </w:t>
+      </w:r>
+      <w:r>
+        <w:t>позволяет</w:t>
+      </w:r>
+      <w:r>
+        <w:t xml:space="preserve"> </w:t>
+      </w:r>
+      <w:r>
+        <w:t xml:space="preserve">подключаться к машине, с помощью различных инструментов – </w:t>
+      </w:r>
+      <w:r>
+        <w:rPr>
+          <w:lang w:val="en-US"/>
+        </w:rPr>
+        <w:t>PowerShell</w:t>
+      </w:r>
+      <w:r>
+        <w:t xml:space="preserve">, консоль управления, управление </w:t>
+      </w:r>
+      <w:r>
+        <w:rPr>
+          <w:lang w:val="en-US"/>
+        </w:rPr>
+        <w:t>DNS</w:t>
+      </w:r>
+      <w:r>
+        <w:t xml:space="preserve"> </w:t>
+      </w:r>
+      <w:r>
+        <w:t>–</w:t>
+      </w:r>
+      <w:r>
+        <w:t xml:space="preserve"> </w:t>
+      </w:r>
+      <w:r>
+        <w:t xml:space="preserve">это все относится к </w:t>
+      </w:r>
+      <w:proofErr w:type="spellStart"/>
+      <w:r>
+        <w:rPr>
+          <w:lang w:val="en-US"/>
+        </w:rPr>
+        <w:t>WinRM</w:t>
+      </w:r>
+      <w:proofErr w:type="spellEnd"/>
+      <w:r>
+        <w:t>.</w:t>
+      </w:r>
+    </w:p>
+    <w:p>
+      <w:pPr>
+        <w:spacing w:after="0"/>
+        <w:jc w:val="both"/>
+      </w:pPr>
+      <w:r>
+        <w:t xml:space="preserve">- </w:t>
+      </w:r>
+      <w:r>
+        <w:rPr>
+          <w:lang w:val="en-US"/>
+        </w:rPr>
+        <w:t>Remote</w:t>
+      </w:r>
+      <w:r>
+        <w:t xml:space="preserve"> </w:t>
+      </w:r>
+      <w:r>
+        <w:rPr>
+          <w:lang w:val="en-US"/>
+        </w:rPr>
+        <w:t>Desktop</w:t>
+      </w:r>
+      <w:r>
+        <w:t xml:space="preserve"> – </w:t>
+      </w:r>
+      <w:r>
+        <w:t>способ получить доступ к виртуальной консоли сервера, т.е. к экрану происходящего на сервере, виртуальной клавиатуре и виртуальной мышке, и которые будут нажимать клавиши и управлять мышью на сервере с помощью наших реальных.</w:t>
+      </w:r>
+    </w:p>
+    <w:p>
+      <w:pPr>
+        <w:spacing w:after="0"/>
+        <w:jc w:val="both"/>
+      </w:pPr>
+    </w:p>
+    <w:p>
+      <w:pPr>
+        <w:spacing w:after="0"/>
+        <w:jc w:val="both"/>
+        <w:rPr>
+          <w:lang w:val="en-US"/>
+        </w:rPr>
+      </w:pPr>
+      <w:r>
+        <w:t xml:space="preserve">Урок 5. Введение в </w:t>
+      </w:r>
+      <w:r>
+        <w:rPr>
+          <w:lang w:val="en-US"/>
+        </w:rPr>
+        <w:t>Windows PowerShell.</w:t>
+      </w:r>
+    </w:p>
+    <w:p>
+      <w:pPr>
+        <w:spacing w:after="0"/>
+        <w:jc w:val="both"/>
+      </w:pPr>
+      <w:r>
+        <w:rPr>
+          <w:lang w:val="en-US"/>
+        </w:rPr>
+        <w:t>PowerShell</w:t>
+      </w:r>
+      <w:r>
+        <w:t xml:space="preserve"> – </w:t>
+      </w:r>
+      <w:r>
+        <w:t>это инструмент управления сервером, причём ка локальным, так и удалённым, с помощью которого можно делать практически всё, что угодно.</w:t>
+      </w:r>
+    </w:p>
+    <w:p>
+      <w:pPr>
+        <w:spacing w:after="0"/>
+        <w:jc w:val="both"/>
+      </w:pPr>
+      <w:r>
+        <w:t xml:space="preserve">Функциональность </w:t>
+      </w:r>
+      <w:r>
+        <w:rPr>
+          <w:lang w:val="en-US"/>
+        </w:rPr>
+        <w:t>PowerShell</w:t>
+      </w:r>
+      <w:r>
+        <w:t xml:space="preserve"> </w:t>
+      </w:r>
+      <w:r>
+        <w:t xml:space="preserve">расширяема с помощью модулей, поэтому, если сейчас </w:t>
+      </w:r>
+      <w:r>
+        <w:rPr>
+          <w:lang w:val="en-US"/>
+        </w:rPr>
+        <w:t>PowerShell</w:t>
+      </w:r>
+      <w:r>
+        <w:t xml:space="preserve"> чего-то не умеет делать, это не значит, что он не будет уметь этого делать, через некоторое время.</w:t>
+      </w:r>
+    </w:p>
+    <w:p>
+      <w:pPr>
+        <w:spacing w:after="0"/>
+        <w:jc w:val="both"/>
+      </w:pPr>
+      <w:r>
+        <w:rPr>
+          <w:lang w:val="en-US"/>
+        </w:rPr>
+        <w:t>PowerShell</w:t>
+      </w:r>
+      <w:r>
+        <w:t xml:space="preserve"> похож на командную строку, но он оперирует не приложениями – допустим приложение такое-то с такими-то ключами, а командлетами. Каждый командлет имеет предсказуемый вид и поведение, имеет набор параметров. Командлеты возвращают объекты вместо текста, у которых есть свойства и иногда методы, с этими свойствами можно работать дальше. Обычные консольные приложения вызывают текстовый результат, и его нужно использовать где-то в скрипте, то его нужно </w:t>
+      </w:r>
+      <w:proofErr w:type="spellStart"/>
+      <w:r>
+        <w:t>парсить</w:t>
+      </w:r>
+      <w:proofErr w:type="spellEnd"/>
+      <w:r>
+        <w:t xml:space="preserve">, вытаскивать нужный текст, если он </w:t>
+      </w:r>
+      <w:proofErr w:type="spellStart"/>
+      <w:r>
+        <w:t>ваще</w:t>
+      </w:r>
+      <w:proofErr w:type="spellEnd"/>
+      <w:r>
+        <w:t xml:space="preserve"> вытащится – не удобно. </w:t>
+      </w:r>
+    </w:p>
+    <w:p>
+      <w:pPr>
+        <w:spacing w:after="0"/>
+        <w:jc w:val="both"/>
+      </w:pPr>
+    </w:p>
+    <w:p>
+      <w:pPr>
+        <w:spacing w:after="0"/>
+        <w:jc w:val="both"/>
+      </w:pPr>
+      <w:r>
+        <w:t xml:space="preserve"> </w:t>
+      </w:r>
+      <w:r>
+        <w:rPr>
+          <w:noProof/>
+        </w:rPr>
+        <w:drawing>
+          <wp:anchor distT="0" distB="0" distL="114300" distR="114300" simplePos="0" relativeHeight="251658240" behindDoc="0" locked="0" layoutInCell="1" allowOverlap="1" wp14:anchorId="6DB55144" wp14:editId="339D5A39">
+            <wp:simplePos x="0" y="0"/>
+            <wp:positionH relativeFrom="column">
+              <wp:posOffset>45085</wp:posOffset>
+            </wp:positionH>
+            <wp:positionV relativeFrom="paragraph">
+              <wp:posOffset>1905</wp:posOffset>
+            </wp:positionV>
+            <wp:extent cx="1642745" cy="1863725"/>
+            <wp:effectExtent l="0" t="0" r="0" b="3175"/>
+            <wp:wrapSquare wrapText="bothSides"/>
+            <wp:docPr id="1885241049" name="Рисунок 1"/>
+            <wp:cNvGraphicFramePr>
+              <a:graphicFrameLocks xmlns:a="http://schemas.openxmlformats.org/drawingml/2006/main" noChangeAspect="1"/>
+            </wp:cNvGraphicFramePr>
+            <a:graphic xmlns:a="http://schemas.openxmlformats.org/drawingml/2006/main">
+              <a:graphicData uri="http://schemas.openxmlformats.org/drawingml/2006/picture">
+                <pic:pic xmlns:pic="http://schemas.openxmlformats.org/drawingml/2006/picture">
+                  <pic:nvPicPr>
+                    <pic:cNvPr id="1885241049" name=""/>
+                    <pic:cNvPicPr/>
+                  </pic:nvPicPr>
+                  <pic:blipFill>
+                    <a:blip r:embed="rId16" cstate="print">
+                      <a:extLst>
+                        <a:ext uri="{28A0092B-C50C-407E-A947-70E740481C1C}">
+                          <a14:useLocalDpi xmlns:a14="http://schemas.microsoft.com/office/drawing/2010/main" val="0"/>
+                        </a:ext>
+                      </a:extLst>
+                    </a:blip>
+                    <a:stretch>
+                      <a:fillRect/>
+                    </a:stretch>
+                  </pic:blipFill>
+                  <pic:spPr>
+                    <a:xfrm>
+                      <a:off x="0" y="0"/>
+                      <a:ext cx="1642745" cy="1863725"/>
+                    </a:xfrm>
+                    <a:prstGeom prst="rect">
+                      <a:avLst/>
+                    </a:prstGeom>
+                  </pic:spPr>
+                </pic:pic>
+              </a:graphicData>
+            </a:graphic>
+          </wp:anchor>
+        </w:drawing>
+      </w:r>
+      <w:r>
+        <w:t xml:space="preserve">Каждый командлет в </w:t>
+      </w:r>
+      <w:r>
+        <w:rPr>
+          <w:lang w:val="en-US"/>
+        </w:rPr>
+        <w:t>PowerShell</w:t>
+      </w:r>
+      <w:r>
+        <w:t xml:space="preserve"> </w:t>
+      </w:r>
+      <w:r>
+        <w:t xml:space="preserve">имеет название, которое состоит из 2х частей – что делаем-с чем делаем, например </w:t>
+      </w:r>
+      <w:r>
+        <w:rPr>
+          <w:lang w:val="en-US"/>
+        </w:rPr>
+        <w:t>Get</w:t>
+      </w:r>
+      <w:r>
+        <w:t>-</w:t>
+      </w:r>
+      <w:r>
+        <w:rPr>
+          <w:lang w:val="en-US"/>
+        </w:rPr>
+        <w:t>Help</w:t>
+      </w:r>
+      <w:r>
+        <w:t xml:space="preserve"> – </w:t>
+      </w:r>
+      <w:r>
+        <w:rPr>
+          <w:lang w:val="en-US"/>
+        </w:rPr>
+        <w:t>Get</w:t>
+      </w:r>
+      <w:r>
+        <w:t xml:space="preserve"> </w:t>
+      </w:r>
+      <w:r>
+        <w:t>–</w:t>
+      </w:r>
+      <w:r>
+        <w:t xml:space="preserve"> </w:t>
+      </w:r>
+      <w:r>
+        <w:t xml:space="preserve">что делаем, </w:t>
+      </w:r>
+      <w:r>
+        <w:rPr>
+          <w:lang w:val="en-US"/>
+        </w:rPr>
+        <w:t>Help</w:t>
+      </w:r>
+      <w:r>
+        <w:t xml:space="preserve"> </w:t>
+      </w:r>
+      <w:r>
+        <w:t>–</w:t>
+      </w:r>
+      <w:r>
+        <w:t xml:space="preserve"> </w:t>
+      </w:r>
+      <w:r>
+        <w:t xml:space="preserve">с чем – получить справку. </w:t>
+      </w:r>
+    </w:p>
+    <w:p/>
+    <w:p>
+      <w:r>
+        <w:t xml:space="preserve">Чтобы получить справку, можно еще использовать имя и вопросительный знак, например: </w:t>
+      </w:r>
+      <w:r>
+        <w:rPr>
+          <w:lang w:val="en-US"/>
+        </w:rPr>
+        <w:t>get</w:t>
+      </w:r>
+      <w:r>
+        <w:t>-</w:t>
+      </w:r>
+      <w:r>
+        <w:rPr>
+          <w:lang w:val="en-US"/>
+        </w:rPr>
+        <w:t>process</w:t>
+      </w:r>
+      <w:r>
+        <w:t xml:space="preserve"> -</w:t>
+      </w:r>
+      <w:r>
+        <w:t xml:space="preserve">?, но </w:t>
+      </w:r>
+      <w:r>
+        <w:rPr>
+          <w:lang w:val="en-US"/>
+        </w:rPr>
+        <w:t>get</w:t>
+      </w:r>
+      <w:r>
+        <w:t>-</w:t>
+      </w:r>
+      <w:r>
+        <w:rPr>
+          <w:lang w:val="en-US"/>
+        </w:rPr>
+        <w:t>help</w:t>
+      </w:r>
+      <w:r>
+        <w:t xml:space="preserve"> </w:t>
+      </w:r>
+      <w:r>
+        <w:t>подробнее.</w:t>
+      </w:r>
+    </w:p>
+    <w:p/>
+    <w:p>
+      <w:r>
+        <w:t xml:space="preserve">В </w:t>
+      </w:r>
+      <w:r>
+        <w:rPr>
+          <w:lang w:val="en-US"/>
+        </w:rPr>
+        <w:t>PowerShell</w:t>
+      </w:r>
+      <w:r>
+        <w:t xml:space="preserve"> </w:t>
+      </w:r>
+      <w:r>
+        <w:t>есть различные фильтры по выводу инфы.</w:t>
+      </w:r>
+    </w:p>
+    <w:p>
+      <w:r>
+        <w:t xml:space="preserve">Командлет </w:t>
+      </w:r>
+      <w:r>
+        <w:rPr>
+          <w:lang w:val="en-US"/>
+        </w:rPr>
+        <w:t>get</w:t>
+      </w:r>
+      <w:r>
+        <w:t>-</w:t>
+      </w:r>
+      <w:r>
+        <w:rPr>
+          <w:lang w:val="en-US"/>
+        </w:rPr>
+        <w:t>command</w:t>
+      </w:r>
+      <w:r>
+        <w:t xml:space="preserve"> выведете список всех доступных командлетов</w:t>
+      </w:r>
+      <w:r>
+        <w:t xml:space="preserve"> </w:t>
+      </w:r>
+      <w:r>
+        <w:t>и приложения, которые можно выполнить из текущей папки</w:t>
+      </w:r>
+      <w:r>
+        <w:t>. Чтобы получить что-то более конкретное, можно указать частичное название интересующего командлета. Например:</w:t>
+      </w:r>
+    </w:p>
+    <w:p>
+      <w:pPr>
+        <w:rPr>
+          <w:lang w:val="en-US"/>
+        </w:rPr>
+      </w:pPr>
+      <w:r>
+        <w:rPr>
+          <w:lang w:val="en-US"/>
+        </w:rPr>
+        <w:t>Get-command test</w:t>
+      </w:r>
+      <w:r>
+        <w:rPr>
+          <w:lang w:val="en-US"/>
+        </w:rPr>
+        <w:t>*</w:t>
+      </w:r>
+    </w:p>
+    <w:p>
+      <w:r>
+        <w:lastRenderedPageBreak/>
+        <w:t xml:space="preserve">Выведет список всего, что начинается на </w:t>
+      </w:r>
+      <w:r>
+        <w:rPr>
+          <w:lang w:val="en-US"/>
+        </w:rPr>
+        <w:t>test</w:t>
+      </w:r>
+      <w:r>
+        <w:t>.</w:t>
+      </w:r>
+      <w:r>
+        <w:br/>
+      </w:r>
+      <w:r>
+        <w:rPr>
+          <w:noProof/>
+        </w:rPr>
+        <w:drawing>
+          <wp:inline distT="0" distB="0" distL="0" distR="0" wp14:anchorId="62A1733F" wp14:editId="4407366E">
+            <wp:extent cx="4074229" cy="1998785"/>
+            <wp:effectExtent l="0" t="0" r="2540" b="1905"/>
+            <wp:docPr id="1538003149" name="Рисунок 1"/>
+            <wp:cNvGraphicFramePr>
+              <a:graphicFrameLocks xmlns:a="http://schemas.openxmlformats.org/drawingml/2006/main" noChangeAspect="1"/>
+            </wp:cNvGraphicFramePr>
+            <a:graphic xmlns:a="http://schemas.openxmlformats.org/drawingml/2006/main">
+              <a:graphicData uri="http://schemas.openxmlformats.org/drawingml/2006/picture">
+                <pic:pic xmlns:pic="http://schemas.openxmlformats.org/drawingml/2006/picture">
+                  <pic:nvPicPr>
+                    <pic:cNvPr id="1538003149" name=""/>
+                    <pic:cNvPicPr/>
+                  </pic:nvPicPr>
+                  <pic:blipFill>
+                    <a:blip r:embed="rId17"/>
+                    <a:stretch>
+                      <a:fillRect/>
+                    </a:stretch>
+                  </pic:blipFill>
+                  <pic:spPr>
+                    <a:xfrm>
+                      <a:off x="0" y="0"/>
+                      <a:ext cx="4088021" cy="2005551"/>
+                    </a:xfrm>
+                    <a:prstGeom prst="rect">
+                      <a:avLst/>
+                    </a:prstGeom>
+                  </pic:spPr>
+                </pic:pic>
+              </a:graphicData>
+            </a:graphic>
+          </wp:inline>
+        </w:drawing>
+      </w:r>
+    </w:p>
+    <w:p>
+      <w:r>
+        <w:t xml:space="preserve"> Например:</w:t>
+      </w:r>
+    </w:p>
+    <w:p>
+      <w:r>
+        <w:rPr>
+          <w:lang w:val="en-US"/>
+        </w:rPr>
+        <w:t>Get</w:t>
+      </w:r>
+      <w:r>
+        <w:t>-</w:t>
+      </w:r>
+      <w:r>
+        <w:rPr>
+          <w:lang w:val="en-US"/>
+        </w:rPr>
+        <w:t>command</w:t>
+      </w:r>
+      <w:r>
+        <w:t xml:space="preserve"> </w:t>
+      </w:r>
+      <w:r>
+        <w:t>*</w:t>
+      </w:r>
+      <w:r>
+        <w:rPr>
+          <w:lang w:val="en-US"/>
+        </w:rPr>
+        <w:t>process</w:t>
+      </w:r>
+      <w:r>
+        <w:t>*</w:t>
+      </w:r>
+      <w:r>
+        <w:t xml:space="preserve"> - </w:t>
+      </w:r>
+      <w:r>
+        <w:t>покажет</w:t>
+      </w:r>
+      <w:r>
+        <w:t xml:space="preserve"> </w:t>
+      </w:r>
+      <w:r>
+        <w:t>список</w:t>
+      </w:r>
+      <w:r>
+        <w:t xml:space="preserve"> </w:t>
+      </w:r>
+      <w:r>
+        <w:t>всего</w:t>
+      </w:r>
+      <w:r>
+        <w:t xml:space="preserve">, </w:t>
+      </w:r>
+      <w:r>
+        <w:t xml:space="preserve">где есть слово </w:t>
+      </w:r>
+      <w:r>
+        <w:rPr>
+          <w:lang w:val="en-US"/>
+        </w:rPr>
+        <w:t>process</w:t>
+      </w:r>
+      <w:r>
+        <w:t>.</w:t>
+      </w:r>
+    </w:p>
+    <w:p>
+      <w:pPr>
+        <w:rPr>
+          <w:lang w:val="en-US"/>
+        </w:rPr>
+      </w:pPr>
+      <w:r>
+        <w:t xml:space="preserve">По </w:t>
+      </w:r>
+      <w:r>
+        <w:rPr>
+          <w:lang w:val="en-US"/>
+        </w:rPr>
+        <w:t>PowerShell</w:t>
+      </w:r>
+      <w:r>
+        <w:t xml:space="preserve"> </w:t>
+      </w:r>
+      <w:r>
+        <w:t>можно подключаться к другой машине</w:t>
+      </w:r>
+      <w:r>
+        <w:t xml:space="preserve"> </w:t>
+      </w:r>
+      <w:r>
+        <w:t>если она в том же домене</w:t>
+      </w:r>
+      <w:r>
+        <w:t xml:space="preserve">. </w:t>
+      </w:r>
+    </w:p>
+    <w:p>
+      <w:pPr>
+        <w:rPr>
+          <w:lang w:val="en-US"/>
+        </w:rPr>
+      </w:pPr>
+      <w:r>
+        <w:rPr>
+          <w:lang w:val="en-US"/>
+        </w:rPr>
+        <w:t>Enter</w:t>
+      </w:r>
+      <w:r>
+        <w:rPr>
+          <w:lang w:val="en-US"/>
+        </w:rPr>
+        <w:t>-</w:t>
+      </w:r>
+      <w:proofErr w:type="spellStart"/>
+      <w:r>
+        <w:rPr>
+          <w:lang w:val="en-US"/>
+        </w:rPr>
+        <w:t>pssession</w:t>
+      </w:r>
+      <w:proofErr w:type="spellEnd"/>
+      <w:r>
+        <w:rPr>
+          <w:lang w:val="en-US"/>
+        </w:rPr>
+        <w:t xml:space="preserve"> -</w:t>
+      </w:r>
+      <w:proofErr w:type="spellStart"/>
+      <w:r>
+        <w:rPr>
+          <w:lang w:val="en-US"/>
+        </w:rPr>
+        <w:t>ComputerName</w:t>
+      </w:r>
+      <w:proofErr w:type="spellEnd"/>
+      <w:r>
+        <w:rPr>
+          <w:lang w:val="en-US"/>
+        </w:rPr>
+        <w:t xml:space="preserve"> 172.1.1.1</w:t>
+      </w:r>
+    </w:p>
+    <w:p>
+      <w:pPr>
+        <w:rPr>
+          <w:lang w:val="en-US"/>
+        </w:rPr>
+      </w:pPr>
+    </w:p>
+    <w:p>
+      <w:r>
+        <w:t xml:space="preserve">Получить все </w:t>
+      </w:r>
+      <w:r>
+        <w:rPr>
+          <w:lang w:val="en-US"/>
+        </w:rPr>
+        <w:t>IP</w:t>
+      </w:r>
+      <w:r>
+        <w:t xml:space="preserve"> адреса</w:t>
+      </w:r>
+    </w:p>
+    <w:p>
+      <w:proofErr w:type="spellStart"/>
+      <w:r>
+        <w:t>get-netipaddress</w:t>
+      </w:r>
+      <w:proofErr w:type="spellEnd"/>
+    </w:p>
+    <w:p/>
+    <w:p>
+      <w:r>
+        <w:t xml:space="preserve">В </w:t>
+      </w:r>
+      <w:r>
+        <w:rPr>
+          <w:lang w:val="en-US"/>
+        </w:rPr>
+        <w:t>PowerShell</w:t>
+      </w:r>
+      <w:r>
+        <w:t xml:space="preserve"> </w:t>
+      </w:r>
+      <w:r>
+        <w:t xml:space="preserve">активно используется перенаправление – это то, ради чего он создавался </w:t>
+      </w:r>
+      <w:proofErr w:type="spellStart"/>
+      <w:r>
+        <w:t>ваще</w:t>
+      </w:r>
+      <w:proofErr w:type="spellEnd"/>
+      <w:r>
+        <w:t>.</w:t>
+      </w:r>
+    </w:p>
+    <w:p/>
+    <w:p>
+      <w:r>
+        <w:t>Среда</w:t>
+      </w:r>
+      <w:r>
+        <w:t xml:space="preserve"> </w:t>
+      </w:r>
+      <w:r>
+        <w:t>разработки</w:t>
+      </w:r>
+      <w:r>
+        <w:t xml:space="preserve"> </w:t>
+      </w:r>
+      <w:r>
+        <w:t xml:space="preserve">для </w:t>
+      </w:r>
+      <w:r>
+        <w:rPr>
+          <w:lang w:val="en-US"/>
+        </w:rPr>
+        <w:t>PowerShell</w:t>
+      </w:r>
+      <w:r>
+        <w:t>.</w:t>
+      </w:r>
+    </w:p>
+    <w:p>
+      <w:r>
+        <w:t xml:space="preserve">В командной строке писать командлеты не очень удобно. Для </w:t>
+      </w:r>
+      <w:r>
+        <w:rPr>
+          <w:lang w:val="en-US"/>
+        </w:rPr>
+        <w:t>PowerShell</w:t>
+      </w:r>
+      <w:r>
+        <w:t xml:space="preserve"> </w:t>
+      </w:r>
+      <w:r>
+        <w:t xml:space="preserve">есть графическая среда, встроенная в ОС – </w:t>
+      </w:r>
+      <w:r>
+        <w:t>ISE</w:t>
+      </w:r>
+      <w:r>
+        <w:t>. Тут можно писать целые пачки</w:t>
+      </w:r>
+      <w:r>
+        <w:t xml:space="preserve"> командлетов объединяемые в</w:t>
+      </w:r>
+      <w:r>
+        <w:t xml:space="preserve"> скрипт</w:t>
+      </w:r>
+      <w:r>
+        <w:t>ы</w:t>
+      </w:r>
+      <w:r>
+        <w:t xml:space="preserve">. Чтобы открыть, нужно в </w:t>
+      </w:r>
+      <w:r>
+        <w:rPr>
+          <w:lang w:val="en-US"/>
+        </w:rPr>
+        <w:t>PowerShell</w:t>
+      </w:r>
+      <w:r>
+        <w:t xml:space="preserve"> </w:t>
+      </w:r>
+      <w:r>
+        <w:t xml:space="preserve">набрать </w:t>
+      </w:r>
+      <w:r>
+        <w:rPr>
+          <w:lang w:val="en-US"/>
+        </w:rPr>
+        <w:t>ISE</w:t>
+      </w:r>
+      <w:r>
+        <w:t>.</w:t>
       </w:r>
     </w:p>
     <w:sectPr>

--- a/WindowsServer 2012/Module 1.docx
+++ b/WindowsServer 2012/Module 1.docx
@@ -8,72 +8,85 @@
         <w:jc w:val="both"/>
       </w:pPr>
       <w:r>
-        <w:t>Разница</w:t>
-      </w:r>
-      <w:r>
-        <w:t xml:space="preserve"> </w:t>
-      </w:r>
-      <w:r>
-        <w:t>редакций</w:t>
-      </w:r>
-      <w:r>
-        <w:t xml:space="preserve"> </w:t>
-      </w:r>
-      <w:r>
-        <w:rPr>
+        <w:rPr>
+          <w:highlight w:val="lightGray"/>
+        </w:rPr>
+        <w:t xml:space="preserve">Разница редакций </w:t>
+      </w:r>
+      <w:r>
+        <w:rPr>
+          <w:highlight w:val="lightGray"/>
           <w:lang w:val="en-US"/>
         </w:rPr>
         <w:t>WS</w:t>
       </w:r>
       <w:r>
-        <w:t xml:space="preserve">2012 </w:t>
-      </w:r>
-      <w:r>
-        <w:rPr>
+        <w:rPr>
+          <w:highlight w:val="lightGray"/>
+        </w:rPr>
+        <w:t xml:space="preserve"> </w:t>
+      </w:r>
+      <w:r>
+        <w:rPr>
+          <w:highlight w:val="lightGray"/>
           <w:lang w:val="en-US"/>
         </w:rPr>
         <w:t>Datacenter</w:t>
       </w:r>
       <w:r>
-        <w:t xml:space="preserve"> </w:t>
-      </w:r>
-      <w:r>
-        <w:t>и</w:t>
-      </w:r>
-      <w:r>
-        <w:t xml:space="preserve"> </w:t>
-      </w:r>
-      <w:r>
-        <w:rPr>
+        <w:rPr>
+          <w:highlight w:val="lightGray"/>
+        </w:rPr>
+        <w:t xml:space="preserve"> и </w:t>
+      </w:r>
+      <w:r>
+        <w:rPr>
+          <w:highlight w:val="lightGray"/>
           <w:lang w:val="en-US"/>
         </w:rPr>
         <w:t>Standard</w:t>
       </w:r>
       <w:r>
-        <w:t xml:space="preserve"> – </w:t>
-      </w:r>
-      <w:r>
-        <w:t>лицензирование и количество поддерживаемой памяти и процессоров, функции одинаковые.</w:t>
-      </w:r>
-    </w:p>
-    <w:p>
-      <w:pPr>
-        <w:spacing w:after="0"/>
-        <w:jc w:val="both"/>
-      </w:pPr>
-    </w:p>
-    <w:p>
-      <w:pPr>
-        <w:spacing w:after="0"/>
-        <w:jc w:val="both"/>
-      </w:pPr>
-      <w:r>
-        <w:rPr>
+        <w:rPr>
+          <w:highlight w:val="lightGray"/>
+        </w:rPr>
+        <w:t xml:space="preserve"> – лицензирование</w:t>
+      </w:r>
+      <w:r>
+        <w:rPr>
+          <w:highlight w:val="lightGray"/>
+        </w:rPr>
+        <w:t>, права на виртуализацию</w:t>
+      </w:r>
+      <w:r>
+        <w:rPr>
+          <w:highlight w:val="lightGray"/>
+        </w:rPr>
+        <w:t>, некоторые функции.</w:t>
+      </w:r>
+    </w:p>
+    <w:p>
+      <w:pPr>
+        <w:spacing w:after="0"/>
+        <w:jc w:val="both"/>
+      </w:pPr>
+    </w:p>
+    <w:p>
+      <w:pPr>
+        <w:spacing w:after="0"/>
+        <w:jc w:val="both"/>
+      </w:pPr>
+      <w:r>
+        <w:rPr>
+          <w:highlight w:val="lightGray"/>
           <w:lang w:val="en-US"/>
         </w:rPr>
         <w:t>WS</w:t>
       </w:r>
       <w:r>
+        <w:rPr>
+          <w:highlight w:val="lightGray"/>
+        </w:rPr>
         <w:t xml:space="preserve"> устанавливается в одном из двух вариантах:</w:t>
       </w:r>
     </w:p>
@@ -81,21 +94,32 @@
       <w:pPr>
         <w:spacing w:after="0"/>
         <w:jc w:val="both"/>
-      </w:pPr>
-      <w:r>
+        <w:rPr>
+          <w:highlight w:val="lightGray"/>
+        </w:rPr>
+      </w:pPr>
+      <w:r>
+        <w:rPr>
+          <w:highlight w:val="lightGray"/>
+        </w:rPr>
         <w:t xml:space="preserve">- </w:t>
       </w:r>
       <w:r>
         <w:rPr>
+          <w:highlight w:val="lightGray"/>
           <w:lang w:val="en-US"/>
         </w:rPr>
         <w:t>server</w:t>
       </w:r>
       <w:r>
-        <w:t xml:space="preserve"> </w:t>
-      </w:r>
-      <w:r>
-        <w:rPr>
+        <w:rPr>
+          <w:highlight w:val="lightGray"/>
+        </w:rPr>
+        <w:t xml:space="preserve"> </w:t>
+      </w:r>
+      <w:r>
+        <w:rPr>
+          <w:highlight w:val="lightGray"/>
           <w:lang w:val="en-US"/>
         </w:rPr>
         <w:t>core</w:t>
@@ -105,26 +129,40 @@
       <w:pPr>
         <w:spacing w:after="0"/>
         <w:jc w:val="both"/>
-      </w:pPr>
-      <w:r>
+        <w:rPr>
+          <w:highlight w:val="lightGray"/>
+        </w:rPr>
+      </w:pPr>
+      <w:r>
+        <w:rPr>
+          <w:highlight w:val="lightGray"/>
+        </w:rPr>
         <w:t xml:space="preserve">Режим, в котором устанавливается минимально необходимый набор функций, который требуется </w:t>
       </w:r>
       <w:r>
         <w:rPr>
+          <w:highlight w:val="lightGray"/>
           <w:lang w:val="en-US"/>
         </w:rPr>
         <w:t>windows</w:t>
       </w:r>
       <w:r>
-        <w:t xml:space="preserve"> </w:t>
-      </w:r>
-      <w:r>
-        <w:rPr>
+        <w:rPr>
+          <w:highlight w:val="lightGray"/>
+        </w:rPr>
+        <w:t xml:space="preserve"> </w:t>
+      </w:r>
+      <w:r>
+        <w:rPr>
+          <w:highlight w:val="lightGray"/>
           <w:lang w:val="en-US"/>
         </w:rPr>
         <w:t>Server</w:t>
       </w:r>
       <w:r>
+        <w:rPr>
+          <w:highlight w:val="lightGray"/>
+        </w:rPr>
         <w:t>.</w:t>
       </w:r>
     </w:p>
@@ -132,8 +170,14 @@
       <w:pPr>
         <w:spacing w:after="0"/>
         <w:jc w:val="both"/>
-      </w:pPr>
-      <w:r>
+        <w:rPr>
+          <w:highlight w:val="lightGray"/>
+        </w:rPr>
+      </w:pPr>
+      <w:r>
+        <w:rPr>
+          <w:highlight w:val="lightGray"/>
+        </w:rPr>
         <w:t>Не устанавливаются графические компоненты.</w:t>
       </w:r>
     </w:p>
@@ -141,8 +185,14 @@
       <w:pPr>
         <w:spacing w:after="0"/>
         <w:jc w:val="both"/>
-      </w:pPr>
-      <w:r>
+        <w:rPr>
+          <w:highlight w:val="lightGray"/>
+        </w:rPr>
+      </w:pPr>
+      <w:r>
+        <w:rPr>
+          <w:highlight w:val="lightGray"/>
+        </w:rPr>
         <w:t>Не устанавливаются сервисы, которые требуют графики.</w:t>
       </w:r>
     </w:p>
@@ -150,8 +200,14 @@
       <w:pPr>
         <w:spacing w:after="0"/>
         <w:jc w:val="both"/>
-      </w:pPr>
-      <w:r>
+        <w:rPr>
+          <w:highlight w:val="lightGray"/>
+        </w:rPr>
+      </w:pPr>
+      <w:r>
+        <w:rPr>
+          <w:highlight w:val="lightGray"/>
+        </w:rPr>
         <w:t>Не устанавливаются дополнительные сетевые сервисы, которые обычно не нужны.</w:t>
       </w:r>
     </w:p>
@@ -161,24 +217,35 @@
         <w:jc w:val="both"/>
       </w:pPr>
       <w:r>
+        <w:rPr>
+          <w:highlight w:val="lightGray"/>
+        </w:rPr>
         <w:t xml:space="preserve">Т.е. это минимальный рабочий </w:t>
       </w:r>
       <w:r>
         <w:rPr>
+          <w:highlight w:val="lightGray"/>
           <w:lang w:val="en-US"/>
         </w:rPr>
         <w:t>windows</w:t>
       </w:r>
       <w:r>
-        <w:t xml:space="preserve"> </w:t>
-      </w:r>
-      <w:r>
-        <w:rPr>
+        <w:rPr>
+          <w:highlight w:val="lightGray"/>
+        </w:rPr>
+        <w:t xml:space="preserve"> </w:t>
+      </w:r>
+      <w:r>
+        <w:rPr>
+          <w:highlight w:val="lightGray"/>
           <w:lang w:val="en-US"/>
         </w:rPr>
         <w:t>Server</w:t>
       </w:r>
       <w:r>
+        <w:rPr>
+          <w:highlight w:val="lightGray"/>
+        </w:rPr>
         <w:t>.</w:t>
       </w:r>
     </w:p>
@@ -188,9 +255,15 @@
         <w:jc w:val="both"/>
       </w:pPr>
       <w:r>
+        <w:rPr>
+          <w:highlight w:val="lightGray"/>
+        </w:rPr>
         <w:t>Режим полезен тем, что на ненужные компоненты не тратятся ресурсы</w:t>
       </w:r>
       <w:r>
+        <w:rPr>
+          <w:highlight w:val="lightGray"/>
+        </w:rPr>
         <w:t>, и на такой сервер резко сокращается площадь атаки – он более безопасный.</w:t>
       </w:r>
     </w:p>
@@ -200,6 +273,9 @@
         <w:jc w:val="both"/>
       </w:pPr>
       <w:r>
+        <w:rPr>
+          <w:highlight w:val="lightGray"/>
+        </w:rPr>
         <w:t>Режим может быть преобразован в графическую версию.</w:t>
       </w:r>
     </w:p>
@@ -209,28 +285,36 @@
         <w:jc w:val="both"/>
       </w:pPr>
       <w:r>
+        <w:rPr>
+          <w:highlight w:val="lightGray"/>
+        </w:rPr>
         <w:t xml:space="preserve">В современном </w:t>
       </w:r>
       <w:r>
         <w:rPr>
+          <w:highlight w:val="lightGray"/>
           <w:lang w:val="en-US"/>
         </w:rPr>
         <w:t>WS</w:t>
       </w:r>
       <w:r>
-        <w:t xml:space="preserve"> </w:t>
-      </w:r>
-      <w:r>
-        <w:rPr>
+        <w:rPr>
+          <w:highlight w:val="lightGray"/>
+        </w:rPr>
+        <w:t xml:space="preserve"> </w:t>
+      </w:r>
+      <w:r>
+        <w:rPr>
+          <w:highlight w:val="lightGray"/>
           <w:lang w:val="en-US"/>
         </w:rPr>
         <w:t>GUI</w:t>
       </w:r>
       <w:r>
-        <w:t xml:space="preserve"> </w:t>
-      </w:r>
-      <w:r>
-        <w:t>– это роль, которую можно удалить или добавить.</w:t>
+        <w:rPr>
+          <w:highlight w:val="lightGray"/>
+        </w:rPr>
+        <w:t xml:space="preserve"> – это роль, которую можно удалить или добавить.</w:t>
       </w:r>
     </w:p>
     <w:p>
@@ -319,8 +403,14 @@
       <w:pPr>
         <w:spacing w:after="0"/>
         <w:jc w:val="both"/>
-      </w:pPr>
-      <w:r>
+        <w:rPr>
+          <w:highlight w:val="lightGray"/>
+        </w:rPr>
+      </w:pPr>
+      <w:r>
+        <w:rPr>
+          <w:highlight w:val="lightGray"/>
+        </w:rPr>
         <w:t>Разница между компонентами и ролями:</w:t>
       </w:r>
     </w:p>
@@ -328,56 +418,95 @@
       <w:pPr>
         <w:spacing w:after="0"/>
         <w:jc w:val="both"/>
-      </w:pPr>
-      <w:r>
-        <w:t xml:space="preserve">Роль - это цельная совокупность компонентов, которые решают какую-то определённую большую задачу. Например, </w:t>
-      </w:r>
-      <w:r>
-        <w:t xml:space="preserve">контроллер домена </w:t>
+        <w:rPr>
+          <w:highlight w:val="lightGray"/>
+        </w:rPr>
+      </w:pPr>
+      <w:r>
+        <w:rPr>
+          <w:highlight w:val="lightGray"/>
+        </w:rPr>
+        <w:t xml:space="preserve">Роль </w:t>
+      </w:r>
+      <w:proofErr w:type="gramStart"/>
+      <w:r>
+        <w:rPr>
+          <w:highlight w:val="lightGray"/>
+        </w:rPr>
+        <w:t>- это</w:t>
+      </w:r>
+      <w:proofErr w:type="gramEnd"/>
+      <w:r>
+        <w:rPr>
+          <w:highlight w:val="lightGray"/>
+        </w:rPr>
+        <w:t xml:space="preserve"> цельная совокупность компонентов, которые решают какую-то определённую большую задачу. Например, контроллер домена </w:t>
       </w:r>
       <w:proofErr w:type="spellStart"/>
       <w:r>
+        <w:rPr>
+          <w:highlight w:val="lightGray"/>
+        </w:rPr>
         <w:t>active</w:t>
       </w:r>
       <w:proofErr w:type="spellEnd"/>
       <w:r>
+        <w:rPr>
+          <w:highlight w:val="lightGray"/>
+        </w:rPr>
         <w:t xml:space="preserve"> </w:t>
       </w:r>
       <w:proofErr w:type="spellStart"/>
       <w:r>
+        <w:rPr>
+          <w:highlight w:val="lightGray"/>
+        </w:rPr>
         <w:t>directory</w:t>
       </w:r>
       <w:proofErr w:type="spellEnd"/>
       <w:r>
+        <w:rPr>
+          <w:highlight w:val="lightGray"/>
+        </w:rPr>
         <w:t xml:space="preserve">, чтобы он заработал, нужно много компонентов, например </w:t>
       </w:r>
       <w:proofErr w:type="spellStart"/>
       <w:r>
         <w:rPr>
+          <w:highlight w:val="lightGray"/>
           <w:lang w:val="en-US"/>
         </w:rPr>
         <w:t>dns</w:t>
       </w:r>
       <w:proofErr w:type="spellEnd"/>
       <w:r>
-        <w:t>-</w:t>
-      </w:r>
-      <w:r>
-        <w:t>сервер и др.</w:t>
-      </w:r>
-    </w:p>
-    <w:p>
-      <w:pPr>
-        <w:spacing w:after="0"/>
-        <w:jc w:val="both"/>
-      </w:pPr>
-      <w:r>
+        <w:rPr>
+          <w:highlight w:val="lightGray"/>
+        </w:rPr>
+        <w:t>-сервер и др.</w:t>
+      </w:r>
+    </w:p>
+    <w:p>
+      <w:pPr>
+        <w:spacing w:after="0"/>
+        <w:jc w:val="both"/>
+      </w:pPr>
+      <w:r>
+        <w:rPr>
+          <w:highlight w:val="lightGray"/>
+        </w:rPr>
         <w:t>Компонент</w:t>
       </w:r>
       <w:r>
+        <w:rPr>
+          <w:highlight w:val="lightGray"/>
+        </w:rPr>
         <w:t xml:space="preserve"> – это </w:t>
       </w:r>
       <w:r>
+        <w:rPr>
+          <w:highlight w:val="lightGray"/>
+        </w:rPr>
         <w:t>программный модуль, расширяющий возможности сервера, но обычно не заметные клиентам. Они обычно не предоставляют услугу непосредственно клиентам в сети.</w:t>
       </w:r>
     </w:p>
@@ -391,29 +520,42 @@
       <w:pPr>
         <w:spacing w:after="0"/>
         <w:jc w:val="both"/>
-      </w:pPr>
-      <w:r>
+        <w:rPr>
+          <w:highlight w:val="lightGray"/>
+        </w:rPr>
+      </w:pPr>
+      <w:r>
+        <w:rPr>
+          <w:highlight w:val="lightGray"/>
+        </w:rPr>
         <w:t xml:space="preserve">Установка </w:t>
       </w:r>
       <w:r>
         <w:rPr>
+          <w:highlight w:val="lightGray"/>
           <w:lang w:val="en-US"/>
         </w:rPr>
         <w:t>WS</w:t>
       </w:r>
       <w:r>
-        <w:t xml:space="preserve"> </w:t>
-      </w:r>
-      <w:r>
-        <w:t>возможна с:</w:t>
-      </w:r>
-    </w:p>
-    <w:p>
-      <w:pPr>
-        <w:spacing w:after="0"/>
-        <w:jc w:val="both"/>
-      </w:pPr>
-      <w:r>
+        <w:rPr>
+          <w:highlight w:val="lightGray"/>
+        </w:rPr>
+        <w:t xml:space="preserve"> возможна с:</w:t>
+      </w:r>
+    </w:p>
+    <w:p>
+      <w:pPr>
+        <w:spacing w:after="0"/>
+        <w:jc w:val="both"/>
+        <w:rPr>
+          <w:highlight w:val="lightGray"/>
+        </w:rPr>
+      </w:pPr>
+      <w:r>
+        <w:rPr>
+          <w:highlight w:val="lightGray"/>
+        </w:rPr>
         <w:t>- флешка</w:t>
       </w:r>
     </w:p>
@@ -421,8 +563,14 @@
       <w:pPr>
         <w:spacing w:after="0"/>
         <w:jc w:val="both"/>
-      </w:pPr>
-      <w:r>
+        <w:rPr>
+          <w:highlight w:val="lightGray"/>
+        </w:rPr>
+      </w:pPr>
+      <w:r>
+        <w:rPr>
+          <w:highlight w:val="lightGray"/>
+        </w:rPr>
         <w:t>- диск</w:t>
       </w:r>
     </w:p>
@@ -432,10 +580,10 @@
         <w:jc w:val="both"/>
       </w:pPr>
       <w:r>
-        <w:t xml:space="preserve">- </w:t>
-      </w:r>
-      <w:r>
-        <w:t>установка по сети</w:t>
+        <w:rPr>
+          <w:highlight w:val="lightGray"/>
+        </w:rPr>
+        <w:t>- установка по сети</w:t>
       </w:r>
     </w:p>
     <w:p>
@@ -586,6 +734,7 @@
       <w:r>
         <w:t>+</w:t>
       </w:r>
+      <w:proofErr w:type="gramStart"/>
       <w:r>
         <w:rPr>
           <w:lang w:val="en-US"/>
@@ -595,6 +744,7 @@
       <w:r>
         <w:t>10</w:t>
       </w:r>
+      <w:proofErr w:type="gramEnd"/>
       <w:r>
         <w:t xml:space="preserve"> то откроется </w:t>
       </w:r>
@@ -974,7 +1124,15 @@
         <w:t>driver</w:t>
       </w:r>
       <w:r>
-        <w:t>. Она позволяет в пред установочной среде найти устройства, которые не видны по умолчанию. Это полезно, если в списке выше не предлагается ничего, куда бы можно было установить сервер – это намек на то, что нужен драйвер.</w:t>
+        <w:t xml:space="preserve">. Она позволяет </w:t>
+      </w:r>
+      <w:proofErr w:type="gramStart"/>
+      <w:r>
+        <w:t>в пред</w:t>
+      </w:r>
+      <w:proofErr w:type="gramEnd"/>
+      <w:r>
+        <w:t xml:space="preserve"> установочной среде найти устройства, которые не видны по умолчанию. Это полезно, если в списке выше не предлагается ничего, куда бы можно было установить сервер – это намек на то, что нужен драйвер.</w:t>
       </w:r>
     </w:p>
     <w:p>
@@ -2261,9 +2419,6 @@
       <w:pPr>
         <w:spacing w:after="0"/>
         <w:jc w:val="both"/>
-        <w:rPr>
-          <w:lang w:val="en-US"/>
-        </w:rPr>
       </w:pPr>
       <w:r>
         <w:t>Эта утилита может работать с компонентами даже на тех ОС, которые не запущены сейчас, но установлены на какой-то диск и лежат в какой-то папке.</w:t>
@@ -2273,9 +2428,6 @@
       <w:pPr>
         <w:spacing w:after="0"/>
         <w:jc w:val="both"/>
-        <w:rPr>
-          <w:lang w:val="en-US"/>
-        </w:rPr>
       </w:pPr>
     </w:p>
     <w:p>
@@ -2397,6 +2549,9 @@
       <w:pPr>
         <w:spacing w:after="0"/>
         <w:jc w:val="both"/>
+        <w:rPr>
+          <w:lang w:val="en-US"/>
+        </w:rPr>
       </w:pPr>
       <w:r>
         <w:lastRenderedPageBreak/>
@@ -2494,9 +2649,6 @@
       <w:pPr>
         <w:spacing w:after="0"/>
         <w:jc w:val="both"/>
-        <w:rPr>
-          <w:lang w:val="en-US"/>
-        </w:rPr>
       </w:pPr>
       <w:r>
         <w:t>Инструменты администрирования и средства удалённого администрирования</w:t>
@@ -2634,9 +2786,6 @@
       <w:pPr>
         <w:spacing w:after="0"/>
         <w:jc w:val="both"/>
-        <w:rPr>
-          <w:lang w:val="en-US"/>
-        </w:rPr>
       </w:pPr>
     </w:p>
     <w:p>
@@ -2715,9 +2864,6 @@
       <w:pPr>
         <w:spacing w:after="0"/>
         <w:jc w:val="both"/>
-        <w:rPr>
-          <w:lang w:val="en-US"/>
-        </w:rPr>
       </w:pPr>
       <w:r>
         <w:t xml:space="preserve">Настройка удалённого управления </w:t>
@@ -2726,7 +2872,10 @@
         <w:rPr>
           <w:lang w:val="en-US"/>
         </w:rPr>
-        <w:t>Windows.</w:t>
+        <w:t>Windows</w:t>
+      </w:r>
+      <w:r>
+        <w:t>.</w:t>
       </w:r>
     </w:p>
     <w:p>
@@ -2897,9 +3046,6 @@
       <w:pPr>
         <w:spacing w:after="0"/>
         <w:jc w:val="both"/>
-        <w:rPr>
-          <w:lang w:val="en-US"/>
-        </w:rPr>
       </w:pPr>
       <w:r>
         <w:t xml:space="preserve">Урок 5. Введение в </w:t>
@@ -2908,7 +3054,19 @@
         <w:rPr>
           <w:lang w:val="en-US"/>
         </w:rPr>
-        <w:t>Windows PowerShell.</w:t>
+        <w:t>Windows</w:t>
+      </w:r>
+      <w:r>
+        <w:t xml:space="preserve"> </w:t>
+      </w:r>
+      <w:r>
+        <w:rPr>
+          <w:lang w:val="en-US"/>
+        </w:rPr>
+        <w:t>PowerShell</w:t>
+      </w:r>
+      <w:r>
+        <w:t>.</w:t>
       </w:r>
     </w:p>
     <w:p>
@@ -3149,10 +3307,18 @@
         <w:t>process</w:t>
       </w:r>
       <w:r>
-        <w:t xml:space="preserve"> -</w:t>
-      </w:r>
-      <w:r>
-        <w:t xml:space="preserve">?, но </w:t>
+        <w:t xml:space="preserve"> </w:t>
+      </w:r>
+      <w:proofErr w:type="gramStart"/>
+      <w:r>
+        <w:t>-</w:t>
+      </w:r>
+      <w:r>
+        <w:t>?,</w:t>
+      </w:r>
+      <w:proofErr w:type="gramEnd"/>
+      <w:r>
+        <w:t xml:space="preserve"> но </w:t>
       </w:r>
       <w:r>
         <w:rPr>
@@ -3227,21 +3393,31 @@
       </w:r>
     </w:p>
     <w:p>
-      <w:pPr>
-        <w:rPr>
-          <w:lang w:val="en-US"/>
-        </w:rPr>
-      </w:pPr>
-      <w:r>
-        <w:rPr>
-          <w:lang w:val="en-US"/>
-        </w:rPr>
-        <w:t>Get-command test</w:t>
-      </w:r>
-      <w:r>
-        <w:rPr>
-          <w:lang w:val="en-US"/>
-        </w:rPr>
+      <w:r>
+        <w:rPr>
+          <w:lang w:val="en-US"/>
+        </w:rPr>
+        <w:t>Get</w:t>
+      </w:r>
+      <w:r>
+        <w:t>-</w:t>
+      </w:r>
+      <w:r>
+        <w:rPr>
+          <w:lang w:val="en-US"/>
+        </w:rPr>
+        <w:t>command</w:t>
+      </w:r>
+      <w:r>
+        <w:t xml:space="preserve"> </w:t>
+      </w:r>
+      <w:r>
+        <w:rPr>
+          <w:lang w:val="en-US"/>
+        </w:rPr>
+        <w:t>test</w:t>
+      </w:r>
+      <w:r>
         <w:t>*</w:t>
       </w:r>
     </w:p>
@@ -3325,10 +3501,7 @@
         <w:t>command</w:t>
       </w:r>
       <w:r>
-        <w:t xml:space="preserve"> </w:t>
-      </w:r>
-      <w:r>
-        <w:t>*</w:t>
+        <w:t xml:space="preserve"> *</w:t>
       </w:r>
       <w:r>
         <w:rPr>
@@ -3337,10 +3510,7 @@
         <w:t>process</w:t>
       </w:r>
       <w:r>
-        <w:t>*</w:t>
-      </w:r>
-      <w:r>
-        <w:t xml:space="preserve"> - </w:t>
+        <w:t xml:space="preserve">* - </w:t>
       </w:r>
       <w:r>
         <w:t>покажет</w:t>
@@ -3374,11 +3544,6 @@
       </w:r>
     </w:p>
     <w:p>
-      <w:pPr>
-        <w:rPr>
-          <w:lang w:val="en-US"/>
-        </w:rPr>
-      </w:pPr>
       <w:r>
         <w:t xml:space="preserve">По </w:t>
       </w:r>
@@ -3459,8 +3624,28 @@
       </w:pPr>
     </w:p>
     <w:p>
-      <w:r>
-        <w:t xml:space="preserve">Получить все </w:t>
+      <w:pPr>
+        <w:rPr>
+          <w:lang w:val="en-US"/>
+        </w:rPr>
+      </w:pPr>
+      <w:r>
+        <w:t>Получить</w:t>
+      </w:r>
+      <w:r>
+        <w:rPr>
+          <w:lang w:val="en-US"/>
+        </w:rPr>
+        <w:t xml:space="preserve"> </w:t>
+      </w:r>
+      <w:r>
+        <w:t>все</w:t>
+      </w:r>
+      <w:r>
+        <w:rPr>
+          <w:lang w:val="en-US"/>
+        </w:rPr>
+        <w:t xml:space="preserve"> </w:t>
       </w:r>
       <w:r>
         <w:rPr>
@@ -3469,7 +3654,13 @@
         <w:t>IP</w:t>
       </w:r>
       <w:r>
-        <w:t xml:space="preserve"> адреса</w:t>
+        <w:rPr>
+          <w:lang w:val="en-US"/>
+        </w:rPr>
+        <w:t xml:space="preserve"> </w:t>
+      </w:r>
+      <w:r>
+        <w:t>адреса</w:t>
       </w:r>
     </w:p>
     <w:p>
@@ -4487,6 +4678,7 @@
   <w:style w:type="character" w:default="1" w:styleId="a0">
     <w:name w:val="Default Paragraph Font"/>
     <w:uiPriority w:val="1"/>
+    <w:semiHidden/>
     <w:unhideWhenUsed/>
   </w:style>
   <w:style w:type="table" w:default="1" w:styleId="a1">

--- a/WindowsServer 2012/Module 1.docx
+++ b/WindowsServer 2012/Module 1.docx
@@ -1,13 +1,11 @@
 
 <file path=word/document.xml><?xml version="1.0" encoding="utf-8"?>
-<w:document xmlns:o="urn:schemas-microsoft-com:office:office" xmlns:r="http://schemas.openxmlformats.org/officeDocument/2006/relationships" xmlns:v="urn:schemas-microsoft-com:vml" xmlns:w="http://schemas.openxmlformats.org/wordprocessingml/2006/main" xmlns:w10="urn:schemas-microsoft-com:office:word" xmlns:wp="http://schemas.openxmlformats.org/drawingml/2006/wordprocessingDrawing" xmlns:wps="http://schemas.microsoft.com/office/word/2010/wordprocessingShape" xmlns:wpg="http://schemas.microsoft.com/office/word/2010/wordprocessingGroup" xmlns:mc="http://schemas.openxmlformats.org/markup-compatibility/2006" xmlns:wp14="http://schemas.microsoft.com/office/word/2010/wordprocessingDrawing" xmlns:w14="http://schemas.microsoft.com/office/word/2010/wordml" xmlns:w15="http://schemas.microsoft.com/office/word/2012/wordml" mc:Ignorable="w14 wp14 w15">
+<w:document xmlns:wpc="http://schemas.microsoft.com/office/word/2010/wordprocessingCanvas" xmlns:cx="http://schemas.microsoft.com/office/drawing/2014/chartex" xmlns:cx1="http://schemas.microsoft.com/office/drawing/2015/9/8/chartex" xmlns:cx2="http://schemas.microsoft.com/office/drawing/2015/10/21/chartex" xmlns:cx3="http://schemas.microsoft.com/office/drawing/2016/5/9/chartex" xmlns:cx4="http://schemas.microsoft.com/office/drawing/2016/5/10/chartex" xmlns:cx5="http://schemas.microsoft.com/office/drawing/2016/5/11/chartex" xmlns:cx6="http://schemas.microsoft.com/office/drawing/2016/5/12/chartex" xmlns:cx7="http://schemas.microsoft.com/office/drawing/2016/5/13/chartex" xmlns:cx8="http://schemas.microsoft.com/office/drawing/2016/5/14/chartex" xmlns:mc="http://schemas.openxmlformats.org/markup-compatibility/2006" xmlns:aink="http://schemas.microsoft.com/office/drawing/2016/ink" xmlns:am3d="http://schemas.microsoft.com/office/drawing/2017/model3d" xmlns:o="urn:schemas-microsoft-com:office:office" xmlns:oel="http://schemas.microsoft.com/office/2019/extlst" xmlns:r="http://schemas.openxmlformats.org/officeDocument/2006/relationships" xmlns:m="http://schemas.openxmlformats.org/officeDocument/2006/math" xmlns:v="urn:schemas-microsoft-com:vml" xmlns:wp14="http://schemas.microsoft.com/office/word/2010/wordprocessingDrawing" xmlns:wp="http://schemas.openxmlformats.org/drawingml/2006/wordprocessingDrawing" xmlns:w10="urn:schemas-microsoft-com:office:word" xmlns:w="http://schemas.openxmlformats.org/wordprocessingml/2006/main" xmlns:w14="http://schemas.microsoft.com/office/word/2010/wordml" xmlns:w15="http://schemas.microsoft.com/office/word/2012/wordml" xmlns:w16cex="http://schemas.microsoft.com/office/word/2018/wordml/cex" xmlns:w16cid="http://schemas.microsoft.com/office/word/2016/wordml/cid" xmlns:w16="http://schemas.microsoft.com/office/word/2018/wordml" xmlns:w16du="http://schemas.microsoft.com/office/word/2023/wordml/word16du" xmlns:w16sdtdh="http://schemas.microsoft.com/office/word/2020/wordml/sdtdatahash" xmlns:w16sdtfl="http://schemas.microsoft.com/office/word/2024/wordml/sdtformatlock" xmlns:w16se="http://schemas.microsoft.com/office/word/2015/wordml/symex" xmlns:wpg="http://schemas.microsoft.com/office/word/2010/wordprocessingGroup" xmlns:wpi="http://schemas.microsoft.com/office/word/2010/wordprocessingInk" xmlns:wne="http://schemas.microsoft.com/office/word/2006/wordml" xmlns:wps="http://schemas.microsoft.com/office/word/2010/wordprocessingShape" mc:Ignorable="w14 w15 w16se w16cid w16 w16cex w16sdtdh w16sdtfl w16du wp14">
   <w:body>
     <w:p>
       <w:pPr>
-        <w:pStyle w:val="Normal"/>
-        <w:spacing w:before="0" w:after="0"/>
-        <w:jc w:val="both"/>
-        <w:rPr/>
+        <w:spacing w:after="0"/>
+        <w:jc w:val="both"/>
       </w:pPr>
       <w:r>
         <w:rPr>
@@ -57,21 +55,14 @@
     </w:p>
     <w:p>
       <w:pPr>
-        <w:pStyle w:val="Normal"/>
-        <w:spacing w:before="0" w:after="0"/>
-        <w:jc w:val="both"/>
-        <w:rPr/>
-      </w:pPr>
-      <w:r>
-        <w:rPr/>
-      </w:r>
-    </w:p>
-    <w:p>
-      <w:pPr>
-        <w:pStyle w:val="Normal"/>
-        <w:spacing w:before="0" w:after="0"/>
-        <w:jc w:val="both"/>
-        <w:rPr/>
+        <w:spacing w:after="0"/>
+        <w:jc w:val="both"/>
+      </w:pPr>
+    </w:p>
+    <w:p>
+      <w:pPr>
+        <w:spacing w:after="0"/>
+        <w:jc w:val="both"/>
       </w:pPr>
       <w:r>
         <w:rPr>
@@ -89,8 +80,7 @@
     </w:p>
     <w:p>
       <w:pPr>
-        <w:pStyle w:val="Normal"/>
-        <w:spacing w:before="0" w:after="0"/>
+        <w:spacing w:after="0"/>
         <w:jc w:val="both"/>
         <w:rPr>
           <w:highlight w:val="lightGray"/>
@@ -125,8 +115,7 @@
     </w:p>
     <w:p>
       <w:pPr>
-        <w:pStyle w:val="Normal"/>
-        <w:spacing w:before="0" w:after="0"/>
+        <w:spacing w:after="0"/>
         <w:jc w:val="both"/>
         <w:rPr>
           <w:highlight w:val="lightGray"/>
@@ -167,8 +156,7 @@
     </w:p>
     <w:p>
       <w:pPr>
-        <w:pStyle w:val="Normal"/>
-        <w:spacing w:before="0" w:after="0"/>
+        <w:spacing w:after="0"/>
         <w:jc w:val="both"/>
         <w:rPr>
           <w:highlight w:val="lightGray"/>
@@ -183,8 +171,7 @@
     </w:p>
     <w:p>
       <w:pPr>
-        <w:pStyle w:val="Normal"/>
-        <w:spacing w:before="0" w:after="0"/>
+        <w:spacing w:after="0"/>
         <w:jc w:val="both"/>
         <w:rPr>
           <w:highlight w:val="lightGray"/>
@@ -199,8 +186,7 @@
     </w:p>
     <w:p>
       <w:pPr>
-        <w:pStyle w:val="Normal"/>
-        <w:spacing w:before="0" w:after="0"/>
+        <w:spacing w:after="0"/>
         <w:jc w:val="both"/>
         <w:rPr>
           <w:highlight w:val="lightGray"/>
@@ -215,10 +201,8 @@
     </w:p>
     <w:p>
       <w:pPr>
-        <w:pStyle w:val="Normal"/>
-        <w:spacing w:before="0" w:after="0"/>
-        <w:jc w:val="both"/>
-        <w:rPr/>
+        <w:spacing w:after="0"/>
+        <w:jc w:val="both"/>
       </w:pPr>
       <w:r>
         <w:rPr>
@@ -255,10 +239,8 @@
     </w:p>
     <w:p>
       <w:pPr>
-        <w:pStyle w:val="Normal"/>
-        <w:spacing w:before="0" w:after="0"/>
-        <w:jc w:val="both"/>
-        <w:rPr/>
+        <w:spacing w:after="0"/>
+        <w:jc w:val="both"/>
       </w:pPr>
       <w:r>
         <w:rPr>
@@ -269,10 +251,8 @@
     </w:p>
     <w:p>
       <w:pPr>
-        <w:pStyle w:val="Normal"/>
-        <w:spacing w:before="0" w:after="0"/>
-        <w:jc w:val="both"/>
-        <w:rPr/>
+        <w:spacing w:after="0"/>
+        <w:jc w:val="both"/>
       </w:pPr>
       <w:r>
         <w:rPr>
@@ -283,10 +263,8 @@
     </w:p>
     <w:p>
       <w:pPr>
-        <w:pStyle w:val="Normal"/>
-        <w:spacing w:before="0" w:after="0"/>
-        <w:jc w:val="both"/>
-        <w:rPr/>
+        <w:spacing w:after="0"/>
+        <w:jc w:val="both"/>
       </w:pPr>
       <w:r>
         <w:rPr>
@@ -323,13 +301,10 @@
     </w:p>
     <w:p>
       <w:pPr>
-        <w:pStyle w:val="Normal"/>
-        <w:spacing w:before="0" w:after="0"/>
-        <w:jc w:val="both"/>
-        <w:rPr/>
-      </w:pPr>
-      <w:r>
-        <w:rPr/>
+        <w:spacing w:after="0"/>
+        <w:jc w:val="both"/>
+      </w:pPr>
+      <w:r>
         <w:t xml:space="preserve">При установке данной версии ей можно управлять через командную строку </w:t>
       </w:r>
       <w:r>
@@ -339,50 +314,43 @@
         <w:t>PowerShell</w:t>
       </w:r>
       <w:r>
-        <w:rPr/>
         <w:t xml:space="preserve">, либо при помощи скрипта </w:t>
       </w:r>
+      <w:proofErr w:type="spellStart"/>
       <w:r>
         <w:rPr>
           <w:lang w:val="en-US"/>
         </w:rPr>
         <w:t>sconfig</w:t>
       </w:r>
-      <w:r>
-        <w:rPr/>
+      <w:proofErr w:type="spellEnd"/>
+      <w:r>
         <w:t>.</w:t>
       </w:r>
+      <w:proofErr w:type="spellStart"/>
       <w:r>
         <w:rPr>
           <w:lang w:val="en-US"/>
         </w:rPr>
         <w:t>cmd</w:t>
       </w:r>
-      <w:r>
-        <w:rPr/>
+      <w:proofErr w:type="spellEnd"/>
+      <w:r>
         <w:t>, который умеет делать базовые вещи.</w:t>
       </w:r>
     </w:p>
     <w:p>
       <w:pPr>
-        <w:pStyle w:val="Normal"/>
-        <w:spacing w:before="0" w:after="0"/>
-        <w:jc w:val="both"/>
-        <w:rPr/>
-      </w:pPr>
-      <w:r>
-        <w:rPr/>
-      </w:r>
-    </w:p>
-    <w:p>
-      <w:pPr>
-        <w:pStyle w:val="Normal"/>
-        <w:spacing w:before="0" w:after="0"/>
-        <w:jc w:val="both"/>
-        <w:rPr/>
-      </w:pPr>
-      <w:r>
-        <w:rPr/>
+        <w:spacing w:after="0"/>
+        <w:jc w:val="both"/>
+      </w:pPr>
+    </w:p>
+    <w:p>
+      <w:pPr>
+        <w:spacing w:after="0"/>
+        <w:jc w:val="both"/>
+      </w:pPr>
+      <w:r>
         <w:t xml:space="preserve">После установки </w:t>
       </w:r>
       <w:r>
@@ -392,58 +360,42 @@
         <w:t>WS</w:t>
       </w:r>
       <w:r>
-        <w:rPr/>
         <w:t xml:space="preserve"> можно дополнительно нарастить её функциональность.</w:t>
       </w:r>
     </w:p>
     <w:p>
       <w:pPr>
-        <w:pStyle w:val="Normal"/>
-        <w:spacing w:before="0" w:after="0"/>
-        <w:jc w:val="both"/>
-        <w:rPr/>
-      </w:pPr>
-      <w:r>
-        <w:rPr/>
-      </w:r>
-    </w:p>
-    <w:p>
-      <w:pPr>
-        <w:pStyle w:val="Normal"/>
-        <w:spacing w:before="0" w:after="0"/>
-        <w:jc w:val="both"/>
-        <w:rPr>
-          <w:highlight w:val="none"/>
-          <w:shd w:fill="AFABAB" w:val="clear"/>
-        </w:rPr>
-      </w:pPr>
-      <w:r>
-        <w:rPr>
-          <w:shd w:fill="AFABAB" w:val="clear"/>
+        <w:spacing w:after="0"/>
+        <w:jc w:val="both"/>
+      </w:pPr>
+    </w:p>
+    <w:p>
+      <w:pPr>
+        <w:spacing w:after="0"/>
+        <w:jc w:val="both"/>
+        <w:rPr>
+          <w:shd w:val="clear" w:color="auto" w:fill="AFABAB"/>
+        </w:rPr>
+      </w:pPr>
+      <w:r>
+        <w:rPr>
+          <w:shd w:val="clear" w:color="auto" w:fill="AFABAB"/>
         </w:rPr>
         <w:t xml:space="preserve">Базовая установка – она функциональна минимальна, на ней включены базовые минимальные сервисы для работы сервера. Делается это с помощью ролей и компонентов. </w:t>
       </w:r>
     </w:p>
     <w:p>
       <w:pPr>
-        <w:pStyle w:val="Normal"/>
-        <w:spacing w:before="0" w:after="0"/>
-        <w:jc w:val="both"/>
-        <w:rPr>
-          <w:highlight w:val="none"/>
-          <w:shd w:fill="AFABAB" w:val="clear"/>
-        </w:rPr>
-      </w:pPr>
-      <w:r>
-        <w:rPr>
-          <w:shd w:fill="AFABAB" w:val="clear"/>
-        </w:rPr>
-      </w:r>
-    </w:p>
-    <w:p>
-      <w:pPr>
-        <w:pStyle w:val="Normal"/>
-        <w:spacing w:before="0" w:after="0"/>
+        <w:spacing w:after="0"/>
+        <w:jc w:val="both"/>
+        <w:rPr>
+          <w:shd w:val="clear" w:color="auto" w:fill="AFABAB"/>
+        </w:rPr>
+      </w:pPr>
+    </w:p>
+    <w:p>
+      <w:pPr>
+        <w:spacing w:after="0"/>
         <w:jc w:val="both"/>
         <w:rPr>
           <w:highlight w:val="lightGray"/>
@@ -458,19 +410,61 @@
     </w:p>
     <w:p>
       <w:pPr>
-        <w:pStyle w:val="Normal"/>
-        <w:spacing w:before="0" w:after="0"/>
-        <w:jc w:val="both"/>
-        <w:rPr>
-          <w:highlight w:val="lightGray"/>
-        </w:rPr>
-      </w:pPr>
-      <w:r>
-        <w:rPr>
-          <w:highlight w:val="lightGray"/>
-        </w:rPr>
-        <w:t xml:space="preserve">Роль - это цельная совокупность компонентов, которые решают какую-то определённую большую задачу. Например, контроллер домена active directory, чтобы он заработал, нужно много компонентов, например </w:t>
-      </w:r>
+        <w:spacing w:after="0"/>
+        <w:jc w:val="both"/>
+        <w:rPr>
+          <w:highlight w:val="lightGray"/>
+        </w:rPr>
+      </w:pPr>
+      <w:r>
+        <w:rPr>
+          <w:highlight w:val="lightGray"/>
+        </w:rPr>
+        <w:t xml:space="preserve">Роль </w:t>
+      </w:r>
+      <w:proofErr w:type="gramStart"/>
+      <w:r>
+        <w:rPr>
+          <w:highlight w:val="lightGray"/>
+        </w:rPr>
+        <w:t>- это</w:t>
+      </w:r>
+      <w:proofErr w:type="gramEnd"/>
+      <w:r>
+        <w:rPr>
+          <w:highlight w:val="lightGray"/>
+        </w:rPr>
+        <w:t xml:space="preserve"> цельная совокупность компонентов, которые решают какую-то определённую большую задачу. Например, контроллер домена </w:t>
+      </w:r>
+      <w:proofErr w:type="spellStart"/>
+      <w:r>
+        <w:rPr>
+          <w:highlight w:val="lightGray"/>
+        </w:rPr>
+        <w:t>active</w:t>
+      </w:r>
+      <w:proofErr w:type="spellEnd"/>
+      <w:r>
+        <w:rPr>
+          <w:highlight w:val="lightGray"/>
+        </w:rPr>
+        <w:t xml:space="preserve"> </w:t>
+      </w:r>
+      <w:proofErr w:type="spellStart"/>
+      <w:r>
+        <w:rPr>
+          <w:highlight w:val="lightGray"/>
+        </w:rPr>
+        <w:t>directory</w:t>
+      </w:r>
+      <w:proofErr w:type="spellEnd"/>
+      <w:r>
+        <w:rPr>
+          <w:highlight w:val="lightGray"/>
+        </w:rPr>
+        <w:t xml:space="preserve">, чтобы он заработал, нужно много компонентов, например </w:t>
+      </w:r>
+      <w:proofErr w:type="spellStart"/>
       <w:r>
         <w:rPr>
           <w:highlight w:val="lightGray"/>
@@ -478,6 +472,7 @@
         </w:rPr>
         <w:t>dns</w:t>
       </w:r>
+      <w:proofErr w:type="spellEnd"/>
       <w:r>
         <w:rPr>
           <w:highlight w:val="lightGray"/>
@@ -487,10 +482,8 @@
     </w:p>
     <w:p>
       <w:pPr>
-        <w:pStyle w:val="Normal"/>
-        <w:spacing w:before="0" w:after="0"/>
-        <w:jc w:val="both"/>
-        <w:rPr/>
+        <w:spacing w:after="0"/>
+        <w:jc w:val="both"/>
       </w:pPr>
       <w:r>
         <w:rPr>
@@ -501,19 +494,13 @@
     </w:p>
     <w:p>
       <w:pPr>
-        <w:pStyle w:val="Normal"/>
-        <w:spacing w:before="0" w:after="0"/>
-        <w:jc w:val="both"/>
-        <w:rPr/>
-      </w:pPr>
-      <w:r>
-        <w:rPr/>
-      </w:r>
-    </w:p>
-    <w:p>
-      <w:pPr>
-        <w:pStyle w:val="Normal"/>
-        <w:spacing w:before="0" w:after="0"/>
+        <w:spacing w:after="0"/>
+        <w:jc w:val="both"/>
+      </w:pPr>
+    </w:p>
+    <w:p>
+      <w:pPr>
+        <w:spacing w:after="0"/>
         <w:jc w:val="both"/>
         <w:rPr>
           <w:highlight w:val="lightGray"/>
@@ -541,8 +528,7 @@
     </w:p>
     <w:p>
       <w:pPr>
-        <w:pStyle w:val="Normal"/>
-        <w:spacing w:before="0" w:after="0"/>
+        <w:spacing w:after="0"/>
         <w:jc w:val="both"/>
         <w:rPr>
           <w:highlight w:val="lightGray"/>
@@ -557,8 +543,7 @@
     </w:p>
     <w:p>
       <w:pPr>
-        <w:pStyle w:val="Normal"/>
-        <w:spacing w:before="0" w:after="0"/>
+        <w:spacing w:after="0"/>
         <w:jc w:val="both"/>
         <w:rPr>
           <w:highlight w:val="lightGray"/>
@@ -573,10 +558,8 @@
     </w:p>
     <w:p>
       <w:pPr>
-        <w:pStyle w:val="Normal"/>
-        <w:spacing w:before="0" w:after="0"/>
-        <w:jc w:val="both"/>
-        <w:rPr/>
+        <w:spacing w:after="0"/>
+        <w:jc w:val="both"/>
       </w:pPr>
       <w:r>
         <w:rPr>
@@ -587,41 +570,34 @@
     </w:p>
     <w:p>
       <w:pPr>
-        <w:pStyle w:val="Normal"/>
-        <w:spacing w:before="0" w:after="0"/>
-        <w:jc w:val="both"/>
-        <w:rPr/>
-      </w:pPr>
-      <w:r>
-        <w:rPr/>
-      </w:r>
-    </w:p>
-    <w:p>
-      <w:pPr>
-        <w:pStyle w:val="Normal"/>
-        <w:spacing w:before="0" w:after="0"/>
-        <w:jc w:val="both"/>
-        <w:rPr/>
-      </w:pPr>
-      <w:r>
-        <w:rPr/>
+        <w:spacing w:after="0"/>
+        <w:jc w:val="both"/>
+      </w:pPr>
+    </w:p>
+    <w:p>
+      <w:pPr>
+        <w:spacing w:after="0"/>
+        <w:jc w:val="both"/>
+      </w:pPr>
+      <w:r>
         <w:t>Первое окно установки:</w:t>
       </w:r>
     </w:p>
     <w:p>
       <w:pPr>
-        <w:pStyle w:val="Normal"/>
-        <w:spacing w:before="0" w:after="0"/>
-        <w:jc w:val="both"/>
-        <w:rPr/>
-      </w:pPr>
-      <w:r>
-        <w:rPr/>
+        <w:spacing w:after="0"/>
+        <w:jc w:val="both"/>
+      </w:pPr>
+      <w:r>
+        <w:rPr>
+          <w:noProof/>
+        </w:rPr>
+        <w:lastRenderedPageBreak/>
         <w:drawing>
-          <wp:inline distT="0" distB="0" distL="0" distR="0">
+          <wp:inline distT="0" distB="0" distL="0" distR="0" wp14:anchorId="43CDE05C" wp14:editId="4C24FF84">
             <wp:extent cx="4507865" cy="3388995"/>
             <wp:effectExtent l="0" t="0" r="0" b="0"/>
-            <wp:docPr id="1" name="Рисунок 1" descr=""/>
+            <wp:docPr id="1" name="Рисунок 1"/>
             <wp:cNvGraphicFramePr>
               <a:graphicFrameLocks xmlns:a="http://schemas.openxmlformats.org/drawingml/2006/main" noChangeAspect="1"/>
             </wp:cNvGraphicFramePr>
@@ -629,13 +605,13 @@
               <a:graphicData uri="http://schemas.openxmlformats.org/drawingml/2006/picture">
                 <pic:pic xmlns:pic="http://schemas.openxmlformats.org/drawingml/2006/picture">
                   <pic:nvPicPr>
-                    <pic:cNvPr id="1" name="Рисунок 1" descr=""/>
+                    <pic:cNvPr id="1" name="Рисунок 1"/>
                     <pic:cNvPicPr>
                       <a:picLocks noChangeAspect="1" noChangeArrowheads="1"/>
                     </pic:cNvPicPr>
                   </pic:nvPicPr>
                   <pic:blipFill>
-                    <a:blip r:embed="rId2"/>
+                    <a:blip r:embed="rId5"/>
                     <a:stretch>
                       <a:fillRect/>
                     </a:stretch>
@@ -658,30 +634,35 @@
     </w:p>
     <w:p>
       <w:pPr>
-        <w:pStyle w:val="Normal"/>
-        <w:spacing w:before="0" w:after="0"/>
-        <w:jc w:val="both"/>
-        <w:rPr/>
-      </w:pPr>
-      <w:r>
-        <w:rPr/>
-        <w:t>Метод ввода в дальнейшем заменить везде очень сложно – это известный баг, на серваке луче ставить по умолчанию английскую раскладку, а добавочную делать русскую.</w:t>
-      </w:r>
-    </w:p>
-    <w:p>
-      <w:pPr>
-        <w:pStyle w:val="Normal"/>
-        <w:spacing w:before="0" w:after="0"/>
-        <w:jc w:val="both"/>
-        <w:rPr/>
-      </w:pPr>
-      <w:r>
-        <w:rPr/>
+        <w:spacing w:after="0"/>
+        <w:jc w:val="both"/>
+      </w:pPr>
+      <w:r>
+        <w:t xml:space="preserve">Метод ввода в дальнейшем заменить везде очень сложно – это известный баг, на </w:t>
+      </w:r>
+      <w:proofErr w:type="spellStart"/>
+      <w:r>
+        <w:t>серваке</w:t>
+      </w:r>
+      <w:proofErr w:type="spellEnd"/>
+      <w:r>
+        <w:t xml:space="preserve"> луче ставить по умолчанию английскую раскладку, а добавочную делать русскую.</w:t>
+      </w:r>
+    </w:p>
+    <w:p>
+      <w:pPr>
+        <w:spacing w:after="0"/>
+        <w:jc w:val="both"/>
+      </w:pPr>
+      <w:r>
+        <w:rPr>
+          <w:noProof/>
+        </w:rPr>
         <w:drawing>
-          <wp:inline distT="0" distB="0" distL="0" distR="0">
+          <wp:inline distT="0" distB="0" distL="0" distR="0" wp14:anchorId="426B397A" wp14:editId="2688E4F3">
             <wp:extent cx="3733800" cy="2828925"/>
             <wp:effectExtent l="0" t="0" r="0" b="0"/>
-            <wp:docPr id="2" name="Изображение2" descr=""/>
+            <wp:docPr id="2" name="Изображение2"/>
             <wp:cNvGraphicFramePr>
               <a:graphicFrameLocks xmlns:a="http://schemas.openxmlformats.org/drawingml/2006/main" noChangeAspect="1"/>
             </wp:cNvGraphicFramePr>
@@ -689,13 +670,13 @@
               <a:graphicData uri="http://schemas.openxmlformats.org/drawingml/2006/picture">
                 <pic:pic xmlns:pic="http://schemas.openxmlformats.org/drawingml/2006/picture">
                   <pic:nvPicPr>
-                    <pic:cNvPr id="2" name="Изображение2" descr=""/>
+                    <pic:cNvPr id="2" name="Изображение2"/>
                     <pic:cNvPicPr>
                       <a:picLocks noChangeAspect="1" noChangeArrowheads="1"/>
                     </pic:cNvPicPr>
                   </pic:nvPicPr>
                   <pic:blipFill>
-                    <a:blip r:embed="rId3"/>
+                    <a:blip r:embed="rId6"/>
                     <a:stretch>
                       <a:fillRect/>
                     </a:stretch>
@@ -718,13 +699,10 @@
     </w:p>
     <w:p>
       <w:pPr>
-        <w:pStyle w:val="Normal"/>
-        <w:spacing w:before="0" w:after="0"/>
-        <w:jc w:val="both"/>
-        <w:rPr/>
-      </w:pPr>
-      <w:r>
-        <w:rPr/>
+        <w:spacing w:after="0"/>
+        <w:jc w:val="both"/>
+      </w:pPr>
+      <w:r>
         <w:t xml:space="preserve">Если тут нажать </w:t>
       </w:r>
       <w:r>
@@ -734,9 +712,9 @@
         <w:t>shift</w:t>
       </w:r>
       <w:r>
-        <w:rPr/>
         <w:t>+</w:t>
       </w:r>
+      <w:proofErr w:type="gramStart"/>
       <w:r>
         <w:rPr>
           <w:lang w:val="en-US"/>
@@ -744,17 +722,21 @@
         <w:t>f</w:t>
       </w:r>
       <w:r>
-        <w:rPr/>
-        <w:t xml:space="preserve">10 то откроется </w:t>
-      </w:r>
+        <w:t>10</w:t>
+      </w:r>
+      <w:proofErr w:type="gramEnd"/>
+      <w:r>
+        <w:t xml:space="preserve"> то откроется </w:t>
+      </w:r>
+      <w:proofErr w:type="spellStart"/>
       <w:r>
         <w:rPr>
           <w:lang w:val="en-US"/>
         </w:rPr>
         <w:t>cmd</w:t>
       </w:r>
-      <w:r>
-        <w:rPr/>
+      <w:proofErr w:type="spellEnd"/>
+      <w:r>
         <w:t xml:space="preserve">. Сервер можно установить не только на физический диск, но и на </w:t>
       </w:r>
       <w:r>
@@ -765,7 +747,6 @@
         <w:t>VHD (Virtual Hard Disk)</w:t>
       </w:r>
       <w:r>
-        <w:rPr/>
         <w:t xml:space="preserve"> — это формат файла, имитирующий физический жесткий диск (HDD или SSD), который используется для хранения данных, операционных систем и файлов внутри одного файла-образа. Т.е. можно получить доступ к жесткому диску через </w:t>
       </w:r>
       <w:r>
@@ -775,7 +756,6 @@
         <w:t>disc</w:t>
       </w:r>
       <w:r>
-        <w:rPr/>
         <w:t xml:space="preserve"> </w:t>
       </w:r>
       <w:r>
@@ -785,7 +765,6 @@
         <w:t>part</w:t>
       </w:r>
       <w:r>
-        <w:rPr/>
         <w:t xml:space="preserve"> (утилиту Windows для работы с дисками через командную строку) и создать новый раздел, который будет смотреть внутрь </w:t>
       </w:r>
       <w:r>
@@ -795,24 +774,24 @@
         <w:t>VHD</w:t>
       </w:r>
       <w:r>
-        <w:rPr/>
         <w:t xml:space="preserve"> файла. Все это можно сделать через эту командную строку.</w:t>
       </w:r>
     </w:p>
     <w:p>
       <w:pPr>
-        <w:pStyle w:val="Normal"/>
-        <w:spacing w:before="0" w:after="0"/>
-        <w:jc w:val="both"/>
-        <w:rPr/>
-      </w:pPr>
-      <w:r>
-        <w:rPr/>
+        <w:spacing w:after="0"/>
+        <w:jc w:val="both"/>
+      </w:pPr>
+      <w:r>
+        <w:rPr>
+          <w:noProof/>
+        </w:rPr>
+        <w:lastRenderedPageBreak/>
         <w:drawing>
-          <wp:inline distT="0" distB="0" distL="0" distR="0">
+          <wp:inline distT="0" distB="0" distL="0" distR="0" wp14:anchorId="6CC3F9C5" wp14:editId="3551DCF3">
             <wp:extent cx="3258820" cy="2232660"/>
             <wp:effectExtent l="0" t="0" r="0" b="0"/>
-            <wp:docPr id="3" name="Изображение3" descr=""/>
+            <wp:docPr id="3" name="Изображение3"/>
             <wp:cNvGraphicFramePr>
               <a:graphicFrameLocks xmlns:a="http://schemas.openxmlformats.org/drawingml/2006/main" noChangeAspect="1"/>
             </wp:cNvGraphicFramePr>
@@ -820,13 +799,13 @@
               <a:graphicData uri="http://schemas.openxmlformats.org/drawingml/2006/picture">
                 <pic:pic xmlns:pic="http://schemas.openxmlformats.org/drawingml/2006/picture">
                   <pic:nvPicPr>
-                    <pic:cNvPr id="3" name="Изображение3" descr=""/>
+                    <pic:cNvPr id="3" name="Изображение3"/>
                     <pic:cNvPicPr>
                       <a:picLocks noChangeAspect="1" noChangeArrowheads="1"/>
                     </pic:cNvPicPr>
                   </pic:nvPicPr>
                   <pic:blipFill>
-                    <a:blip r:embed="rId4"/>
+                    <a:blip r:embed="rId7"/>
                     <a:stretch>
                       <a:fillRect/>
                     </a:stretch>
@@ -849,41 +828,33 @@
     </w:p>
     <w:p>
       <w:pPr>
-        <w:pStyle w:val="Normal"/>
-        <w:spacing w:before="0" w:after="0"/>
-        <w:jc w:val="both"/>
-        <w:rPr/>
-      </w:pPr>
-      <w:r>
-        <w:rPr/>
-      </w:r>
-    </w:p>
-    <w:p>
-      <w:pPr>
-        <w:pStyle w:val="Normal"/>
-        <w:spacing w:before="0" w:after="0"/>
-        <w:jc w:val="both"/>
-        <w:rPr/>
-      </w:pPr>
-      <w:r>
-        <w:rPr/>
+        <w:spacing w:after="0"/>
+        <w:jc w:val="both"/>
+      </w:pPr>
+    </w:p>
+    <w:p>
+      <w:pPr>
+        <w:spacing w:after="0"/>
+        <w:jc w:val="both"/>
+      </w:pPr>
+      <w:r>
         <w:t>Тип установки:</w:t>
       </w:r>
     </w:p>
     <w:p>
       <w:pPr>
-        <w:pStyle w:val="Normal"/>
-        <w:spacing w:before="0" w:after="0"/>
-        <w:jc w:val="both"/>
-        <w:rPr/>
-      </w:pPr>
-      <w:r>
-        <w:rPr/>
+        <w:spacing w:after="0"/>
+        <w:jc w:val="both"/>
+      </w:pPr>
+      <w:r>
+        <w:rPr>
+          <w:noProof/>
+        </w:rPr>
         <w:drawing>
-          <wp:inline distT="0" distB="0" distL="0" distR="0">
+          <wp:inline distT="0" distB="0" distL="0" distR="0" wp14:anchorId="20961CCA" wp14:editId="39DB21F0">
             <wp:extent cx="4530725" cy="2350770"/>
             <wp:effectExtent l="0" t="0" r="0" b="0"/>
-            <wp:docPr id="4" name="Изображение4" descr=""/>
+            <wp:docPr id="4" name="Изображение4"/>
             <wp:cNvGraphicFramePr>
               <a:graphicFrameLocks xmlns:a="http://schemas.openxmlformats.org/drawingml/2006/main" noChangeAspect="1"/>
             </wp:cNvGraphicFramePr>
@@ -891,13 +862,13 @@
               <a:graphicData uri="http://schemas.openxmlformats.org/drawingml/2006/picture">
                 <pic:pic xmlns:pic="http://schemas.openxmlformats.org/drawingml/2006/picture">
                   <pic:nvPicPr>
-                    <pic:cNvPr id="4" name="Изображение4" descr=""/>
+                    <pic:cNvPr id="4" name="Изображение4"/>
                     <pic:cNvPicPr>
                       <a:picLocks noChangeAspect="1" noChangeArrowheads="1"/>
                     </pic:cNvPicPr>
                   </pic:nvPicPr>
                   <pic:blipFill>
-                    <a:blip r:embed="rId5"/>
+                    <a:blip r:embed="rId8"/>
                     <a:stretch>
                       <a:fillRect/>
                     </a:stretch>
@@ -920,14 +891,19 @@
     </w:p>
     <w:p>
       <w:pPr>
-        <w:pStyle w:val="Normal"/>
-        <w:spacing w:before="0" w:after="0"/>
-        <w:jc w:val="both"/>
-        <w:rPr/>
-      </w:pPr>
-      <w:r>
-        <w:rPr/>
-        <w:t xml:space="preserve">Обновление – сохранит настройки с предыдущей ОС. Не рекомендуется, т.к. сохраняются все баги и косяки из прошлой редакции, вся вирусня тоже перейдет, могут быть проблемы несовместимости с софтом. Обновление доступно только, если предыдущая ОС совместима с нынешней – должны совпадать языки ОС, приблизительно должна совпадать редакция (например, если ставится </w:t>
+        <w:spacing w:after="0"/>
+        <w:jc w:val="both"/>
+      </w:pPr>
+      <w:r>
+        <w:t xml:space="preserve">Обновление – сохранит настройки с предыдущей ОС. Не рекомендуется, т.к. сохраняются все баги и косяки из прошлой редакции, вся </w:t>
+      </w:r>
+      <w:proofErr w:type="spellStart"/>
+      <w:r>
+        <w:t>вирусня</w:t>
+      </w:r>
+      <w:proofErr w:type="spellEnd"/>
+      <w:r>
+        <w:t xml:space="preserve"> тоже перейдет, могут быть проблемы несовместимости с софтом. Обновление доступно только, если предыдущая ОС совместима с нынешней – должны совпадать языки ОС, приблизительно должна совпадать редакция (например, если ставится </w:t>
       </w:r>
       <w:r>
         <w:rPr>
@@ -936,7 +912,6 @@
         <w:t>standard</w:t>
       </w:r>
       <w:r>
-        <w:rPr/>
         <w:t xml:space="preserve">, то предыдущая должна быть </w:t>
       </w:r>
       <w:r>
@@ -946,7 +921,6 @@
         <w:t>standard</w:t>
       </w:r>
       <w:r>
-        <w:rPr/>
         <w:t xml:space="preserve"> или </w:t>
       </w:r>
       <w:r>
@@ -956,39 +930,28 @@
         <w:t>enterprise</w:t>
       </w:r>
       <w:r>
-        <w:rPr/>
         <w:t xml:space="preserve">), должен совпадать канал лицензирования, разрядность. </w:t>
       </w:r>
     </w:p>
     <w:p>
       <w:pPr>
-        <w:pStyle w:val="Normal"/>
-        <w:spacing w:before="0" w:after="0"/>
-        <w:jc w:val="both"/>
-        <w:rPr/>
-      </w:pPr>
-      <w:r>
-        <w:rPr/>
+        <w:spacing w:after="0"/>
+        <w:jc w:val="both"/>
+      </w:pPr>
+      <w:r>
         <w:t>Другое – полная установка с нуля.</w:t>
       </w:r>
     </w:p>
     <w:p>
       <w:pPr>
-        <w:pStyle w:val="Normal"/>
-        <w:spacing w:before="0" w:after="0"/>
-        <w:jc w:val="both"/>
-        <w:rPr/>
-      </w:pPr>
-      <w:r>
-        <w:rPr/>
-      </w:r>
-    </w:p>
-    <w:p>
-      <w:pPr>
-        <w:pStyle w:val="Normal"/>
-        <w:spacing w:before="0" w:after="0"/>
-        <w:jc w:val="both"/>
-        <w:rPr/>
+        <w:spacing w:after="0"/>
+        <w:jc w:val="both"/>
+      </w:pPr>
+    </w:p>
+    <w:p>
+      <w:pPr>
+        <w:spacing w:after="0"/>
+        <w:jc w:val="both"/>
       </w:pPr>
       <w:r>
         <w:rPr>
@@ -999,64 +962,50 @@
     </w:p>
     <w:p>
       <w:pPr>
-        <w:pStyle w:val="Normal"/>
-        <w:spacing w:before="0" w:after="0"/>
-        <w:jc w:val="both"/>
-        <w:rPr/>
-      </w:pPr>
-      <w:r>
-        <w:rPr/>
-      </w:r>
-    </w:p>
-    <w:p>
-      <w:pPr>
-        <w:pStyle w:val="Normal"/>
-        <w:spacing w:before="0" w:after="0"/>
-        <w:jc w:val="both"/>
-        <w:rPr/>
-      </w:pPr>
-      <w:r>
-        <w:rPr/>
+        <w:spacing w:after="0"/>
+        <w:jc w:val="both"/>
+      </w:pPr>
+    </w:p>
+    <w:p>
+      <w:pPr>
+        <w:shd w:val="clear" w:color="auto" w:fill="D0CECE" w:themeFill="background2" w:themeFillShade="E6"/>
+        <w:spacing w:after="0"/>
+        <w:jc w:val="both"/>
+      </w:pPr>
+      <w:r>
         <w:t>Файл подкачки (pagefile.sys) — это скрытый системный файл на диске, работающий как «виртуальная оперативная память». Комп к нему обращается как будто это оперативная память. Есть физическая память, она разбита на страницы. Те страницы, которые не используются будут попадать в этот файл, а те, которые используются будут жить в оперативке. При обращении к памяти, которая сейчас в оперативке не присутствует, система автоматически считывает её с диска и помещает её в физическую оперативку.</w:t>
       </w:r>
     </w:p>
     <w:p>
       <w:pPr>
-        <w:pStyle w:val="Normal"/>
-        <w:spacing w:before="0" w:after="0"/>
-        <w:jc w:val="both"/>
-        <w:rPr/>
-      </w:pPr>
-      <w:r>
-        <w:rPr/>
-      </w:r>
-    </w:p>
-    <w:p>
-      <w:pPr>
-        <w:pStyle w:val="Normal"/>
-        <w:spacing w:before="0" w:after="0"/>
-        <w:jc w:val="both"/>
-        <w:rPr/>
-      </w:pPr>
-      <w:r>
-        <w:rPr/>
+        <w:spacing w:after="0"/>
+        <w:jc w:val="both"/>
+      </w:pPr>
+    </w:p>
+    <w:p>
+      <w:pPr>
+        <w:spacing w:after="0"/>
+        <w:jc w:val="both"/>
+      </w:pPr>
+      <w:r>
+        <w:lastRenderedPageBreak/>
         <w:t>Если выбрать установку с нуля, то далее будет окно с предложением разметки диска. Самый хороший вариант – это стереть все разделы, которые есть, и поставить сервер на новый раздел.</w:t>
       </w:r>
     </w:p>
     <w:p>
       <w:pPr>
-        <w:pStyle w:val="Normal"/>
-        <w:spacing w:before="0" w:after="0"/>
-        <w:jc w:val="both"/>
-        <w:rPr/>
-      </w:pPr>
-      <w:r>
-        <w:rPr/>
+        <w:spacing w:after="0"/>
+        <w:jc w:val="both"/>
+      </w:pPr>
+      <w:r>
+        <w:rPr>
+          <w:noProof/>
+        </w:rPr>
         <w:drawing>
-          <wp:inline distT="0" distB="0" distL="0" distR="0">
+          <wp:inline distT="0" distB="0" distL="0" distR="0" wp14:anchorId="26B1C2A4" wp14:editId="0C84C7E0">
             <wp:extent cx="4079240" cy="3079750"/>
             <wp:effectExtent l="0" t="0" r="0" b="0"/>
-            <wp:docPr id="5" name="Изображение5" descr=""/>
+            <wp:docPr id="5" name="Изображение5"/>
             <wp:cNvGraphicFramePr>
               <a:graphicFrameLocks xmlns:a="http://schemas.openxmlformats.org/drawingml/2006/main" noChangeAspect="1"/>
             </wp:cNvGraphicFramePr>
@@ -1064,13 +1013,13 @@
               <a:graphicData uri="http://schemas.openxmlformats.org/drawingml/2006/picture">
                 <pic:pic xmlns:pic="http://schemas.openxmlformats.org/drawingml/2006/picture">
                   <pic:nvPicPr>
-                    <pic:cNvPr id="5" name="Изображение5" descr=""/>
+                    <pic:cNvPr id="5" name="Изображение5"/>
                     <pic:cNvPicPr>
                       <a:picLocks noChangeAspect="1" noChangeArrowheads="1"/>
                     </pic:cNvPicPr>
                   </pic:nvPicPr>
                   <pic:blipFill>
-                    <a:blip r:embed="rId6"/>
+                    <a:blip r:embed="rId9"/>
                     <a:stretch>
                       <a:fillRect/>
                     </a:stretch>
@@ -1093,14 +1042,19 @@
     </w:p>
     <w:p>
       <w:pPr>
-        <w:pStyle w:val="Normal"/>
-        <w:spacing w:before="0" w:after="0"/>
-        <w:jc w:val="both"/>
-        <w:rPr/>
-      </w:pPr>
-      <w:r>
-        <w:rPr/>
-        <w:t xml:space="preserve">1. Если сервер ставится на раздел, который будет на каком-то хитром носителе располагаться, допустим на рэйд-контроллере, то может понадобится загрузка драйвера – </w:t>
+        <w:spacing w:after="0"/>
+        <w:jc w:val="both"/>
+      </w:pPr>
+      <w:r>
+        <w:t xml:space="preserve">1. Если сервер ставится на раздел, который будет на каком-то хитром носителе располагаться, допустим на </w:t>
+      </w:r>
+      <w:proofErr w:type="spellStart"/>
+      <w:r>
+        <w:t>рэйд</w:t>
+      </w:r>
+      <w:proofErr w:type="spellEnd"/>
+      <w:r>
+        <w:t xml:space="preserve">-контроллере, то может понадобится загрузка драйвера – </w:t>
       </w:r>
       <w:r>
         <w:rPr>
@@ -1109,7 +1063,6 @@
         <w:t>load</w:t>
       </w:r>
       <w:r>
-        <w:rPr/>
         <w:t xml:space="preserve"> </w:t>
       </w:r>
       <w:r>
@@ -1119,65 +1072,69 @@
         <w:t>driver</w:t>
       </w:r>
       <w:r>
-        <w:rPr/>
-        <w:t>. Она позволяет в пред установочной среде найти устройства, которые не видны по умолчанию. Это полезно, если в списке выше не предлагается ничего, куда бы можно было установить сервер – это намек на то, что нужен драйвер.</w:t>
-      </w:r>
-    </w:p>
-    <w:p>
-      <w:pPr>
-        <w:pStyle w:val="Normal"/>
-        <w:spacing w:before="0" w:after="0"/>
-        <w:jc w:val="both"/>
-        <w:rPr/>
-      </w:pPr>
-      <w:r>
-        <w:rPr/>
+        <w:t xml:space="preserve">. Она позволяет </w:t>
+      </w:r>
+      <w:proofErr w:type="gramStart"/>
+      <w:r>
+        <w:t>в пред</w:t>
+      </w:r>
+      <w:proofErr w:type="gramEnd"/>
+      <w:r>
+        <w:t xml:space="preserve"> установочной среде найти устройства, которые не видны по умолчанию. Это полезно, если в списке выше не предлагается ничего, куда бы можно было установить сервер – это намек на то, что нужен драйвер.</w:t>
+      </w:r>
+    </w:p>
+    <w:p>
+      <w:pPr>
+        <w:spacing w:after="0"/>
+        <w:jc w:val="both"/>
+      </w:pPr>
+      <w:r>
         <w:t>2. Если есть несколько носителей, необходимо понимать куда именно хотим поставить. Обычная рекомендация – для повышения отказоустойчивости ставить сервер на носитель с зеркалированием, т.е. который физически состоит из 2х дисков, и данные пишутся одновременно на оба диска, и читаются с обоих дисков.</w:t>
       </w:r>
     </w:p>
     <w:p>
       <w:pPr>
-        <w:pStyle w:val="Normal"/>
-        <w:spacing w:before="0" w:after="0"/>
-        <w:jc w:val="both"/>
-        <w:rPr/>
-      </w:pPr>
-      <w:r>
-        <w:rPr/>
+        <w:spacing w:after="0"/>
+        <w:jc w:val="both"/>
+      </w:pPr>
+      <w:r>
+        <w:rPr>
+          <w:highlight w:val="lightGray"/>
+        </w:rPr>
         <w:t xml:space="preserve">3. </w:t>
       </w:r>
-      <w:r>
-        <w:rPr>
+      <w:bookmarkStart w:id="0" w:name="_Hlk226217625"/>
+      <w:r>
+        <w:rPr>
+          <w:highlight w:val="lightGray"/>
           <w:lang w:val="en-US"/>
         </w:rPr>
         <w:t>Extend</w:t>
       </w:r>
       <w:r>
-        <w:rPr/>
+        <w:rPr>
+          <w:highlight w:val="lightGray"/>
+        </w:rPr>
         <w:t xml:space="preserve"> – если есть раздел, который уже создан – либо только что, либо он уже был, то можно изменить ему размер – увеличить или уменьшить.</w:t>
       </w:r>
     </w:p>
-    <w:p>
-      <w:pPr>
-        <w:pStyle w:val="Normal"/>
-        <w:spacing w:before="0" w:after="0"/>
-        <w:jc w:val="both"/>
-        <w:rPr/>
-      </w:pPr>
-      <w:r>
-        <w:rPr/>
+    <w:bookmarkEnd w:id="0"/>
+    <w:p>
+      <w:pPr>
+        <w:spacing w:after="0"/>
+        <w:jc w:val="both"/>
+      </w:pPr>
+      <w:r>
         <w:t>4. Когда мы говорим использовать всё неразмеченное место, оно используется не всё – маленький кусочек отъедается под служебную разметку – не ссать – это нормально.</w:t>
       </w:r>
     </w:p>
     <w:p>
       <w:pPr>
-        <w:pStyle w:val="Normal"/>
-        <w:spacing w:before="0" w:after="0"/>
-        <w:jc w:val="both"/>
-        <w:rPr/>
-      </w:pPr>
-      <w:r>
-        <w:rPr/>
+        <w:shd w:val="clear" w:color="auto" w:fill="D0CECE" w:themeFill="background2" w:themeFillShade="E6"/>
+        <w:spacing w:after="0"/>
+        <w:jc w:val="both"/>
+      </w:pPr>
+      <w:r>
         <w:t xml:space="preserve">5. </w:t>
       </w:r>
       <w:r>
@@ -1187,8 +1144,15 @@
         <w:t>Format</w:t>
       </w:r>
       <w:r>
-        <w:rPr/>
-        <w:t xml:space="preserve"> – форматирование диска, форматирование раздела. Его не обязательно использовать. Если указать в качестве назначения неформатированный раздел, система сама его быстро форматнёт. Единственное, зачем имеет смысл использовать форматирование – это убедиться, что носитель вообще везде читается, т.е. что нет критичных жутких областей с бэд-блоками, где половина носителя не читается, т.к. она уже умерла. В случае с быстрым форматированием – это необязательно проверит всю поверхность диска, а </w:t>
+        <w:t xml:space="preserve"> – форматирование диска, форматирование раздела. Его не обязательно использовать. Если указать в качестве назначения неформатированный раздел, система сама его быстро </w:t>
+      </w:r>
+      <w:proofErr w:type="spellStart"/>
+      <w:r>
+        <w:t>форматнёт</w:t>
+      </w:r>
+      <w:proofErr w:type="spellEnd"/>
+      <w:r>
+        <w:t xml:space="preserve">. Единственное, зачем имеет смысл использовать форматирование – это убедиться, что носитель вообще везде читается, т.е. что нет критичных жутких областей с бэд-блоками, где половина носителя не читается, т.к. она уже умерла. В случае с быстрым форматированием – это необязательно проверит всю поверхность диска, а </w:t>
       </w:r>
       <w:r>
         <w:rPr>
@@ -1197,148 +1161,111 @@
         <w:t>Format</w:t>
       </w:r>
       <w:r>
-        <w:rPr/>
         <w:t xml:space="preserve"> – он вроде как проверяет всю поверхность диска.</w:t>
       </w:r>
     </w:p>
     <w:p>
       <w:pPr>
-        <w:pStyle w:val="Normal"/>
-        <w:spacing w:before="0" w:after="0"/>
-        <w:jc w:val="both"/>
-        <w:rPr/>
-      </w:pPr>
-      <w:r>
-        <w:rPr/>
-      </w:r>
-    </w:p>
-    <w:p>
-      <w:pPr>
-        <w:pStyle w:val="Normal"/>
-        <w:spacing w:before="0" w:after="0"/>
-        <w:jc w:val="both"/>
-        <w:rPr/>
-      </w:pPr>
-      <w:r>
-        <w:rPr/>
+        <w:spacing w:after="0"/>
+        <w:jc w:val="both"/>
+      </w:pPr>
+    </w:p>
+    <w:p>
+      <w:pPr>
+        <w:spacing w:after="0"/>
+        <w:jc w:val="both"/>
+      </w:pPr>
+      <w:r>
         <w:t>Установка завершена.</w:t>
       </w:r>
     </w:p>
     <w:p>
       <w:pPr>
-        <w:pStyle w:val="Normal"/>
-        <w:spacing w:before="0" w:after="0"/>
-        <w:jc w:val="both"/>
-        <w:rPr/>
-      </w:pPr>
-      <w:r>
-        <w:rPr/>
-      </w:r>
-    </w:p>
-    <w:p>
-      <w:pPr>
-        <w:pStyle w:val="Normal"/>
-        <w:spacing w:before="0" w:after="0"/>
-        <w:jc w:val="both"/>
-        <w:rPr/>
-      </w:pPr>
-      <w:r>
-        <w:rPr/>
+        <w:spacing w:after="0"/>
+        <w:jc w:val="both"/>
+      </w:pPr>
+    </w:p>
+    <w:p>
+      <w:pPr>
+        <w:spacing w:after="0"/>
+        <w:jc w:val="both"/>
+      </w:pPr>
+      <w:r>
         <w:t>Помимо установки самой серверной ОС, нужно будет настроить</w:t>
+      </w:r>
+      <w:r>
         <w:tab/>
         <w:t>роли. Сам голый сервер не очень интересный. Роли можно установить с нуля, или мигрировать существующие с других серверов.</w:t>
       </w:r>
     </w:p>
     <w:p>
       <w:pPr>
-        <w:pStyle w:val="Normal"/>
-        <w:spacing w:before="0" w:after="0"/>
-        <w:jc w:val="both"/>
-        <w:rPr/>
-      </w:pPr>
-      <w:r>
-        <w:rPr/>
-      </w:r>
-    </w:p>
-    <w:p>
-      <w:pPr>
-        <w:pStyle w:val="Normal"/>
-        <w:spacing w:before="0" w:after="0"/>
-        <w:jc w:val="both"/>
-        <w:rPr/>
-      </w:pPr>
-      <w:r>
-        <w:rPr/>
+        <w:spacing w:after="0"/>
+        <w:jc w:val="both"/>
+      </w:pPr>
+    </w:p>
+    <w:p>
+      <w:pPr>
+        <w:spacing w:after="0"/>
+        <w:jc w:val="both"/>
+      </w:pPr>
+      <w:r>
         <w:t>После установки нужно настроить сервер для работы – например, дать доступ к сети, присоединить сервер к домену, активировать его. Это нужно сделать до того, как выпускать в сервер пользователей.</w:t>
       </w:r>
     </w:p>
     <w:p>
       <w:pPr>
-        <w:pStyle w:val="Normal"/>
-        <w:spacing w:before="0" w:after="0"/>
-        <w:jc w:val="both"/>
-        <w:rPr/>
-      </w:pPr>
-      <w:r>
-        <w:rPr/>
-      </w:r>
-    </w:p>
-    <w:p>
-      <w:pPr>
-        <w:pStyle w:val="Normal"/>
-        <w:spacing w:before="0" w:after="0"/>
+        <w:spacing w:after="0"/>
+        <w:jc w:val="both"/>
+      </w:pPr>
+    </w:p>
+    <w:p>
+      <w:pPr>
+        <w:spacing w:after="0"/>
         <w:jc w:val="center"/>
-        <w:rPr/>
-      </w:pPr>
-      <w:r>
-        <w:rPr/>
+      </w:pPr>
+      <w:r>
         <w:t>Настройки сервер-менеджера.</w:t>
       </w:r>
     </w:p>
     <w:p>
       <w:pPr>
-        <w:pStyle w:val="Normal"/>
-        <w:spacing w:before="0" w:after="0"/>
-        <w:jc w:val="both"/>
-        <w:rPr/>
-      </w:pPr>
-      <w:r>
-        <w:rPr/>
-      </w:r>
-    </w:p>
-    <w:p>
-      <w:pPr>
-        <w:pStyle w:val="Normal"/>
-        <w:spacing w:before="0" w:after="0"/>
-        <w:jc w:val="both"/>
-        <w:rPr/>
-      </w:pPr>
-      <w:r>
-        <w:rPr/>
-        <w:t xml:space="preserve">Для настройки сервера используется инструмент – сервер-менеджер. </w:t>
-      </w:r>
-    </w:p>
-    <w:p>
-      <w:pPr>
-        <w:pStyle w:val="Normal"/>
-        <w:spacing w:before="0" w:after="0"/>
-        <w:jc w:val="both"/>
-        <w:rPr/>
-      </w:pPr>
-      <w:r>
-        <w:rPr/>
+        <w:spacing w:after="0"/>
+        <w:jc w:val="both"/>
+      </w:pPr>
+    </w:p>
+    <w:p>
+      <w:pPr>
+        <w:spacing w:after="0"/>
+        <w:jc w:val="both"/>
+      </w:pPr>
+      <w:r>
+        <w:rPr>
+          <w:highlight w:val="lightGray"/>
+        </w:rPr>
+        <w:t>Для настройки сервера используется инструмент – сервер-менеджер.</w:t>
+      </w:r>
+      <w:r>
+        <w:t xml:space="preserve"> </w:t>
+      </w:r>
+    </w:p>
+    <w:p>
+      <w:pPr>
+        <w:shd w:val="clear" w:color="auto" w:fill="D0CECE" w:themeFill="background2" w:themeFillShade="E6"/>
+        <w:spacing w:after="0"/>
+        <w:jc w:val="both"/>
+      </w:pPr>
+      <w:r>
         <w:t>1. Имя компа – задаётся автоматически.</w:t>
       </w:r>
     </w:p>
     <w:p>
       <w:pPr>
-        <w:pStyle w:val="Normal"/>
-        <w:spacing w:before="0" w:after="0"/>
-        <w:jc w:val="both"/>
-        <w:rPr/>
-      </w:pPr>
-      <w:r>
-        <w:rPr/>
+        <w:shd w:val="clear" w:color="auto" w:fill="D0CECE" w:themeFill="background2" w:themeFillShade="E6"/>
+        <w:spacing w:after="0"/>
+        <w:jc w:val="both"/>
+      </w:pPr>
+      <w:r>
         <w:t xml:space="preserve">2. После установки машина не присоединяется к домену. По умолчанию </w:t>
       </w:r>
       <w:r>
@@ -1348,7 +1275,6 @@
         <w:t>remote</w:t>
       </w:r>
       <w:r>
-        <w:rPr/>
         <w:t xml:space="preserve"> </w:t>
       </w:r>
       <w:r>
@@ -1358,19 +1284,16 @@
         <w:t>desktop</w:t>
       </w:r>
       <w:r>
-        <w:rPr/>
         <w:t xml:space="preserve"> отключен, файрволл включен.</w:t>
       </w:r>
     </w:p>
     <w:p>
       <w:pPr>
-        <w:pStyle w:val="Normal"/>
-        <w:spacing w:before="0" w:after="0"/>
-        <w:jc w:val="both"/>
-        <w:rPr/>
-      </w:pPr>
-      <w:r>
-        <w:rPr/>
+        <w:shd w:val="clear" w:color="auto" w:fill="D0CECE" w:themeFill="background2" w:themeFillShade="E6"/>
+        <w:spacing w:after="0"/>
+        <w:jc w:val="both"/>
+      </w:pPr>
+      <w:r>
         <w:t xml:space="preserve">3. </w:t>
       </w:r>
       <w:r>
@@ -1380,7 +1303,6 @@
         <w:t>IP</w:t>
       </w:r>
       <w:r>
-        <w:rPr/>
         <w:t xml:space="preserve">-адрес присвоен по </w:t>
       </w:r>
       <w:r>
@@ -1390,20 +1312,21 @@
         <w:t>DHCP</w:t>
       </w:r>
       <w:r>
-        <w:rPr/>
         <w:t>.</w:t>
       </w:r>
     </w:p>
     <w:p>
       <w:pPr>
-        <w:pStyle w:val="Normal"/>
-        <w:spacing w:before="0" w:after="0"/>
-        <w:jc w:val="both"/>
-        <w:rPr/>
-      </w:pPr>
-      <w:r>
-        <w:rPr/>
-        <w:t xml:space="preserve">4. Обновления выключены – </w:t>
+        <w:shd w:val="clear" w:color="auto" w:fill="D0CECE" w:themeFill="background2" w:themeFillShade="E6"/>
+        <w:spacing w:after="0"/>
+        <w:jc w:val="both"/>
+      </w:pPr>
+      <w:r>
+        <w:t xml:space="preserve">4. </w:t>
+      </w:r>
+      <w:bookmarkStart w:id="1" w:name="_Hlk226218806"/>
+      <w:r>
+        <w:t xml:space="preserve">Обновления выключены – </w:t>
       </w:r>
       <w:r>
         <w:rPr>
@@ -1412,7 +1335,6 @@
         <w:t>windows</w:t>
       </w:r>
       <w:r>
-        <w:rPr/>
         <w:t xml:space="preserve"> </w:t>
       </w:r>
       <w:r>
@@ -1422,92 +1344,70 @@
         <w:t>update</w:t>
       </w:r>
       <w:r>
-        <w:rPr/>
         <w:t xml:space="preserve"> не настроен.</w:t>
       </w:r>
-    </w:p>
-    <w:p>
-      <w:pPr>
-        <w:pStyle w:val="Normal"/>
-        <w:spacing w:before="0" w:after="0"/>
-        <w:jc w:val="both"/>
-        <w:rPr/>
-      </w:pPr>
-      <w:r>
-        <w:rPr/>
-      </w:r>
-    </w:p>
-    <w:p>
-      <w:pPr>
-        <w:pStyle w:val="Normal"/>
-        <w:spacing w:before="0" w:after="0"/>
-        <w:jc w:val="both"/>
-        <w:rPr/>
-      </w:pPr>
-      <w:r>
-        <w:rPr/>
+      <w:bookmarkEnd w:id="1"/>
+    </w:p>
+    <w:p>
+      <w:pPr>
+        <w:spacing w:after="0"/>
+        <w:jc w:val="both"/>
+      </w:pPr>
+    </w:p>
+    <w:p>
+      <w:pPr>
+        <w:spacing w:after="0"/>
+        <w:jc w:val="both"/>
+      </w:pPr>
+      <w:r>
         <w:t>Поэтому требуется:</w:t>
       </w:r>
     </w:p>
     <w:p>
       <w:pPr>
-        <w:pStyle w:val="Normal"/>
-        <w:spacing w:before="0" w:after="0"/>
-        <w:jc w:val="both"/>
-        <w:rPr/>
-      </w:pPr>
-      <w:r>
-        <w:rPr/>
+        <w:spacing w:after="0"/>
+        <w:jc w:val="both"/>
+      </w:pPr>
+      <w:r>
         <w:t>- переименовать машину</w:t>
       </w:r>
     </w:p>
     <w:p>
       <w:pPr>
-        <w:pStyle w:val="Normal"/>
-        <w:spacing w:before="0" w:after="0"/>
-        <w:jc w:val="both"/>
-        <w:rPr/>
-      </w:pPr>
-      <w:r>
-        <w:rPr/>
+        <w:spacing w:after="0"/>
+        <w:jc w:val="both"/>
+      </w:pPr>
+      <w:r>
         <w:t>- присоединить её к домену</w:t>
       </w:r>
     </w:p>
     <w:p>
       <w:pPr>
-        <w:pStyle w:val="Normal"/>
-        <w:spacing w:before="0" w:after="0"/>
-        <w:jc w:val="both"/>
-        <w:rPr/>
-      </w:pPr>
-      <w:r>
-        <w:rPr/>
+        <w:spacing w:after="0"/>
+        <w:jc w:val="both"/>
+      </w:pPr>
+      <w:r>
         <w:t>- включить обновления</w:t>
       </w:r>
     </w:p>
     <w:p>
       <w:pPr>
-        <w:pStyle w:val="Normal"/>
-        <w:spacing w:before="0" w:after="0"/>
-        <w:jc w:val="both"/>
-        <w:rPr/>
-      </w:pPr>
-      <w:r>
-        <w:rPr/>
+        <w:spacing w:after="0"/>
+        <w:jc w:val="both"/>
+      </w:pPr>
+      <w:r>
         <w:t>- включить удалённый рабочий стол</w:t>
       </w:r>
     </w:p>
     <w:p>
       <w:pPr>
-        <w:pStyle w:val="Normal"/>
-        <w:spacing w:before="0" w:after="0"/>
-        <w:jc w:val="both"/>
-        <w:rPr>
-          <w:lang w:val="en-US"/>
-        </w:rPr>
-      </w:pPr>
-      <w:r>
-        <w:rPr/>
+        <w:spacing w:after="0"/>
+        <w:jc w:val="both"/>
+        <w:rPr>
+          <w:lang w:val="en-US"/>
+        </w:rPr>
+      </w:pPr>
+      <w:r>
         <w:t>И</w:t>
       </w:r>
       <w:r>
@@ -1517,7 +1417,6 @@
         <w:t xml:space="preserve"> </w:t>
       </w:r>
       <w:r>
-        <w:rPr/>
         <w:t>т</w:t>
       </w:r>
       <w:r>
@@ -1527,7 +1426,6 @@
         <w:t>.</w:t>
       </w:r>
       <w:r>
-        <w:rPr/>
         <w:t>д</w:t>
       </w:r>
       <w:r>
@@ -1539,23 +1437,16 @@
     </w:p>
     <w:p>
       <w:pPr>
-        <w:pStyle w:val="Normal"/>
-        <w:spacing w:before="0" w:after="0"/>
-        <w:jc w:val="both"/>
-        <w:rPr>
-          <w:lang w:val="en-US"/>
-        </w:rPr>
-      </w:pPr>
-      <w:r>
-        <w:rPr>
-          <w:lang w:val="en-US"/>
-        </w:rPr>
-      </w:r>
-    </w:p>
-    <w:p>
-      <w:pPr>
-        <w:pStyle w:val="Normal"/>
-        <w:spacing w:before="0" w:after="0"/>
+        <w:spacing w:after="0"/>
+        <w:jc w:val="both"/>
+        <w:rPr>
+          <w:lang w:val="en-US"/>
+        </w:rPr>
+      </w:pPr>
+    </w:p>
+    <w:p>
+      <w:pPr>
+        <w:spacing w:after="0"/>
         <w:jc w:val="both"/>
         <w:rPr>
           <w:lang w:val="en-US"/>
@@ -1570,14 +1461,13 @@
     </w:p>
     <w:p>
       <w:pPr>
-        <w:pStyle w:val="Normal"/>
-        <w:spacing w:before="0" w:after="0"/>
-        <w:jc w:val="both"/>
-        <w:rPr/>
-      </w:pPr>
-      <w:r>
-        <w:rPr/>
+        <w:spacing w:after="0"/>
+        <w:jc w:val="both"/>
+      </w:pPr>
+      <w:r>
         <w:t>По умолчанию сервер находится в сети, которая не позволяет подключаться к серверу снаружи.</w:t>
+      </w:r>
+      <w:r>
         <w:tab/>
         <w:t xml:space="preserve">Т.е. сервер будет пытаться получить </w:t>
       </w:r>
@@ -1588,19 +1478,15 @@
         <w:t>IP</w:t>
       </w:r>
       <w:r>
-        <w:rPr/>
         <w:t>-адрес автоматически, но при этом он будет отбрасывать все подключения, которые будут приходить снаружи.</w:t>
       </w:r>
     </w:p>
     <w:p>
       <w:pPr>
-        <w:pStyle w:val="Normal"/>
-        <w:spacing w:before="0" w:after="0"/>
-        <w:jc w:val="both"/>
-        <w:rPr/>
-      </w:pPr>
-      <w:r>
-        <w:rPr/>
+        <w:spacing w:after="0"/>
+        <w:jc w:val="both"/>
+      </w:pPr>
+      <w:r>
         <w:t xml:space="preserve">Недалёкие администраторы просто отключают файрволл, т.к. лень настраивать все настройки. Это неправильно. </w:t>
       </w:r>
       <w:r>
@@ -1610,7 +1496,6 @@
         <w:t>Windows</w:t>
       </w:r>
       <w:r>
-        <w:rPr/>
         <w:t xml:space="preserve"> </w:t>
       </w:r>
       <w:r>
@@ -1620,27 +1505,19 @@
         <w:t>Firewall</w:t>
       </w:r>
       <w:r>
-        <w:rPr/>
         <w:t xml:space="preserve"> позволяет защититься от многих атак. Она отслеживает что происходит в сети, и отбивает подключения на те порты, которые мы в явном виде не разрешили. Отключать файрволл плохо, т.к. этим самым сознательно снижается уровень защиты. Хорошо, когда файрволл работает, потому что этим сознательно повышается уровень защиты. Нужно научиться работать с файрволлом – он на самом деле очень простой.</w:t>
       </w:r>
     </w:p>
     <w:p>
       <w:pPr>
-        <w:pStyle w:val="Normal"/>
-        <w:spacing w:before="0" w:after="0"/>
-        <w:jc w:val="both"/>
-        <w:rPr/>
-      </w:pPr>
-      <w:r>
-        <w:rPr/>
-      </w:r>
-    </w:p>
-    <w:p>
-      <w:pPr>
-        <w:pStyle w:val="Normal"/>
-        <w:spacing w:before="0" w:after="0"/>
-        <w:jc w:val="both"/>
-        <w:rPr/>
+        <w:spacing w:after="0"/>
+        <w:jc w:val="both"/>
+      </w:pPr>
+    </w:p>
+    <w:p>
+      <w:pPr>
+        <w:spacing w:after="0"/>
+        <w:jc w:val="both"/>
       </w:pPr>
       <w:r>
         <w:rPr>
@@ -1649,7 +1526,6 @@
         <w:t>Remote</w:t>
       </w:r>
       <w:r>
-        <w:rPr/>
         <w:t xml:space="preserve"> </w:t>
       </w:r>
       <w:r>
@@ -1659,19 +1535,15 @@
         <w:t>desktop</w:t>
       </w:r>
       <w:r>
-        <w:rPr/>
         <w:t>.</w:t>
       </w:r>
     </w:p>
     <w:p>
       <w:pPr>
-        <w:pStyle w:val="Normal"/>
-        <w:spacing w:before="0" w:after="0"/>
-        <w:jc w:val="both"/>
-        <w:rPr/>
-      </w:pPr>
-      <w:r>
-        <w:rPr/>
+        <w:spacing w:after="0"/>
+        <w:jc w:val="both"/>
+      </w:pPr>
+      <w:r>
         <w:t xml:space="preserve">Если нужно подключаться к серверу по удаленному рабочему столу, нужно включить </w:t>
       </w:r>
       <w:r>
@@ -1681,7 +1553,6 @@
         <w:t>remote</w:t>
       </w:r>
       <w:r>
-        <w:rPr/>
         <w:t xml:space="preserve"> </w:t>
       </w:r>
       <w:r>
@@ -1691,7 +1562,6 @@
         <w:t>desktop</w:t>
       </w:r>
       <w:r>
-        <w:rPr/>
         <w:t xml:space="preserve">, чтобы не приходилось каждый раз бежать в серверную комнату, где холодно и неудобно. Не забыть, что для этого нужно будет прописать настройки в </w:t>
       </w:r>
       <w:r>
@@ -1701,7 +1571,6 @@
         <w:t>Windows</w:t>
       </w:r>
       <w:r>
-        <w:rPr/>
         <w:t xml:space="preserve"> </w:t>
       </w:r>
       <w:r>
@@ -1711,49 +1580,35 @@
         <w:t>Firewall</w:t>
       </w:r>
       <w:r>
-        <w:rPr/>
-        <w:t>. При первом включении удаленного рабочего стола, система может сказать, что она прописала исключения для файервола, но это баг – она ничего не прописывает – нужно делать вручную.</w:t>
-      </w:r>
-    </w:p>
-    <w:p>
-      <w:pPr>
-        <w:pStyle w:val="Normal"/>
-        <w:spacing w:before="0" w:after="0"/>
-        <w:jc w:val="both"/>
-        <w:rPr/>
-      </w:pPr>
-      <w:r>
-        <w:rPr/>
-      </w:r>
-    </w:p>
-    <w:p>
-      <w:pPr>
-        <w:pStyle w:val="Normal"/>
-        <w:spacing w:before="0" w:after="0"/>
-        <w:jc w:val="both"/>
-        <w:rPr/>
-      </w:pPr>
-      <w:r>
-        <w:rPr/>
-      </w:r>
-    </w:p>
-    <w:p>
-      <w:pPr>
-        <w:pStyle w:val="Normal"/>
-        <w:spacing w:before="0" w:after="0"/>
-        <w:jc w:val="both"/>
-        <w:rPr/>
-      </w:pPr>
-      <w:r>
-        <w:rPr/>
-      </w:r>
-    </w:p>
-    <w:p>
-      <w:pPr>
-        <w:pStyle w:val="Normal"/>
-        <w:spacing w:before="0" w:after="0"/>
-        <w:jc w:val="both"/>
-        <w:rPr/>
+        <w:t xml:space="preserve">. При первом включении удаленного рабочего стола, система может сказать, что она прописала </w:t>
+      </w:r>
+      <w:r>
+        <w:lastRenderedPageBreak/>
+        <w:t>исключения для файервола, но это баг – она ничего не прописывает – нужно делать вручную.</w:t>
+      </w:r>
+    </w:p>
+    <w:p>
+      <w:pPr>
+        <w:spacing w:after="0"/>
+        <w:jc w:val="both"/>
+      </w:pPr>
+    </w:p>
+    <w:p>
+      <w:pPr>
+        <w:spacing w:after="0"/>
+        <w:jc w:val="both"/>
+      </w:pPr>
+    </w:p>
+    <w:p>
+      <w:pPr>
+        <w:spacing w:after="0"/>
+        <w:jc w:val="both"/>
+      </w:pPr>
+    </w:p>
+    <w:p>
+      <w:pPr>
+        <w:spacing w:after="0"/>
+        <w:jc w:val="both"/>
       </w:pPr>
       <w:r>
         <w:rPr>
@@ -1762,19 +1617,15 @@
         <w:t>Ethernet</w:t>
       </w:r>
       <w:r>
-        <w:rPr/>
         <w:t>.</w:t>
       </w:r>
     </w:p>
     <w:p>
       <w:pPr>
-        <w:pStyle w:val="Normal"/>
-        <w:spacing w:before="0" w:after="0"/>
-        <w:jc w:val="both"/>
-        <w:rPr/>
-      </w:pPr>
-      <w:r>
-        <w:rPr/>
+        <w:spacing w:after="0"/>
+        <w:jc w:val="both"/>
+      </w:pPr>
+      <w:r>
         <w:t xml:space="preserve">Настройка </w:t>
       </w:r>
       <w:r>
@@ -1784,47 +1635,58 @@
         <w:t>IP</w:t>
       </w:r>
       <w:r>
-        <w:rPr/>
         <w:t xml:space="preserve">. По умолчанию </w:t>
       </w:r>
+      <w:proofErr w:type="spellStart"/>
       <w:r>
         <w:rPr>
           <w:lang w:val="en-US"/>
         </w:rPr>
         <w:t>IPv</w:t>
       </w:r>
-      <w:r>
-        <w:rPr/>
+      <w:proofErr w:type="spellEnd"/>
+      <w:r>
         <w:t xml:space="preserve">6 включён. Если не знать, как он работает – то лучше выключить, т.к. в нём есть некоторые особенности, которые, если не знать, как работать – резко снижают безопасность. А именно </w:t>
       </w:r>
+      <w:proofErr w:type="spellStart"/>
       <w:r>
         <w:rPr>
           <w:lang w:val="en-US"/>
         </w:rPr>
         <w:t>IPv</w:t>
       </w:r>
-      <w:r>
-        <w:rPr/>
+      <w:proofErr w:type="spellEnd"/>
+      <w:r>
         <w:t xml:space="preserve">6 отличается сквозной связанностью, т.е. любые 2 устройства, у которых есть </w:t>
       </w:r>
+      <w:proofErr w:type="spellStart"/>
       <w:r>
         <w:rPr>
           <w:lang w:val="en-US"/>
         </w:rPr>
         <w:t>IPv</w:t>
       </w:r>
-      <w:r>
-        <w:rPr/>
-        <w:t xml:space="preserve">6 могут смотреть друг на друга. Не существует ната. Если в </w:t>
-      </w:r>
+      <w:proofErr w:type="spellEnd"/>
+      <w:r>
+        <w:t xml:space="preserve">6 могут смотреть друг на друга. Не существует </w:t>
+      </w:r>
+      <w:proofErr w:type="spellStart"/>
+      <w:r>
+        <w:t>ната</w:t>
+      </w:r>
+      <w:proofErr w:type="spellEnd"/>
+      <w:r>
+        <w:t xml:space="preserve">. Если в </w:t>
+      </w:r>
+      <w:proofErr w:type="spellStart"/>
       <w:r>
         <w:rPr>
           <w:lang w:val="en-US"/>
         </w:rPr>
         <w:t>IPv</w:t>
       </w:r>
-      <w:r>
-        <w:rPr/>
+      <w:proofErr w:type="spellEnd"/>
+      <w:r>
         <w:t xml:space="preserve">4 мы получаем адрес 192.168.0.1 – мы знаем, что это адрес частный, и публичный кто-то снаружи на этот адрес не подключится. Любые 2 устройства просто могут друг другу кидать трафик. Это не страшно, если нет </w:t>
       </w:r>
       <w:r>
@@ -1834,27 +1696,36 @@
         <w:t>v</w:t>
       </w:r>
       <w:r>
-        <w:rPr/>
         <w:t xml:space="preserve">6 маршрутизатора. Но в </w:t>
       </w:r>
+      <w:proofErr w:type="spellStart"/>
       <w:r>
         <w:rPr>
           <w:lang w:val="en-US"/>
         </w:rPr>
         <w:t>ws</w:t>
       </w:r>
-      <w:r>
-        <w:rPr/>
-        <w:t xml:space="preserve"> последних версий по умолчанию есть обходной механизм, который называется тереда – она ставит туннель до </w:t>
-      </w:r>
+      <w:proofErr w:type="spellEnd"/>
+      <w:r>
+        <w:t xml:space="preserve"> последних версий по умолчанию есть обходной механизм, который называется </w:t>
+      </w:r>
+      <w:proofErr w:type="spellStart"/>
+      <w:r>
+        <w:t>тереда</w:t>
+      </w:r>
+      <w:proofErr w:type="spellEnd"/>
+      <w:r>
+        <w:t xml:space="preserve"> – она ставит туннель до </w:t>
+      </w:r>
+      <w:proofErr w:type="spellStart"/>
       <w:r>
         <w:rPr>
           <w:lang w:val="en-US"/>
         </w:rPr>
         <w:t>IPv</w:t>
       </w:r>
-      <w:r>
-        <w:rPr/>
+      <w:proofErr w:type="spellEnd"/>
+      <w:r>
         <w:t xml:space="preserve">4 адреса поддерживаемая самим </w:t>
       </w:r>
       <w:r>
@@ -1864,81 +1735,78 @@
         <w:t>Microsoft</w:t>
       </w:r>
       <w:r>
-        <w:rPr/>
         <w:t xml:space="preserve">, и нам по умолчанию назначается </w:t>
       </w:r>
+      <w:proofErr w:type="spellStart"/>
       <w:r>
         <w:rPr>
           <w:lang w:val="en-US"/>
         </w:rPr>
         <w:t>IPv</w:t>
       </w:r>
-      <w:r>
-        <w:rPr/>
-        <w:t xml:space="preserve">6. И его реально можно использовать для подключения к нашему удаленному серверу. Можно сколько угодно обнастраиваться нат и файрволлом на </w:t>
-      </w:r>
+      <w:proofErr w:type="spellEnd"/>
+      <w:r>
+        <w:t xml:space="preserve">6. И его реально можно использовать для подключения к нашему удаленному серверу. Можно сколько угодно </w:t>
+      </w:r>
+      <w:proofErr w:type="spellStart"/>
+      <w:r>
+        <w:t>обнастраиваться</w:t>
+      </w:r>
+      <w:proofErr w:type="spellEnd"/>
+      <w:r>
+        <w:t xml:space="preserve"> нат и файрволлом на </w:t>
+      </w:r>
+      <w:proofErr w:type="spellStart"/>
       <w:r>
         <w:rPr>
           <w:lang w:val="en-US"/>
         </w:rPr>
         <w:t>IPv</w:t>
       </w:r>
-      <w:r>
-        <w:rPr/>
+      <w:proofErr w:type="spellEnd"/>
+      <w:r>
         <w:t xml:space="preserve">4, но до тех пор, пока тоже самое не сделать для </w:t>
       </w:r>
+      <w:proofErr w:type="spellStart"/>
       <w:r>
         <w:rPr>
           <w:lang w:val="en-US"/>
         </w:rPr>
         <w:t>IPv</w:t>
       </w:r>
-      <w:r>
-        <w:rPr/>
+      <w:proofErr w:type="spellEnd"/>
+      <w:r>
         <w:t>6 сервер будет торчать голым наружу.</w:t>
       </w:r>
     </w:p>
     <w:p>
       <w:pPr>
-        <w:pStyle w:val="Normal"/>
-        <w:spacing w:before="0" w:after="0"/>
-        <w:jc w:val="both"/>
-        <w:rPr/>
-      </w:pPr>
-      <w:r>
-        <w:rPr/>
-      </w:r>
-    </w:p>
-    <w:p>
-      <w:pPr>
-        <w:pStyle w:val="Normal"/>
-        <w:spacing w:before="0" w:after="0"/>
-        <w:jc w:val="both"/>
-        <w:rPr/>
-      </w:pPr>
-      <w:r>
-        <w:rPr/>
+        <w:spacing w:after="0"/>
+        <w:jc w:val="both"/>
+      </w:pPr>
+    </w:p>
+    <w:p>
+      <w:pPr>
+        <w:spacing w:after="0"/>
+        <w:jc w:val="both"/>
+      </w:pPr>
+      <w:r>
         <w:t>Обновления.</w:t>
       </w:r>
     </w:p>
     <w:p>
       <w:pPr>
-        <w:pStyle w:val="Normal"/>
-        <w:spacing w:before="0" w:after="0"/>
-        <w:jc w:val="both"/>
-        <w:rPr/>
-      </w:pPr>
-      <w:r>
-        <w:rPr/>
+        <w:spacing w:after="0"/>
+        <w:jc w:val="both"/>
+      </w:pPr>
+      <w:r>
         <w:t xml:space="preserve">Нужно настроить обновления, т.к. ОС по умолчанию они отключены. </w:t>
       </w:r>
     </w:p>
     <w:p>
       <w:pPr>
-        <w:pStyle w:val="Normal"/>
-        <w:spacing w:before="0" w:after="0"/>
-        <w:jc w:val="both"/>
-        <w:rPr/>
+        <w:spacing w:after="0"/>
+        <w:jc w:val="both"/>
       </w:pPr>
       <w:r>
         <w:rPr>
@@ -1947,7 +1815,6 @@
         <w:t>WS</w:t>
       </w:r>
       <w:r>
-        <w:rPr/>
         <w:t xml:space="preserve"> написана с низким качеством кода, по этому обновления выходят часто, и причем сами обновления тоже низкого качества. Есть такая инфа, что люди боятся ставить обновления, т.к. каждое обновление рискует убить операционку, и есть такое явление, когда выходит обновление, оно рушит ОС, и за ним сразу прилетает второе обновление с тем же номером, но </w:t>
       </w:r>
       <w:r>
@@ -1957,51 +1824,37 @@
         <w:t>v</w:t>
       </w:r>
       <w:r>
-        <w:rPr/>
         <w:t>2. Типа патч на патч. И сейчас люди ждут, чтобы дня три прошло после выхода обновление, чтобы его установить, т.к. дело рискованное устанавливать сразу после выпуска.</w:t>
       </w:r>
     </w:p>
     <w:p>
       <w:pPr>
-        <w:pStyle w:val="Normal"/>
-        <w:spacing w:before="0" w:after="0"/>
-        <w:jc w:val="both"/>
-        <w:rPr/>
-      </w:pPr>
-      <w:r>
-        <w:rPr/>
+        <w:spacing w:after="0"/>
+        <w:jc w:val="both"/>
+      </w:pPr>
+      <w:r>
         <w:t>Обновление – это потенциально закрытая дырка для злоумышленника.</w:t>
       </w:r>
     </w:p>
     <w:p>
       <w:pPr>
-        <w:pStyle w:val="Normal"/>
-        <w:spacing w:before="0" w:after="0"/>
-        <w:jc w:val="both"/>
-        <w:rPr/>
-      </w:pPr>
-      <w:r>
-        <w:rPr/>
+        <w:spacing w:after="0"/>
+        <w:jc w:val="both"/>
+      </w:pPr>
+      <w:r>
         <w:t>Раньше хакеры ломали адресно, а сейчас это делается при помощи автоматизированных инструментов, и если дырку не закрыть, то робот очень быстро вас найдёт.</w:t>
       </w:r>
     </w:p>
     <w:p>
       <w:pPr>
-        <w:pStyle w:val="Normal"/>
-        <w:spacing w:before="0" w:after="0"/>
-        <w:jc w:val="both"/>
-        <w:rPr/>
-      </w:pPr>
-      <w:r>
-        <w:rPr/>
-      </w:r>
-    </w:p>
-    <w:p>
-      <w:pPr>
-        <w:pStyle w:val="Normal"/>
-        <w:spacing w:before="0" w:after="0"/>
-        <w:jc w:val="both"/>
-        <w:rPr/>
+        <w:spacing w:after="0"/>
+        <w:jc w:val="both"/>
+      </w:pPr>
+    </w:p>
+    <w:p>
+      <w:pPr>
+        <w:spacing w:after="0"/>
+        <w:jc w:val="both"/>
       </w:pPr>
       <w:r>
         <w:rPr>
@@ -2010,7 +1863,6 @@
         <w:t>NIC</w:t>
       </w:r>
       <w:r>
-        <w:rPr/>
         <w:t xml:space="preserve"> </w:t>
       </w:r>
       <w:r>
@@ -2020,19 +1872,15 @@
         <w:t>Teaming</w:t>
       </w:r>
       <w:r>
-        <w:rPr/>
         <w:t xml:space="preserve"> (объединение сетевых карт).</w:t>
       </w:r>
     </w:p>
     <w:p>
       <w:pPr>
-        <w:pStyle w:val="Normal"/>
-        <w:spacing w:before="0" w:after="0"/>
-        <w:jc w:val="both"/>
-        <w:rPr/>
-      </w:pPr>
-      <w:r>
-        <w:rPr/>
+        <w:spacing w:after="0"/>
+        <w:jc w:val="both"/>
+      </w:pPr>
+      <w:r>
         <w:t xml:space="preserve">Инструмент, с помощью которого можно в одну канальную среду, например в один свитч смотреть двумя интерфейсами, при этом на 2х интерфейсах будет 1 </w:t>
       </w:r>
       <w:r>
@@ -2042,7 +1890,6 @@
         <w:t>IP</w:t>
       </w:r>
       <w:r>
-        <w:rPr/>
         <w:t xml:space="preserve">. Это полезно для тех серверов, у которых есть 2 и более разъёма для </w:t>
       </w:r>
       <w:r>
@@ -2052,7 +1899,6 @@
         <w:t>Ethernet</w:t>
       </w:r>
       <w:r>
-        <w:rPr/>
         <w:t xml:space="preserve">, в них во все втыкаются провода для свитча, объединяются в один групповой интерфейс, и на этот групповой интерфейс вешается один </w:t>
       </w:r>
       <w:r>
@@ -2062,63 +1908,71 @@
         <w:t>IP</w:t>
       </w:r>
       <w:r>
-        <w:rPr/>
         <w:t>. Это нужно для сценария вида защиты от падения одного физического интерфейса.</w:t>
       </w:r>
     </w:p>
     <w:p>
       <w:pPr>
-        <w:pStyle w:val="Normal"/>
-        <w:spacing w:before="0" w:after="0"/>
-        <w:jc w:val="both"/>
-        <w:rPr/>
-      </w:pPr>
-      <w:r>
-        <w:rPr/>
+        <w:spacing w:after="0"/>
+        <w:jc w:val="both"/>
+      </w:pPr>
+      <w:r>
+        <w:lastRenderedPageBreak/>
         <w:t xml:space="preserve">Есть балансировка трафика. </w:t>
       </w:r>
     </w:p>
     <w:p>
       <w:pPr>
-        <w:pStyle w:val="Normal"/>
-        <w:spacing w:before="0" w:after="0"/>
-        <w:jc w:val="both"/>
-        <w:rPr/>
-      </w:pPr>
-      <w:r>
-        <w:rPr/>
-      </w:r>
-    </w:p>
-    <w:p>
-      <w:pPr>
-        <w:pStyle w:val="Normal"/>
-        <w:spacing w:before="0" w:after="0"/>
+        <w:spacing w:after="0"/>
+        <w:jc w:val="both"/>
+      </w:pPr>
+    </w:p>
+    <w:p>
+      <w:pPr>
+        <w:spacing w:after="0"/>
         <w:jc w:val="center"/>
-        <w:rPr/>
-      </w:pPr>
-      <w:r>
-        <w:rPr/>
+      </w:pPr>
+      <w:r>
         <w:t>Роли и компоненты.</w:t>
       </w:r>
     </w:p>
     <w:p>
       <w:pPr>
-        <w:pStyle w:val="Normal"/>
-        <w:spacing w:before="0" w:after="0"/>
-        <w:jc w:val="both"/>
-        <w:rPr/>
-      </w:pPr>
-      <w:r>
-        <w:rPr/>
-        <w:t>DISM (Deployment Image Servicing and Management) — это встроенная в Windows утилита командной строки для обслуживания, подготовки и восстановления образов системы, включая WIM-файлы, VHD и работающую ОС. Она используется для восстановления поврежденных компонентов, установки обновлений, драйверов и настройки компонентов. Часто применяется вместе с SFC для исправления системных ошибок.</w:t>
-      </w:r>
-    </w:p>
-    <w:p>
-      <w:pPr>
-        <w:pStyle w:val="Normal"/>
-        <w:spacing w:before="0" w:after="0"/>
-        <w:jc w:val="both"/>
-        <w:rPr/>
+        <w:spacing w:after="0"/>
+        <w:jc w:val="both"/>
+      </w:pPr>
+      <w:r>
+        <w:t>DISM (</w:t>
+      </w:r>
+      <w:proofErr w:type="spellStart"/>
+      <w:r>
+        <w:t>Deployment</w:t>
+      </w:r>
+      <w:proofErr w:type="spellEnd"/>
+      <w:r>
+        <w:t xml:space="preserve"> Image </w:t>
+      </w:r>
+      <w:proofErr w:type="spellStart"/>
+      <w:r>
+        <w:t>Servicing</w:t>
+      </w:r>
+      <w:proofErr w:type="spellEnd"/>
+      <w:r>
+        <w:t xml:space="preserve"> </w:t>
+      </w:r>
+      <w:proofErr w:type="spellStart"/>
+      <w:r>
+        <w:t>and</w:t>
+      </w:r>
+      <w:proofErr w:type="spellEnd"/>
+      <w:r>
+        <w:t xml:space="preserve"> Management) — это встроенная в Windows утилита командной строки для обслуживания, подготовки и восстановления образов системы, включая WIM-файлы, VHD и работающую ОС. Она используется для восстановления поврежденных компонентов, установки обновлений, драйверов и настройки компонентов. Часто применяется вместе с SFC для исправления системных ошибок.</w:t>
+      </w:r>
+    </w:p>
+    <w:p>
+      <w:pPr>
+        <w:spacing w:after="0"/>
+        <w:jc w:val="both"/>
       </w:pPr>
       <w:r>
         <w:rPr>
@@ -2127,7 +1981,6 @@
         <w:t>DISM</w:t>
       </w:r>
       <w:r>
-        <w:rPr/>
         <w:t xml:space="preserve"> перечисляет, устанавливает, удаляет, настраивает и обновляет компоненты и пакеты в образах </w:t>
       </w:r>
       <w:r>
@@ -2137,53 +1990,36 @@
         <w:t>Windows</w:t>
       </w:r>
       <w:r>
-        <w:rPr/>
         <w:t>. Список доступных команд зависит от обслуживаемого образа, а также от того, находится ли образ в автономном или рабочем состоянии.</w:t>
       </w:r>
     </w:p>
     <w:p>
       <w:pPr>
-        <w:pStyle w:val="Normal"/>
-        <w:spacing w:before="0" w:after="0"/>
-        <w:jc w:val="both"/>
-        <w:rPr/>
-      </w:pPr>
-      <w:r>
-        <w:rPr/>
-      </w:r>
-    </w:p>
-    <w:p>
-      <w:pPr>
-        <w:pStyle w:val="Normal"/>
-        <w:spacing w:before="0" w:after="0"/>
-        <w:jc w:val="both"/>
-        <w:rPr/>
-      </w:pPr>
-      <w:r>
-        <w:rPr/>
+        <w:spacing w:after="0"/>
+        <w:jc w:val="both"/>
+      </w:pPr>
+    </w:p>
+    <w:p>
+      <w:pPr>
+        <w:spacing w:after="0"/>
+        <w:jc w:val="both"/>
+      </w:pPr>
+      <w:r>
         <w:t>Через неё можно работать с ролями и компонентами. Она не различает роли и компоненты и сваливает их в одну кучу.</w:t>
       </w:r>
     </w:p>
     <w:p>
       <w:pPr>
-        <w:pStyle w:val="Normal"/>
-        <w:spacing w:before="0" w:after="0"/>
-        <w:jc w:val="both"/>
-        <w:rPr/>
-      </w:pPr>
-      <w:r>
-        <w:rPr/>
-      </w:r>
-    </w:p>
-    <w:p>
-      <w:pPr>
-        <w:pStyle w:val="Normal"/>
-        <w:spacing w:before="0" w:after="0"/>
-        <w:jc w:val="both"/>
-        <w:rPr/>
-      </w:pPr>
-      <w:r>
-        <w:rPr/>
+        <w:spacing w:after="0"/>
+        <w:jc w:val="both"/>
+      </w:pPr>
+    </w:p>
+    <w:p>
+      <w:pPr>
+        <w:spacing w:after="0"/>
+        <w:jc w:val="both"/>
+      </w:pPr>
+      <w:r>
         <w:t>Команда для вывода всех компонентов в текущей ОС(/</w:t>
       </w:r>
       <w:r>
@@ -2193,24 +2029,23 @@
         <w:t>online</w:t>
       </w:r>
       <w:r>
-        <w:rPr/>
         <w:t>)</w:t>
       </w:r>
     </w:p>
     <w:p>
       <w:pPr>
-        <w:pStyle w:val="Normal"/>
-        <w:spacing w:before="0" w:after="0"/>
-        <w:jc w:val="both"/>
-        <w:rPr/>
-      </w:pPr>
-      <w:r>
-        <w:rPr/>
+        <w:spacing w:after="0"/>
+        <w:jc w:val="both"/>
+      </w:pPr>
+      <w:r>
+        <w:rPr>
+          <w:noProof/>
+        </w:rPr>
         <w:drawing>
-          <wp:inline distT="0" distB="0" distL="0" distR="0">
+          <wp:inline distT="0" distB="0" distL="0" distR="0" wp14:anchorId="5CF49BFD" wp14:editId="2F111AEB">
             <wp:extent cx="4572000" cy="542925"/>
             <wp:effectExtent l="0" t="0" r="0" b="0"/>
-            <wp:docPr id="6" name="Изображение6" descr=""/>
+            <wp:docPr id="6" name="Изображение6"/>
             <wp:cNvGraphicFramePr>
               <a:graphicFrameLocks xmlns:a="http://schemas.openxmlformats.org/drawingml/2006/main" noChangeAspect="1"/>
             </wp:cNvGraphicFramePr>
@@ -2218,13 +2053,13 @@
               <a:graphicData uri="http://schemas.openxmlformats.org/drawingml/2006/picture">
                 <pic:pic xmlns:pic="http://schemas.openxmlformats.org/drawingml/2006/picture">
                   <pic:nvPicPr>
-                    <pic:cNvPr id="6" name="Изображение6" descr=""/>
+                    <pic:cNvPr id="6" name="Изображение6"/>
                     <pic:cNvPicPr>
                       <a:picLocks noChangeAspect="1" noChangeArrowheads="1"/>
                     </pic:cNvPicPr>
                   </pic:nvPicPr>
                   <pic:blipFill>
-                    <a:blip r:embed="rId7"/>
+                    <a:blip r:embed="rId10"/>
                     <a:stretch>
                       <a:fillRect/>
                     </a:stretch>
@@ -2247,55 +2082,47 @@
     </w:p>
     <w:p>
       <w:pPr>
-        <w:pStyle w:val="Normal"/>
-        <w:spacing w:before="0" w:after="0"/>
-        <w:jc w:val="both"/>
-        <w:rPr>
-          <w:lang w:val="en-US"/>
-        </w:rPr>
-      </w:pPr>
-      <w:r>
-        <w:rPr>
-          <w:lang w:val="en-US"/>
-        </w:rPr>
-      </w:r>
-    </w:p>
-    <w:p>
-      <w:pPr>
-        <w:pStyle w:val="Normal"/>
-        <w:spacing w:before="0" w:after="0"/>
-        <w:jc w:val="both"/>
-        <w:rPr/>
-      </w:pPr>
-      <w:r>
-        <w:rPr/>
+        <w:spacing w:after="0"/>
+        <w:jc w:val="both"/>
+        <w:rPr>
+          <w:lang w:val="en-US"/>
+        </w:rPr>
+      </w:pPr>
+    </w:p>
+    <w:p>
+      <w:pPr>
+        <w:spacing w:after="0"/>
+        <w:jc w:val="both"/>
+      </w:pPr>
+      <w:r>
         <w:t xml:space="preserve">Перед установкой компонента через </w:t>
       </w:r>
+      <w:proofErr w:type="spellStart"/>
       <w:r>
         <w:rPr>
           <w:lang w:val="en-US"/>
         </w:rPr>
         <w:t>dism</w:t>
       </w:r>
-      <w:r>
-        <w:rPr/>
+      <w:proofErr w:type="spellEnd"/>
+      <w:r>
         <w:t xml:space="preserve"> нужно сначала проверить всё ли с компонентом в порядке:</w:t>
       </w:r>
     </w:p>
     <w:p>
       <w:pPr>
-        <w:pStyle w:val="Normal"/>
-        <w:spacing w:before="0" w:after="0"/>
-        <w:jc w:val="both"/>
-        <w:rPr/>
-      </w:pPr>
-      <w:r>
-        <w:rPr/>
+        <w:spacing w:after="0"/>
+        <w:jc w:val="both"/>
+      </w:pPr>
+      <w:r>
+        <w:rPr>
+          <w:noProof/>
+        </w:rPr>
         <w:drawing>
-          <wp:inline distT="0" distB="0" distL="0" distR="0">
+          <wp:inline distT="0" distB="0" distL="0" distR="0" wp14:anchorId="3E427353" wp14:editId="164F1BB5">
             <wp:extent cx="4686300" cy="676275"/>
             <wp:effectExtent l="0" t="0" r="0" b="0"/>
-            <wp:docPr id="7" name="Изображение7" descr=""/>
+            <wp:docPr id="7" name="Изображение7"/>
             <wp:cNvGraphicFramePr>
               <a:graphicFrameLocks xmlns:a="http://schemas.openxmlformats.org/drawingml/2006/main" noChangeAspect="1"/>
             </wp:cNvGraphicFramePr>
@@ -2303,13 +2130,13 @@
               <a:graphicData uri="http://schemas.openxmlformats.org/drawingml/2006/picture">
                 <pic:pic xmlns:pic="http://schemas.openxmlformats.org/drawingml/2006/picture">
                   <pic:nvPicPr>
-                    <pic:cNvPr id="7" name="Изображение7" descr=""/>
+                    <pic:cNvPr id="7" name="Изображение7"/>
                     <pic:cNvPicPr>
                       <a:picLocks noChangeAspect="1" noChangeArrowheads="1"/>
                     </pic:cNvPicPr>
                   </pic:nvPicPr>
                   <pic:blipFill>
-                    <a:blip r:embed="rId8"/>
+                    <a:blip r:embed="rId11"/>
                     <a:stretch>
                       <a:fillRect/>
                     </a:stretch>
@@ -2332,41 +2159,33 @@
     </w:p>
     <w:p>
       <w:pPr>
-        <w:pStyle w:val="Normal"/>
-        <w:spacing w:before="0" w:after="0"/>
-        <w:jc w:val="both"/>
-        <w:rPr/>
-      </w:pPr>
-      <w:r>
-        <w:rPr/>
-      </w:r>
-    </w:p>
-    <w:p>
-      <w:pPr>
-        <w:pStyle w:val="Normal"/>
-        <w:spacing w:before="0" w:after="0"/>
-        <w:jc w:val="both"/>
-        <w:rPr/>
-      </w:pPr>
-      <w:r>
-        <w:rPr/>
+        <w:spacing w:after="0"/>
+        <w:jc w:val="both"/>
+      </w:pPr>
+    </w:p>
+    <w:p>
+      <w:pPr>
+        <w:spacing w:after="0"/>
+        <w:jc w:val="both"/>
+      </w:pPr>
+      <w:r>
         <w:t>Установить компонент:</w:t>
       </w:r>
     </w:p>
     <w:p>
       <w:pPr>
-        <w:pStyle w:val="Normal"/>
-        <w:spacing w:before="0" w:after="0"/>
-        <w:jc w:val="both"/>
-        <w:rPr/>
-      </w:pPr>
-      <w:r>
-        <w:rPr/>
+        <w:spacing w:after="0"/>
+        <w:jc w:val="both"/>
+      </w:pPr>
+      <w:r>
+        <w:rPr>
+          <w:noProof/>
+        </w:rPr>
         <w:drawing>
-          <wp:inline distT="0" distB="0" distL="0" distR="0">
+          <wp:inline distT="0" distB="0" distL="0" distR="0" wp14:anchorId="73E6BF73" wp14:editId="764B90AA">
             <wp:extent cx="5939790" cy="470535"/>
             <wp:effectExtent l="0" t="0" r="0" b="0"/>
-            <wp:docPr id="8" name="Изображение8" descr=""/>
+            <wp:docPr id="8" name="Изображение8"/>
             <wp:cNvGraphicFramePr>
               <a:graphicFrameLocks xmlns:a="http://schemas.openxmlformats.org/drawingml/2006/main" noChangeAspect="1"/>
             </wp:cNvGraphicFramePr>
@@ -2374,13 +2193,13 @@
               <a:graphicData uri="http://schemas.openxmlformats.org/drawingml/2006/picture">
                 <pic:pic xmlns:pic="http://schemas.openxmlformats.org/drawingml/2006/picture">
                   <pic:nvPicPr>
-                    <pic:cNvPr id="8" name="Изображение8" descr=""/>
+                    <pic:cNvPr id="8" name="Изображение8"/>
                     <pic:cNvPicPr>
                       <a:picLocks noChangeAspect="1" noChangeArrowheads="1"/>
                     </pic:cNvPicPr>
                   </pic:nvPicPr>
                   <pic:blipFill>
-                    <a:blip r:embed="rId9"/>
+                    <a:blip r:embed="rId12"/>
                     <a:stretch>
                       <a:fillRect/>
                     </a:stretch>
@@ -2403,117 +2222,87 @@
     </w:p>
     <w:p>
       <w:pPr>
-        <w:pStyle w:val="Normal"/>
-        <w:spacing w:before="0" w:after="0"/>
-        <w:jc w:val="both"/>
-        <w:rPr/>
-      </w:pPr>
-      <w:r>
-        <w:rPr/>
-      </w:r>
-    </w:p>
-    <w:p>
-      <w:pPr>
-        <w:pStyle w:val="Normal"/>
-        <w:spacing w:before="0" w:after="0"/>
-        <w:jc w:val="both"/>
-        <w:rPr/>
-      </w:pPr>
-      <w:r>
-        <w:rPr/>
+        <w:spacing w:after="0"/>
+        <w:jc w:val="both"/>
+      </w:pPr>
+    </w:p>
+    <w:p>
+      <w:pPr>
+        <w:spacing w:after="0"/>
+        <w:jc w:val="both"/>
+      </w:pPr>
+      <w:r>
         <w:t>Эта утилита может работать с компонентами даже на тех ОС, которые не запущены сейчас, но установлены на какой-то диск и лежат в какой-то папке.</w:t>
       </w:r>
     </w:p>
     <w:p>
       <w:pPr>
-        <w:pStyle w:val="Normal"/>
-        <w:spacing w:before="0" w:after="0"/>
-        <w:jc w:val="both"/>
-        <w:rPr/>
-      </w:pPr>
-      <w:r>
-        <w:rPr/>
-      </w:r>
-    </w:p>
-    <w:p>
-      <w:pPr>
-        <w:pStyle w:val="Normal"/>
-        <w:spacing w:before="0" w:after="0"/>
-        <w:jc w:val="both"/>
-        <w:rPr/>
-      </w:pPr>
-      <w:r>
-        <w:rPr/>
+        <w:spacing w:after="0"/>
+        <w:jc w:val="both"/>
+      </w:pPr>
+    </w:p>
+    <w:p>
+      <w:pPr>
+        <w:spacing w:after="0"/>
+        <w:jc w:val="both"/>
+      </w:pPr>
+      <w:r>
         <w:t>Урок 4.</w:t>
       </w:r>
     </w:p>
     <w:p>
       <w:pPr>
-        <w:pStyle w:val="Normal"/>
-        <w:spacing w:before="0" w:after="0"/>
-        <w:jc w:val="both"/>
-        <w:rPr/>
-      </w:pPr>
-      <w:r>
-        <w:rPr/>
+        <w:spacing w:after="0"/>
+        <w:jc w:val="both"/>
+      </w:pPr>
+      <w:r>
         <w:t>Что такое сервер-менеджер?</w:t>
       </w:r>
     </w:p>
     <w:p>
       <w:pPr>
-        <w:pStyle w:val="Normal"/>
-        <w:spacing w:before="0" w:after="0"/>
-        <w:jc w:val="both"/>
-        <w:rPr/>
-      </w:pPr>
-      <w:r>
-        <w:rPr/>
+        <w:spacing w:after="0"/>
+        <w:jc w:val="both"/>
+      </w:pPr>
+      <w:r>
         <w:t>- с одного сервера можно управлять несколькими серверами в сети</w:t>
       </w:r>
     </w:p>
     <w:p>
       <w:pPr>
-        <w:pStyle w:val="Normal"/>
-        <w:spacing w:before="0" w:after="0"/>
-        <w:jc w:val="both"/>
-        <w:rPr/>
-      </w:pPr>
-      <w:r>
-        <w:rPr/>
+        <w:spacing w:after="0"/>
+        <w:jc w:val="both"/>
+      </w:pPr>
+      <w:r>
         <w:t>- добавлять роли и компоненты</w:t>
       </w:r>
     </w:p>
     <w:p>
       <w:pPr>
-        <w:pStyle w:val="Normal"/>
-        <w:spacing w:before="0" w:after="0"/>
-        <w:jc w:val="both"/>
-        <w:rPr/>
-      </w:pPr>
-      <w:r>
-        <w:rPr/>
+        <w:spacing w:after="0"/>
+        <w:jc w:val="both"/>
+      </w:pPr>
+      <w:r>
         <w:t xml:space="preserve">- запускать </w:t>
       </w:r>
+      <w:proofErr w:type="spellStart"/>
       <w:r>
         <w:rPr>
           <w:lang w:val="en-US"/>
         </w:rPr>
         <w:t>powerShell</w:t>
       </w:r>
-      <w:r>
-        <w:rPr/>
+      <w:proofErr w:type="spellEnd"/>
+      <w:r>
         <w:t xml:space="preserve"> соединения с удаленными серверами</w:t>
       </w:r>
     </w:p>
     <w:p>
       <w:pPr>
-        <w:pStyle w:val="Normal"/>
-        <w:spacing w:before="0" w:after="0"/>
-        <w:jc w:val="both"/>
-        <w:rPr/>
-      </w:pPr>
-      <w:r>
-        <w:rPr/>
+        <w:spacing w:after="0"/>
+        <w:jc w:val="both"/>
+      </w:pPr>
+      <w:r>
         <w:t xml:space="preserve">- просматривать </w:t>
       </w:r>
       <w:r>
@@ -2523,68 +2312,60 @@
         <w:t>event</w:t>
       </w:r>
       <w:r>
-        <w:rPr/>
         <w:t>-логи</w:t>
       </w:r>
     </w:p>
     <w:p>
       <w:pPr>
-        <w:pStyle w:val="Normal"/>
-        <w:spacing w:before="0" w:after="0"/>
-        <w:jc w:val="both"/>
-        <w:rPr/>
-      </w:pPr>
-      <w:r>
-        <w:rPr/>
+        <w:spacing w:after="0"/>
+        <w:jc w:val="both"/>
+      </w:pPr>
+      <w:r>
         <w:t>- выполнение задач по настройке сервера</w:t>
       </w:r>
     </w:p>
     <w:p>
       <w:pPr>
-        <w:pStyle w:val="Normal"/>
-        <w:spacing w:before="0" w:after="0"/>
-        <w:jc w:val="both"/>
-        <w:rPr/>
-      </w:pPr>
-      <w:r>
-        <w:rPr/>
+        <w:spacing w:after="0"/>
+        <w:jc w:val="both"/>
+      </w:pPr>
+      <w:r>
         <w:t>- управление серверами нижнего уровня</w:t>
       </w:r>
     </w:p>
     <w:p>
       <w:pPr>
-        <w:pStyle w:val="Normal"/>
-        <w:spacing w:before="0" w:after="0"/>
-        <w:jc w:val="both"/>
-        <w:rPr/>
-      </w:pPr>
-      <w:r>
-        <w:rPr/>
-        <w:t>Понятное дело, что это не единственный инструмент, с помощью которго происходит управление серверами.</w:t>
-      </w:r>
-    </w:p>
-    <w:p>
-      <w:pPr>
-        <w:pStyle w:val="Normal"/>
-        <w:spacing w:before="0" w:after="0"/>
-        <w:jc w:val="both"/>
-        <w:rPr/>
-      </w:pPr>
-      <w:r>
-        <w:rPr/>
-      </w:r>
-    </w:p>
-    <w:p>
-      <w:pPr>
-        <w:pStyle w:val="Normal"/>
-        <w:spacing w:before="0" w:after="0"/>
-        <w:jc w:val="both"/>
-        <w:rPr>
-          <w:lang w:val="en-US"/>
-        </w:rPr>
-      </w:pPr>
-      <w:r>
-        <w:rPr/>
+        <w:spacing w:after="0"/>
+        <w:jc w:val="both"/>
+      </w:pPr>
+      <w:r>
+        <w:lastRenderedPageBreak/>
+        <w:t xml:space="preserve">Понятное дело, что это не единственный инструмент, с помощью </w:t>
+      </w:r>
+      <w:proofErr w:type="spellStart"/>
+      <w:r>
+        <w:t>которго</w:t>
+      </w:r>
+      <w:proofErr w:type="spellEnd"/>
+      <w:r>
+        <w:t xml:space="preserve"> происходит управление серверами.</w:t>
+      </w:r>
+    </w:p>
+    <w:p>
+      <w:pPr>
+        <w:spacing w:after="0"/>
+        <w:jc w:val="both"/>
+      </w:pPr>
+    </w:p>
+    <w:p>
+      <w:pPr>
+        <w:spacing w:after="0"/>
+        <w:jc w:val="both"/>
+        <w:rPr>
+          <w:lang w:val="en-US"/>
+        </w:rPr>
+      </w:pPr>
+      <w:r>
         <w:t>Инструмент</w:t>
       </w:r>
       <w:r>
@@ -2596,25 +2377,19 @@
     </w:p>
     <w:p>
       <w:pPr>
-        <w:pStyle w:val="Normal"/>
-        <w:spacing w:before="0" w:after="0"/>
-        <w:jc w:val="both"/>
-        <w:rPr/>
-      </w:pPr>
-      <w:r>
-        <w:rPr/>
+        <w:spacing w:after="0"/>
+        <w:jc w:val="both"/>
+      </w:pPr>
+      <w:r>
         <w:t>Позволяет определить эффективно ли функционируют роли в сети.</w:t>
       </w:r>
     </w:p>
     <w:p>
       <w:pPr>
-        <w:pStyle w:val="Normal"/>
-        <w:spacing w:before="0" w:after="0"/>
-        <w:jc w:val="both"/>
-        <w:rPr/>
-      </w:pPr>
-      <w:r>
-        <w:rPr/>
+        <w:spacing w:after="0"/>
+        <w:jc w:val="both"/>
+      </w:pPr>
+      <w:r>
         <w:t xml:space="preserve">Для многих продуктов у </w:t>
       </w:r>
       <w:r>
@@ -2624,19 +2399,15 @@
         <w:t>Microsoft</w:t>
       </w:r>
       <w:r>
-        <w:rPr/>
         <w:t xml:space="preserve"> есть анализатор установленного экземпляра продукта, для проверки на соответствие лучшим практикам. Он смотрит: </w:t>
       </w:r>
     </w:p>
     <w:p>
       <w:pPr>
-        <w:pStyle w:val="Normal"/>
-        <w:spacing w:before="0" w:after="0"/>
-        <w:jc w:val="both"/>
-        <w:rPr/>
-      </w:pPr>
-      <w:r>
-        <w:rPr/>
+        <w:spacing w:after="0"/>
+        <w:jc w:val="both"/>
+      </w:pPr>
+      <w:r>
         <w:t xml:space="preserve">- есть ли </w:t>
       </w:r>
       <w:r>
@@ -2646,73 +2417,59 @@
         <w:t>event</w:t>
       </w:r>
       <w:r>
-        <w:rPr/>
         <w:t>-логи, если есть ошибки и предупреждения – он их показывает.</w:t>
       </w:r>
     </w:p>
     <w:p>
       <w:pPr>
-        <w:pStyle w:val="Normal"/>
-        <w:spacing w:before="0" w:after="0"/>
-        <w:jc w:val="both"/>
-        <w:rPr/>
-      </w:pPr>
-      <w:r>
-        <w:rPr/>
+        <w:spacing w:after="0"/>
+        <w:jc w:val="both"/>
+      </w:pPr>
+      <w:r>
         <w:t>- если видит заведомо плохо настроенные роли или компоненты – он тоже скажет об этом.</w:t>
       </w:r>
     </w:p>
     <w:p>
       <w:pPr>
-        <w:pStyle w:val="Normal"/>
-        <w:spacing w:before="0" w:after="0"/>
-        <w:jc w:val="both"/>
-        <w:rPr/>
-      </w:pPr>
-      <w:r>
-        <w:rPr/>
+        <w:spacing w:after="0"/>
+        <w:jc w:val="both"/>
+      </w:pPr>
+      <w:r>
         <w:t>По факту ничего особенного не делает – анализирует логи, и примитивные базовые настройки. Всё тоже самое можно делать самостоятельно.</w:t>
       </w:r>
     </w:p>
     <w:p>
       <w:pPr>
-        <w:pStyle w:val="Normal"/>
-        <w:spacing w:before="0" w:after="0"/>
-        <w:jc w:val="both"/>
-        <w:rPr/>
-      </w:pPr>
-      <w:r>
-        <w:rPr/>
-      </w:r>
-    </w:p>
-    <w:p>
-      <w:pPr>
-        <w:pStyle w:val="Normal"/>
-        <w:spacing w:before="0" w:after="0"/>
-        <w:jc w:val="both"/>
-        <w:rPr/>
-      </w:pPr>
-      <w:r>
-        <w:rPr/>
+        <w:spacing w:after="0"/>
+        <w:jc w:val="both"/>
+      </w:pPr>
+    </w:p>
+    <w:p>
+      <w:pPr>
+        <w:spacing w:after="0"/>
+        <w:jc w:val="both"/>
+      </w:pPr>
+      <w:r>
         <w:t>Инструменты администрирования и средства удалённого администрирования сервером.</w:t>
       </w:r>
     </w:p>
     <w:p>
       <w:pPr>
-        <w:pStyle w:val="Normal"/>
-        <w:spacing w:before="0" w:after="0"/>
-        <w:jc w:val="both"/>
-        <w:rPr>
-          <w:lang w:val="en-US"/>
-        </w:rPr>
-      </w:pPr>
-      <w:r>
-        <w:rPr/>
+        <w:spacing w:after="0"/>
+        <w:jc w:val="both"/>
+        <w:rPr>
+          <w:lang w:val="en-US"/>
+        </w:rPr>
+      </w:pPr>
+      <w:r>
+        <w:rPr>
+          <w:noProof/>
+        </w:rPr>
         <w:drawing>
-          <wp:inline distT="0" distB="0" distL="0" distR="0">
+          <wp:inline distT="0" distB="0" distL="0" distR="0" wp14:anchorId="4BF9CD8E" wp14:editId="494FADE8">
             <wp:extent cx="2907665" cy="902970"/>
             <wp:effectExtent l="0" t="0" r="0" b="0"/>
-            <wp:docPr id="9" name="Изображение9" descr=""/>
+            <wp:docPr id="9" name="Изображение9"/>
             <wp:cNvGraphicFramePr>
               <a:graphicFrameLocks xmlns:a="http://schemas.openxmlformats.org/drawingml/2006/main" noChangeAspect="1"/>
             </wp:cNvGraphicFramePr>
@@ -2720,13 +2477,13 @@
               <a:graphicData uri="http://schemas.openxmlformats.org/drawingml/2006/picture">
                 <pic:pic xmlns:pic="http://schemas.openxmlformats.org/drawingml/2006/picture">
                   <pic:nvPicPr>
-                    <pic:cNvPr id="9" name="Изображение9" descr=""/>
+                    <pic:cNvPr id="9" name="Изображение9"/>
                     <pic:cNvPicPr>
                       <a:picLocks noChangeAspect="1" noChangeArrowheads="1"/>
                     </pic:cNvPicPr>
                   </pic:nvPicPr>
                   <pic:blipFill>
-                    <a:blip r:embed="rId10"/>
+                    <a:blip r:embed="rId13"/>
                     <a:stretch>
                       <a:fillRect/>
                     </a:stretch>
@@ -2749,20 +2506,21 @@
     </w:p>
     <w:p>
       <w:pPr>
-        <w:pStyle w:val="Normal"/>
-        <w:spacing w:before="0" w:after="0"/>
-        <w:jc w:val="both"/>
-        <w:rPr>
-          <w:lang w:val="en-US"/>
-        </w:rPr>
-      </w:pPr>
-      <w:r>
-        <w:rPr/>
+        <w:spacing w:after="0"/>
+        <w:jc w:val="both"/>
+        <w:rPr>
+          <w:lang w:val="en-US"/>
+        </w:rPr>
+      </w:pPr>
+      <w:r>
+        <w:rPr>
+          <w:noProof/>
+        </w:rPr>
         <w:drawing>
-          <wp:inline distT="0" distB="0" distL="0" distR="0">
+          <wp:inline distT="0" distB="0" distL="0" distR="0" wp14:anchorId="10CF77A6" wp14:editId="022DD108">
             <wp:extent cx="3229610" cy="2061845"/>
             <wp:effectExtent l="0" t="0" r="0" b="0"/>
-            <wp:docPr id="10" name="Изображение10" descr=""/>
+            <wp:docPr id="10" name="Изображение10"/>
             <wp:cNvGraphicFramePr>
               <a:graphicFrameLocks xmlns:a="http://schemas.openxmlformats.org/drawingml/2006/main" noChangeAspect="1"/>
             </wp:cNvGraphicFramePr>
@@ -2770,13 +2528,13 @@
               <a:graphicData uri="http://schemas.openxmlformats.org/drawingml/2006/picture">
                 <pic:pic xmlns:pic="http://schemas.openxmlformats.org/drawingml/2006/picture">
                   <pic:nvPicPr>
-                    <pic:cNvPr id="10" name="Изображение10" descr=""/>
+                    <pic:cNvPr id="10" name="Изображение10"/>
                     <pic:cNvPicPr>
                       <a:picLocks noChangeAspect="1" noChangeArrowheads="1"/>
                     </pic:cNvPicPr>
                   </pic:nvPicPr>
                   <pic:blipFill>
-                    <a:blip r:embed="rId11"/>
+                    <a:blip r:embed="rId14"/>
                     <a:stretch>
                       <a:fillRect/>
                     </a:stretch>
@@ -2799,59 +2557,40 @@
     </w:p>
     <w:p>
       <w:pPr>
-        <w:pStyle w:val="Normal"/>
-        <w:spacing w:before="0" w:after="0"/>
-        <w:jc w:val="both"/>
-        <w:rPr/>
-      </w:pPr>
-      <w:r>
-        <w:rPr/>
-      </w:r>
-    </w:p>
-    <w:p>
-      <w:pPr>
-        <w:pStyle w:val="Normal"/>
-        <w:spacing w:before="0" w:after="0"/>
-        <w:jc w:val="both"/>
-        <w:rPr/>
-      </w:pPr>
-      <w:r>
-        <w:rPr/>
+        <w:spacing w:after="0"/>
+        <w:jc w:val="both"/>
+      </w:pPr>
+    </w:p>
+    <w:p>
+      <w:pPr>
+        <w:spacing w:after="0"/>
+        <w:jc w:val="both"/>
+      </w:pPr>
+      <w:r>
         <w:t>Если машина не введена в домен, то предполагается, что будут использоваться утилиты выше.</w:t>
       </w:r>
     </w:p>
     <w:p>
       <w:pPr>
-        <w:pStyle w:val="Normal"/>
-        <w:spacing w:before="0" w:after="0"/>
-        <w:jc w:val="both"/>
-        <w:rPr/>
-      </w:pPr>
-      <w:r>
-        <w:rPr/>
+        <w:spacing w:after="0"/>
+        <w:jc w:val="both"/>
+      </w:pPr>
+      <w:r>
         <w:t>Если машина введена в домен, то получается, что есть машина в домене - сервер, и есть другая машина – клиент. В этом случае будет удобно использовать средства удаленного управления сервером. Почти все те же самые средства, но запущенные на другой машине.</w:t>
       </w:r>
     </w:p>
     <w:p>
       <w:pPr>
-        <w:pStyle w:val="Normal"/>
-        <w:spacing w:before="0" w:after="0"/>
-        <w:jc w:val="both"/>
-        <w:rPr/>
-      </w:pPr>
-      <w:r>
-        <w:rPr/>
-      </w:r>
-    </w:p>
-    <w:p>
-      <w:pPr>
-        <w:pStyle w:val="Normal"/>
-        <w:spacing w:before="0" w:after="0"/>
-        <w:jc w:val="both"/>
-        <w:rPr/>
-      </w:pPr>
-      <w:r>
-        <w:rPr/>
+        <w:spacing w:after="0"/>
+        <w:jc w:val="both"/>
+      </w:pPr>
+    </w:p>
+    <w:p>
+      <w:pPr>
+        <w:spacing w:after="0"/>
+        <w:jc w:val="both"/>
+      </w:pPr>
+      <w:r>
         <w:t xml:space="preserve">Каждый раз после и перед перезагрузки сервера появляются окошки с вопросами зачем эта перезагрузка делается – </w:t>
       </w:r>
       <w:r>
@@ -2861,7 +2600,6 @@
         <w:t>shut</w:t>
       </w:r>
       <w:r>
-        <w:rPr/>
         <w:t xml:space="preserve"> </w:t>
       </w:r>
       <w:r>
@@ -2871,7 +2609,6 @@
         <w:t>down</w:t>
       </w:r>
       <w:r>
-        <w:rPr/>
         <w:t xml:space="preserve"> </w:t>
       </w:r>
       <w:r>
@@ -2881,7 +2618,6 @@
         <w:t>event</w:t>
       </w:r>
       <w:r>
-        <w:rPr/>
         <w:t xml:space="preserve"> </w:t>
       </w:r>
       <w:r>
@@ -2891,41 +2627,27 @@
         <w:t>tracker</w:t>
       </w:r>
       <w:r>
-        <w:rPr/>
         <w:t xml:space="preserve"> – можно отключить через групповую политику.</w:t>
       </w:r>
     </w:p>
     <w:p>
       <w:pPr>
-        <w:pStyle w:val="Normal"/>
-        <w:spacing w:before="0" w:after="0"/>
-        <w:jc w:val="both"/>
-        <w:rPr/>
-      </w:pPr>
-      <w:r>
-        <w:rPr/>
-      </w:r>
-    </w:p>
-    <w:p>
-      <w:pPr>
-        <w:pStyle w:val="Normal"/>
-        <w:spacing w:before="0" w:after="0"/>
-        <w:jc w:val="both"/>
-        <w:rPr/>
-      </w:pPr>
-      <w:r>
-        <w:rPr/>
-      </w:r>
-    </w:p>
-    <w:p>
-      <w:pPr>
-        <w:pStyle w:val="Normal"/>
-        <w:spacing w:before="0" w:after="0"/>
-        <w:jc w:val="both"/>
-        <w:rPr/>
-      </w:pPr>
-      <w:r>
-        <w:rPr/>
+        <w:spacing w:after="0"/>
+        <w:jc w:val="both"/>
+      </w:pPr>
+    </w:p>
+    <w:p>
+      <w:pPr>
+        <w:spacing w:after="0"/>
+        <w:jc w:val="both"/>
+      </w:pPr>
+    </w:p>
+    <w:p>
+      <w:pPr>
+        <w:spacing w:after="0"/>
+        <w:jc w:val="both"/>
+      </w:pPr>
+      <w:r>
         <w:t xml:space="preserve">Настройка удалённого управления </w:t>
       </w:r>
       <w:r>
@@ -2935,43 +2657,34 @@
         <w:t>Windows</w:t>
       </w:r>
       <w:r>
-        <w:rPr/>
         <w:t>.</w:t>
       </w:r>
     </w:p>
     <w:p>
       <w:pPr>
-        <w:pStyle w:val="Normal"/>
-        <w:spacing w:before="0" w:after="0"/>
-        <w:jc w:val="both"/>
-        <w:rPr/>
-      </w:pPr>
-      <w:r>
-        <w:rPr/>
+        <w:spacing w:after="0"/>
+        <w:jc w:val="both"/>
+      </w:pPr>
+      <w:r>
+        <w:lastRenderedPageBreak/>
         <w:t>В большинстве сценариев мы не будем управлять сервером напрямую, т.е. не будем заходить на сервер с локальной консоли, с клавой и мышью, с монитором подключенным к серверу. Скорее всего так будет устанавливаться сервер, но администрирование скорее всего так происходить не будет – всё будет происходить удалённо.</w:t>
       </w:r>
     </w:p>
     <w:p>
       <w:pPr>
-        <w:pStyle w:val="Normal"/>
-        <w:spacing w:before="0" w:after="0"/>
-        <w:jc w:val="both"/>
-        <w:rPr/>
-      </w:pPr>
-      <w:r>
-        <w:rPr/>
+        <w:spacing w:after="0"/>
+        <w:jc w:val="both"/>
+      </w:pPr>
+      <w:r>
         <w:t>Вариантов удалённого управления 2:</w:t>
       </w:r>
     </w:p>
     <w:p>
       <w:pPr>
-        <w:pStyle w:val="Normal"/>
-        <w:spacing w:before="0" w:after="0"/>
-        <w:jc w:val="both"/>
-        <w:rPr/>
-      </w:pPr>
-      <w:r>
-        <w:rPr/>
+        <w:spacing w:after="0"/>
+        <w:jc w:val="both"/>
+      </w:pPr>
+      <w:r>
         <w:t xml:space="preserve">- </w:t>
       </w:r>
       <w:r>
@@ -2981,7 +2694,6 @@
         <w:t>Windows</w:t>
       </w:r>
       <w:r>
-        <w:rPr/>
         <w:t xml:space="preserve"> </w:t>
       </w:r>
       <w:r>
@@ -2991,7 +2703,6 @@
         <w:t>Remote</w:t>
       </w:r>
       <w:r>
-        <w:rPr/>
         <w:t xml:space="preserve"> </w:t>
       </w:r>
       <w:r>
@@ -3001,17 +2712,17 @@
         <w:t>Management</w:t>
       </w:r>
       <w:r>
-        <w:rPr/>
         <w:t xml:space="preserve"> (</w:t>
       </w:r>
+      <w:proofErr w:type="spellStart"/>
       <w:r>
         <w:rPr>
           <w:lang w:val="en-US"/>
         </w:rPr>
         <w:t>WinRM</w:t>
       </w:r>
-      <w:r>
-        <w:rPr/>
+      <w:proofErr w:type="spellEnd"/>
+      <w:r>
         <w:t xml:space="preserve">) – компонент, который позволяет подключаться к машине, с помощью различных инструментов – </w:t>
       </w:r>
       <w:r>
@@ -3021,7 +2732,6 @@
         <w:t>PowerShell</w:t>
       </w:r>
       <w:r>
-        <w:rPr/>
         <w:t xml:space="preserve">, консоль управления, управление </w:t>
       </w:r>
       <w:r>
@@ -3031,29 +2741,26 @@
         <w:t>DNS</w:t>
       </w:r>
       <w:r>
-        <w:rPr/>
         <w:t xml:space="preserve"> – это все относится к </w:t>
       </w:r>
+      <w:proofErr w:type="spellStart"/>
       <w:r>
         <w:rPr>
           <w:lang w:val="en-US"/>
         </w:rPr>
         <w:t>WinRM</w:t>
       </w:r>
-      <w:r>
-        <w:rPr/>
+      <w:proofErr w:type="spellEnd"/>
+      <w:r>
         <w:t>.</w:t>
       </w:r>
     </w:p>
     <w:p>
       <w:pPr>
-        <w:pStyle w:val="Normal"/>
-        <w:spacing w:before="0" w:after="0"/>
-        <w:jc w:val="both"/>
-        <w:rPr/>
-      </w:pPr>
-      <w:r>
-        <w:rPr/>
+        <w:spacing w:after="0"/>
+        <w:jc w:val="both"/>
+      </w:pPr>
+      <w:r>
         <w:t xml:space="preserve">- </w:t>
       </w:r>
       <w:r>
@@ -3063,7 +2770,6 @@
         <w:t>Remote</w:t>
       </w:r>
       <w:r>
-        <w:rPr/>
         <w:t xml:space="preserve"> </w:t>
       </w:r>
       <w:r>
@@ -3073,30 +2779,21 @@
         <w:t>Desktop</w:t>
       </w:r>
       <w:r>
-        <w:rPr/>
         <w:t xml:space="preserve"> – способ получить доступ к виртуальной консоли сервера, т.е. к экрану происходящего на сервере, виртуальной клавиатуре и виртуальной мышке, и которые будут нажимать клавиши и управлять мышью на сервере с помощью наших реальных.</w:t>
       </w:r>
     </w:p>
     <w:p>
       <w:pPr>
-        <w:pStyle w:val="Normal"/>
-        <w:spacing w:before="0" w:after="0"/>
-        <w:jc w:val="both"/>
-        <w:rPr/>
-      </w:pPr>
-      <w:r>
-        <w:rPr/>
-      </w:r>
-    </w:p>
-    <w:p>
-      <w:pPr>
-        <w:pStyle w:val="Normal"/>
-        <w:spacing w:before="0" w:after="0"/>
-        <w:jc w:val="both"/>
-        <w:rPr/>
-      </w:pPr>
-      <w:r>
-        <w:rPr/>
+        <w:spacing w:after="0"/>
+        <w:jc w:val="both"/>
+      </w:pPr>
+    </w:p>
+    <w:p>
+      <w:pPr>
+        <w:spacing w:after="0"/>
+        <w:jc w:val="both"/>
+      </w:pPr>
+      <w:r>
         <w:t xml:space="preserve">Урок 5. Введение в </w:t>
       </w:r>
       <w:r>
@@ -3106,7 +2803,6 @@
         <w:t>Windows</w:t>
       </w:r>
       <w:r>
-        <w:rPr/>
         <w:t xml:space="preserve"> </w:t>
       </w:r>
       <w:r>
@@ -3116,16 +2812,13 @@
         <w:t>PowerShell</w:t>
       </w:r>
       <w:r>
-        <w:rPr/>
         <w:t>.</w:t>
       </w:r>
     </w:p>
     <w:p>
       <w:pPr>
-        <w:pStyle w:val="Normal"/>
-        <w:spacing w:before="0" w:after="0"/>
-        <w:jc w:val="both"/>
-        <w:rPr/>
+        <w:spacing w:after="0"/>
+        <w:jc w:val="both"/>
       </w:pPr>
       <w:r>
         <w:rPr>
@@ -3134,19 +2827,15 @@
         <w:t>PowerShell</w:t>
       </w:r>
       <w:r>
-        <w:rPr/>
         <w:t xml:space="preserve"> – это инструмент управления сервером, причём ка локальным, так и удалённым, с помощью которого можно делать практически всё, что угодно.</w:t>
       </w:r>
     </w:p>
     <w:p>
       <w:pPr>
-        <w:pStyle w:val="Normal"/>
-        <w:spacing w:before="0" w:after="0"/>
-        <w:jc w:val="both"/>
-        <w:rPr/>
-      </w:pPr>
-      <w:r>
-        <w:rPr/>
+        <w:spacing w:after="0"/>
+        <w:jc w:val="both"/>
+      </w:pPr>
+      <w:r>
         <w:t xml:space="preserve">Функциональность </w:t>
       </w:r>
       <w:r>
@@ -3156,7 +2845,6 @@
         <w:t>PowerShell</w:t>
       </w:r>
       <w:r>
-        <w:rPr/>
         <w:t xml:space="preserve"> расширяема с помощью модулей, поэтому, если сейчас </w:t>
       </w:r>
       <w:r>
@@ -3166,16 +2854,13 @@
         <w:t>PowerShell</w:t>
       </w:r>
       <w:r>
-        <w:rPr/>
         <w:t xml:space="preserve"> чего-то не умеет делать, это не значит, что он не будет уметь этого делать, через некоторое время.</w:t>
       </w:r>
     </w:p>
     <w:p>
       <w:pPr>
-        <w:pStyle w:val="Normal"/>
-        <w:spacing w:before="0" w:after="0"/>
-        <w:jc w:val="both"/>
-        <w:rPr/>
+        <w:spacing w:after="0"/>
+        <w:jc w:val="both"/>
       </w:pPr>
       <w:r>
         <w:rPr>
@@ -3184,35 +2869,45 @@
         <w:t>PowerShell</w:t>
       </w:r>
       <w:r>
-        <w:rPr/>
-        <w:t xml:space="preserve"> похож на командную строку, но он оперирует не приложениями – допустим приложение такое-то с такими-то ключами, а командлетами. Каждый командлет имеет предсказуемый вид и поведение, имеет набор параметров. Командлеты возвращают объекты вместо текста, у которых есть свойства и иногда методы, с этими свойствами можно работать дальше. Обычные консольные приложения вызывают текстовый результат, и его нужно использовать где-то в скрипте, то его нужно парсить, вытаскивать нужный текст, если он ваще вытащится – не удобно. </w:t>
-      </w:r>
-    </w:p>
-    <w:p>
-      <w:pPr>
-        <w:pStyle w:val="Normal"/>
-        <w:spacing w:before="0" w:after="0"/>
-        <w:jc w:val="both"/>
-        <w:rPr/>
-      </w:pPr>
-      <w:r>
-        <w:rPr/>
-      </w:r>
-    </w:p>
-    <w:p>
-      <w:pPr>
-        <w:pStyle w:val="Normal"/>
-        <w:spacing w:before="0" w:after="0"/>
-        <w:jc w:val="both"/>
-        <w:rPr/>
-      </w:pPr>
-      <w:r>
-        <w:rPr/>
+        <w:t xml:space="preserve"> похож на командную строку, но он оперирует не приложениями – допустим приложение такое-то с такими-то ключами, а командлетами. Каждый командлет имеет предсказуемый вид и поведение, имеет набор параметров. Командлеты возвращают объекты вместо текста, у которых есть свойства и иногда методы, с этими свойствами можно работать дальше. Обычные консольные приложения вызывают текстовый результат, и его нужно использовать где-то в скрипте, то его нужно </w:t>
+      </w:r>
+      <w:proofErr w:type="spellStart"/>
+      <w:r>
+        <w:t>парсить</w:t>
+      </w:r>
+      <w:proofErr w:type="spellEnd"/>
+      <w:r>
+        <w:t xml:space="preserve">, вытаскивать нужный текст, если он </w:t>
+      </w:r>
+      <w:proofErr w:type="spellStart"/>
+      <w:r>
+        <w:t>ваще</w:t>
+      </w:r>
+      <w:proofErr w:type="spellEnd"/>
+      <w:r>
+        <w:t xml:space="preserve"> вытащится – не удобно. </w:t>
+      </w:r>
+    </w:p>
+    <w:p>
+      <w:pPr>
+        <w:spacing w:after="0"/>
+        <w:jc w:val="both"/>
+      </w:pPr>
+    </w:p>
+    <w:p>
+      <w:pPr>
+        <w:spacing w:after="0"/>
+        <w:jc w:val="both"/>
+      </w:pPr>
+      <w:r>
         <w:t xml:space="preserve"> </w:t>
       </w:r>
       <w:r>
+        <w:rPr>
+          <w:noProof/>
+        </w:rPr>
         <w:drawing>
-          <wp:anchor behindDoc="0" distT="0" distB="0" distL="114300" distR="114300" simplePos="0" locked="0" layoutInCell="0" allowOverlap="1" relativeHeight="13">
+          <wp:anchor distT="0" distB="0" distL="114300" distR="114300" simplePos="0" relativeHeight="13" behindDoc="0" locked="0" layoutInCell="0" allowOverlap="1" wp14:anchorId="32B8DC73" wp14:editId="78EDF8A0">
             <wp:simplePos x="0" y="0"/>
             <wp:positionH relativeFrom="column">
               <wp:posOffset>45085</wp:posOffset>
@@ -3223,7 +2918,7 @@
             <wp:extent cx="1642745" cy="1863725"/>
             <wp:effectExtent l="0" t="0" r="0" b="0"/>
             <wp:wrapSquare wrapText="bothSides"/>
-            <wp:docPr id="11" name="Изображение11" descr=""/>
+            <wp:docPr id="11" name="Изображение11"/>
             <wp:cNvGraphicFramePr>
               <a:graphicFrameLocks xmlns:a="http://schemas.openxmlformats.org/drawingml/2006/main" noChangeAspect="1"/>
             </wp:cNvGraphicFramePr>
@@ -3231,13 +2926,13 @@
               <a:graphicData uri="http://schemas.openxmlformats.org/drawingml/2006/picture">
                 <pic:pic xmlns:pic="http://schemas.openxmlformats.org/drawingml/2006/picture">
                   <pic:nvPicPr>
-                    <pic:cNvPr id="11" name="Изображение11" descr=""/>
+                    <pic:cNvPr id="11" name="Изображение11"/>
                     <pic:cNvPicPr>
                       <a:picLocks noChangeAspect="1" noChangeArrowheads="1"/>
                     </pic:cNvPicPr>
                   </pic:nvPicPr>
                   <pic:blipFill>
-                    <a:blip r:embed="rId12"/>
+                    <a:blip r:embed="rId15"/>
                     <a:stretch>
                       <a:fillRect/>
                     </a:stretch>
@@ -3258,7 +2953,6 @@
         </w:drawing>
       </w:r>
       <w:r>
-        <w:rPr/>
         <w:t xml:space="preserve">Каждый командлет в </w:t>
       </w:r>
       <w:r>
@@ -3268,7 +2962,6 @@
         <w:t>PowerShell</w:t>
       </w:r>
       <w:r>
-        <w:rPr/>
         <w:t xml:space="preserve"> имеет название, которое состоит из 2х частей – что делаем-с чем делаем, например </w:t>
       </w:r>
       <w:r>
@@ -3278,7 +2971,6 @@
         <w:t>Get</w:t>
       </w:r>
       <w:r>
-        <w:rPr/>
         <w:t>-</w:t>
       </w:r>
       <w:r>
@@ -3288,7 +2980,6 @@
         <w:t>Help</w:t>
       </w:r>
       <w:r>
-        <w:rPr/>
         <w:t xml:space="preserve"> – </w:t>
       </w:r>
       <w:r>
@@ -3298,7 +2989,6 @@
         <w:t>Get</w:t>
       </w:r>
       <w:r>
-        <w:rPr/>
         <w:t xml:space="preserve"> – что делаем, </w:t>
       </w:r>
       <w:r>
@@ -3308,26 +2998,12 @@
         <w:t>Help</w:t>
       </w:r>
       <w:r>
-        <w:rPr/>
         <w:t xml:space="preserve"> – с чем – получить справку. </w:t>
       </w:r>
     </w:p>
-    <w:p>
-      <w:pPr>
-        <w:pStyle w:val="Normal"/>
-        <w:rPr/>
-      </w:pPr>
-      <w:r>
-        <w:rPr/>
-      </w:r>
-    </w:p>
-    <w:p>
-      <w:pPr>
-        <w:pStyle w:val="Normal"/>
-        <w:rPr/>
-      </w:pPr>
-      <w:r>
-        <w:rPr/>
+    <w:p/>
+    <w:p>
+      <w:r>
         <w:t xml:space="preserve">Чтобы получить справку, можно еще использовать имя и вопросительный знак, например: </w:t>
       </w:r>
       <w:r>
@@ -3337,7 +3013,6 @@
         <w:t>get</w:t>
       </w:r>
       <w:r>
-        <w:rPr/>
         <w:t>-</w:t>
       </w:r>
       <w:r>
@@ -3347,8 +3022,15 @@
         <w:t>process</w:t>
       </w:r>
       <w:r>
-        <w:rPr/>
-        <w:t xml:space="preserve"> -?, но </w:t>
+        <w:t xml:space="preserve"> </w:t>
+      </w:r>
+      <w:proofErr w:type="gramStart"/>
+      <w:r>
+        <w:t>-?,</w:t>
+      </w:r>
+      <w:proofErr w:type="gramEnd"/>
+      <w:r>
+        <w:t xml:space="preserve"> но </w:t>
       </w:r>
       <w:r>
         <w:rPr>
@@ -3357,7 +3039,6 @@
         <w:t>get</w:t>
       </w:r>
       <w:r>
-        <w:rPr/>
         <w:t>-</w:t>
       </w:r>
       <w:r>
@@ -3367,26 +3048,12 @@
         <w:t>help</w:t>
       </w:r>
       <w:r>
-        <w:rPr/>
         <w:t xml:space="preserve"> подробнее.</w:t>
       </w:r>
     </w:p>
-    <w:p>
-      <w:pPr>
-        <w:pStyle w:val="Normal"/>
-        <w:rPr/>
-      </w:pPr>
-      <w:r>
-        <w:rPr/>
-      </w:r>
-    </w:p>
-    <w:p>
-      <w:pPr>
-        <w:pStyle w:val="Normal"/>
-        <w:rPr/>
-      </w:pPr>
-      <w:r>
-        <w:rPr/>
+    <w:p/>
+    <w:p>
+      <w:r>
         <w:t xml:space="preserve">В </w:t>
       </w:r>
       <w:r>
@@ -3396,17 +3063,11 @@
         <w:t>PowerShell</w:t>
       </w:r>
       <w:r>
-        <w:rPr/>
         <w:t xml:space="preserve"> есть различные фильтры по выводу инфы.</w:t>
       </w:r>
     </w:p>
     <w:p>
-      <w:pPr>
-        <w:pStyle w:val="Normal"/>
-        <w:rPr/>
-      </w:pPr>
-      <w:r>
-        <w:rPr/>
+      <w:r>
         <w:t xml:space="preserve">Командлет </w:t>
       </w:r>
       <w:r>
@@ -3416,7 +3077,6 @@
         <w:t>get</w:t>
       </w:r>
       <w:r>
-        <w:rPr/>
         <w:t>-</w:t>
       </w:r>
       <w:r>
@@ -3426,15 +3086,14 @@
         <w:t>command</w:t>
       </w:r>
       <w:r>
-        <w:rPr/>
-        <w:t xml:space="preserve"> выведете список всех доступных командлетов и приложения, которые можно выполнить из текущей папки. Чтобы получить что-то более конкретное, можно указать частичное название интересующего командлета. Например:</w:t>
-      </w:r>
-    </w:p>
-    <w:p>
-      <w:pPr>
-        <w:pStyle w:val="Normal"/>
-        <w:rPr/>
-      </w:pPr>
+        <w:t xml:space="preserve"> выведете список всех доступных командлетов и приложения, которые можно выполнить из текущей папки. Чтобы получить </w:t>
+      </w:r>
+      <w:r>
+        <w:lastRenderedPageBreak/>
+        <w:t>что-то более конкретное, можно указать частичное название интересующего командлета. Например:</w:t>
+      </w:r>
+    </w:p>
+    <w:p>
       <w:r>
         <w:rPr>
           <w:lang w:val="en-US"/>
@@ -3442,7 +3101,6 @@
         <w:t>Get</w:t>
       </w:r>
       <w:r>
-        <w:rPr/>
         <w:t>-</w:t>
       </w:r>
       <w:r>
@@ -3452,7 +3110,6 @@
         <w:t>command</w:t>
       </w:r>
       <w:r>
-        <w:rPr/>
         <w:t xml:space="preserve"> </w:t>
       </w:r>
       <w:r>
@@ -3462,17 +3119,11 @@
         <w:t>test</w:t>
       </w:r>
       <w:r>
-        <w:rPr/>
         <w:t>*</w:t>
       </w:r>
     </w:p>
     <w:p>
-      <w:pPr>
-        <w:pStyle w:val="Normal"/>
-        <w:rPr/>
-      </w:pPr>
-      <w:r>
-        <w:rPr/>
+      <w:r>
         <w:t xml:space="preserve">Выведет список всего, что начинается на </w:t>
       </w:r>
       <w:r>
@@ -3482,17 +3133,20 @@
         <w:t>test</w:t>
       </w:r>
       <w:r>
-        <w:rPr/>
         <w:t>.</w:t>
+      </w:r>
+      <w:r>
         <w:br/>
       </w:r>
       <w:r>
-        <w:rPr/>
+        <w:rPr>
+          <w:noProof/>
+        </w:rPr>
         <w:drawing>
-          <wp:inline distT="0" distB="0" distL="0" distR="0">
+          <wp:inline distT="0" distB="0" distL="0" distR="0" wp14:anchorId="5C680297" wp14:editId="1D384D6C">
             <wp:extent cx="4074160" cy="1998980"/>
             <wp:effectExtent l="0" t="0" r="0" b="0"/>
-            <wp:docPr id="12" name="Изображение12" descr=""/>
+            <wp:docPr id="12" name="Изображение12"/>
             <wp:cNvGraphicFramePr>
               <a:graphicFrameLocks xmlns:a="http://schemas.openxmlformats.org/drawingml/2006/main" noChangeAspect="1"/>
             </wp:cNvGraphicFramePr>
@@ -3500,13 +3154,13 @@
               <a:graphicData uri="http://schemas.openxmlformats.org/drawingml/2006/picture">
                 <pic:pic xmlns:pic="http://schemas.openxmlformats.org/drawingml/2006/picture">
                   <pic:nvPicPr>
-                    <pic:cNvPr id="12" name="Изображение12" descr=""/>
+                    <pic:cNvPr id="12" name="Изображение12"/>
                     <pic:cNvPicPr>
                       <a:picLocks noChangeAspect="1" noChangeArrowheads="1"/>
                     </pic:cNvPicPr>
                   </pic:nvPicPr>
                   <pic:blipFill>
-                    <a:blip r:embed="rId13"/>
+                    <a:blip r:embed="rId16"/>
                     <a:stretch>
                       <a:fillRect/>
                     </a:stretch>
@@ -3528,73 +3182,172 @@
       </w:r>
     </w:p>
     <w:p>
-      <w:pPr>
-        <w:pStyle w:val="Normal"/>
-        <w:rPr/>
-      </w:pPr>
-      <w:r>
-        <w:rPr/>
+      <w:r>
+        <w:t xml:space="preserve"> Например:</w:t>
+      </w:r>
+    </w:p>
+    <w:p>
+      <w:r>
+        <w:rPr>
+          <w:lang w:val="en-US"/>
+        </w:rPr>
+        <w:t>Get</w:t>
+      </w:r>
+      <w:r>
+        <w:t>-</w:t>
+      </w:r>
+      <w:r>
+        <w:rPr>
+          <w:lang w:val="en-US"/>
+        </w:rPr>
+        <w:t>command</w:t>
+      </w:r>
+      <w:r>
+        <w:t xml:space="preserve"> *</w:t>
+      </w:r>
+      <w:r>
+        <w:rPr>
+          <w:lang w:val="en-US"/>
+        </w:rPr>
+        <w:t>process</w:t>
+      </w:r>
+      <w:r>
+        <w:t xml:space="preserve">* - покажет список всего, где есть слово </w:t>
+      </w:r>
+      <w:r>
+        <w:rPr>
+          <w:lang w:val="en-US"/>
+        </w:rPr>
+        <w:t>process</w:t>
+      </w:r>
+      <w:r>
+        <w:t>.</w:t>
+      </w:r>
+    </w:p>
+    <w:p>
+      <w:r>
+        <w:t xml:space="preserve">По </w:t>
+      </w:r>
+      <w:r>
+        <w:rPr>
+          <w:lang w:val="en-US"/>
+        </w:rPr>
+        <w:t>PowerShell</w:t>
+      </w:r>
+      <w:r>
+        <w:t xml:space="preserve"> можно подключаться к другой машине если она в том же домене. </w:t>
+      </w:r>
+    </w:p>
+    <w:p>
+      <w:pPr>
+        <w:rPr>
+          <w:lang w:val="en-US"/>
+        </w:rPr>
+      </w:pPr>
+      <w:r>
+        <w:rPr>
+          <w:lang w:val="en-US"/>
+        </w:rPr>
+        <w:t>Enter-</w:t>
+      </w:r>
+      <w:proofErr w:type="spellStart"/>
+      <w:r>
+        <w:rPr>
+          <w:lang w:val="en-US"/>
+        </w:rPr>
+        <w:t>pssession</w:t>
+      </w:r>
+      <w:proofErr w:type="spellEnd"/>
+      <w:r>
+        <w:rPr>
+          <w:lang w:val="en-US"/>
+        </w:rPr>
+        <w:t xml:space="preserve"> -</w:t>
+      </w:r>
+      <w:proofErr w:type="spellStart"/>
+      <w:r>
+        <w:rPr>
+          <w:lang w:val="en-US"/>
+        </w:rPr>
+        <w:t>ComputerName</w:t>
+      </w:r>
+      <w:proofErr w:type="spellEnd"/>
+      <w:r>
+        <w:rPr>
+          <w:lang w:val="en-US"/>
+        </w:rPr>
+        <w:t xml:space="preserve"> 172.1.1.1</w:t>
+      </w:r>
+    </w:p>
+    <w:p>
+      <w:pPr>
+        <w:rPr>
+          <w:lang w:val="en-US"/>
+        </w:rPr>
+      </w:pPr>
+    </w:p>
+    <w:p>
+      <w:pPr>
+        <w:rPr>
+          <w:lang w:val="en-US"/>
+        </w:rPr>
+      </w:pPr>
+      <w:r>
+        <w:t>Получить</w:t>
+      </w:r>
+      <w:r>
+        <w:rPr>
+          <w:lang w:val="en-US"/>
+        </w:rPr>
         <w:t xml:space="preserve"> </w:t>
       </w:r>
       <w:r>
-        <w:rPr/>
-        <w:t>Например:</w:t>
-      </w:r>
-    </w:p>
-    <w:p>
-      <w:pPr>
-        <w:pStyle w:val="Normal"/>
-        <w:rPr/>
-      </w:pPr>
-      <w:r>
-        <w:rPr>
-          <w:lang w:val="en-US"/>
-        </w:rPr>
-        <w:t>Get</w:t>
-      </w:r>
-      <w:r>
-        <w:rPr/>
-        <w:t>-</w:t>
-      </w:r>
-      <w:r>
-        <w:rPr>
-          <w:lang w:val="en-US"/>
-        </w:rPr>
-        <w:t>command</w:t>
-      </w:r>
-      <w:r>
-        <w:rPr/>
-        <w:t xml:space="preserve"> *</w:t>
-      </w:r>
-      <w:r>
-        <w:rPr>
-          <w:lang w:val="en-US"/>
-        </w:rPr>
-        <w:t>process</w:t>
-      </w:r>
-      <w:r>
-        <w:rPr/>
-        <w:t xml:space="preserve">* - покажет список всего, где есть слово </w:t>
-      </w:r>
-      <w:r>
-        <w:rPr>
-          <w:lang w:val="en-US"/>
-        </w:rPr>
-        <w:t>process</w:t>
-      </w:r>
-      <w:r>
-        <w:rPr/>
+        <w:t>все</w:t>
+      </w:r>
+      <w:r>
+        <w:rPr>
+          <w:lang w:val="en-US"/>
+        </w:rPr>
+        <w:t xml:space="preserve"> IP </w:t>
+      </w:r>
+      <w:r>
+        <w:t>адреса</w:t>
+      </w:r>
+    </w:p>
+    <w:p>
+      <w:proofErr w:type="spellStart"/>
+      <w:r>
+        <w:t>get-netipaddress</w:t>
+      </w:r>
+      <w:proofErr w:type="spellEnd"/>
+    </w:p>
+    <w:p/>
+    <w:p>
+      <w:r>
+        <w:t xml:space="preserve">В </w:t>
+      </w:r>
+      <w:r>
+        <w:rPr>
+          <w:lang w:val="en-US"/>
+        </w:rPr>
+        <w:t>PowerShell</w:t>
+      </w:r>
+      <w:r>
+        <w:t xml:space="preserve"> активно используется перенаправление – это то, ради чего он создавался </w:t>
+      </w:r>
+      <w:proofErr w:type="spellStart"/>
+      <w:r>
+        <w:t>ваще</w:t>
+      </w:r>
+      <w:proofErr w:type="spellEnd"/>
+      <w:r>
         <w:t>.</w:t>
       </w:r>
     </w:p>
-    <w:p>
-      <w:pPr>
-        <w:pStyle w:val="Normal"/>
-        <w:rPr/>
-      </w:pPr>
-      <w:r>
-        <w:rPr/>
-        <w:t xml:space="preserve">По </w:t>
+    <w:p/>
+    <w:p>
+      <w:r>
+        <w:t xml:space="preserve">Среда разработки для </w:t>
       </w:r>
       <w:r>
         <w:rPr>
@@ -3603,96 +3356,12 @@
         <w:t>PowerShell</w:t>
       </w:r>
       <w:r>
-        <w:rPr/>
-        <w:t xml:space="preserve"> можно подключаться к другой машине если она в том же домене. </w:t>
-      </w:r>
-    </w:p>
-    <w:p>
-      <w:pPr>
-        <w:pStyle w:val="Normal"/>
-        <w:rPr>
-          <w:lang w:val="en-US"/>
-        </w:rPr>
-      </w:pPr>
-      <w:r>
-        <w:rPr>
-          <w:lang w:val="en-US"/>
-        </w:rPr>
-        <w:t>Enter-pssession -ComputerName 172.1.1.1</w:t>
-      </w:r>
-    </w:p>
-    <w:p>
-      <w:pPr>
-        <w:pStyle w:val="Normal"/>
-        <w:rPr>
-          <w:lang w:val="en-US"/>
-        </w:rPr>
-      </w:pPr>
-      <w:r>
-        <w:rPr>
-          <w:lang w:val="en-US"/>
-        </w:rPr>
-      </w:r>
-    </w:p>
-    <w:p>
-      <w:pPr>
-        <w:pStyle w:val="Normal"/>
-        <w:rPr>
-          <w:lang w:val="en-US"/>
-        </w:rPr>
-      </w:pPr>
-      <w:r>
-        <w:rPr/>
-        <w:t>Получить</w:t>
-      </w:r>
-      <w:r>
-        <w:rPr>
-          <w:lang w:val="en-US"/>
-        </w:rPr>
-        <w:t xml:space="preserve"> </w:t>
-      </w:r>
-      <w:r>
-        <w:rPr/>
-        <w:t>все</w:t>
-      </w:r>
-      <w:r>
-        <w:rPr>
-          <w:lang w:val="en-US"/>
-        </w:rPr>
-        <w:t xml:space="preserve"> IP </w:t>
-      </w:r>
-      <w:r>
-        <w:rPr/>
-        <w:t>адреса</w:t>
-      </w:r>
-    </w:p>
-    <w:p>
-      <w:pPr>
-        <w:pStyle w:val="Normal"/>
-        <w:rPr/>
-      </w:pPr>
-      <w:r>
-        <w:rPr/>
-        <w:t>get-netipaddress</w:t>
-      </w:r>
-    </w:p>
-    <w:p>
-      <w:pPr>
-        <w:pStyle w:val="Normal"/>
-        <w:rPr/>
-      </w:pPr>
-      <w:r>
-        <w:rPr/>
-      </w:r>
-    </w:p>
-    <w:p>
-      <w:pPr>
-        <w:pStyle w:val="Normal"/>
-        <w:rPr/>
-      </w:pPr>
-      <w:r>
-        <w:rPr/>
-        <w:t xml:space="preserve">В </w:t>
+        <w:t>.</w:t>
+      </w:r>
+    </w:p>
+    <w:p>
+      <w:r>
+        <w:t xml:space="preserve">В командной строке писать командлеты не очень удобно. Для </w:t>
       </w:r>
       <w:r>
         <w:rPr>
@@ -3701,27 +3370,7 @@
         <w:t>PowerShell</w:t>
       </w:r>
       <w:r>
-        <w:rPr/>
-        <w:t xml:space="preserve"> активно используется перенаправление – это то, ради чего он создавался ваще.</w:t>
-      </w:r>
-    </w:p>
-    <w:p>
-      <w:pPr>
-        <w:pStyle w:val="Normal"/>
-        <w:rPr/>
-      </w:pPr>
-      <w:r>
-        <w:rPr/>
-      </w:r>
-    </w:p>
-    <w:p>
-      <w:pPr>
-        <w:pStyle w:val="Normal"/>
-        <w:rPr/>
-      </w:pPr>
-      <w:r>
-        <w:rPr/>
-        <w:t xml:space="preserve">Среда разработки для </w:t>
+        <w:t xml:space="preserve"> есть графическая среда, встроенная в ОС – ISE. Тут можно писать целые пачки командлетов объединяемые в скрипты. Чтобы открыть, нужно в </w:t>
       </w:r>
       <w:r>
         <w:rPr>
@@ -3730,73 +3379,35 @@
         <w:t>PowerShell</w:t>
       </w:r>
       <w:r>
-        <w:rPr/>
+        <w:t xml:space="preserve"> набрать </w:t>
+      </w:r>
+      <w:r>
+        <w:rPr>
+          <w:lang w:val="en-US"/>
+        </w:rPr>
+        <w:t>ISE</w:t>
+      </w:r>
+      <w:r>
         <w:t>.</w:t>
       </w:r>
     </w:p>
-    <w:p>
-      <w:pPr>
-        <w:pStyle w:val="Normal"/>
-        <w:widowControl/>
-        <w:bidi w:val="0"/>
-        <w:spacing w:lineRule="auto" w:line="240" w:before="0" w:after="160"/>
-        <w:jc w:val="left"/>
-        <w:rPr/>
-      </w:pPr>
-      <w:r>
-        <w:rPr/>
-        <w:t xml:space="preserve">В командной строке писать командлеты не очень удобно. Для </w:t>
-      </w:r>
-      <w:r>
-        <w:rPr>
-          <w:lang w:val="en-US"/>
-        </w:rPr>
-        <w:t>PowerShell</w:t>
-      </w:r>
-      <w:r>
-        <w:rPr/>
-        <w:t xml:space="preserve"> есть графическая среда, встроенная в ОС – ISE. Тут можно писать целые пачки командлетов объединяемые в скрипты. Чтобы открыть, нужно в </w:t>
-      </w:r>
-      <w:r>
-        <w:rPr>
-          <w:lang w:val="en-US"/>
-        </w:rPr>
-        <w:t>PowerShell</w:t>
-      </w:r>
-      <w:r>
-        <w:rPr/>
-        <w:t xml:space="preserve"> набрать </w:t>
-      </w:r>
-      <w:r>
-        <w:rPr>
-          <w:lang w:val="en-US"/>
-        </w:rPr>
-        <w:t>ISE</w:t>
-      </w:r>
-      <w:r>
-        <w:rPr/>
-        <w:t>.</w:t>
-      </w:r>
-    </w:p>
     <w:sectPr>
-      <w:type w:val="nextPage"/>
       <w:pgSz w:w="11906" w:h="16838"/>
-      <w:pgMar w:left="1701" w:right="851" w:gutter="0" w:header="0" w:top="1134" w:footer="0" w:bottom="1134"/>
-      <w:pgNumType w:fmt="decimal"/>
-      <w:formProt w:val="false"/>
-      <w:textDirection w:val="lrTb"/>
-      <w:docGrid w:type="default" w:linePitch="360" w:charSpace="0"/>
+      <w:pgMar w:top="1134" w:right="851" w:bottom="1134" w:left="1701" w:header="0" w:footer="0" w:gutter="0"/>
+      <w:cols w:space="720"/>
+      <w:formProt w:val="0"/>
+      <w:docGrid w:linePitch="360"/>
     </w:sectPr>
   </w:body>
 </w:document>
 </file>
 
 <file path=word/styles.xml><?xml version="1.0" encoding="utf-8"?>
-<w:styles xmlns:w="http://schemas.openxmlformats.org/wordprocessingml/2006/main" xmlns:w14="http://schemas.microsoft.com/office/word/2010/wordml" xmlns:mc="http://schemas.openxmlformats.org/markup-compatibility/2006" mc:Ignorable="w14">
+<w:styles xmlns:mc="http://schemas.openxmlformats.org/markup-compatibility/2006" xmlns:r="http://schemas.openxmlformats.org/officeDocument/2006/relationships" xmlns:w="http://schemas.openxmlformats.org/wordprocessingml/2006/main" xmlns:w14="http://schemas.microsoft.com/office/word/2010/wordml" xmlns:w15="http://schemas.microsoft.com/office/word/2012/wordml" xmlns:w16cex="http://schemas.microsoft.com/office/word/2018/wordml/cex" xmlns:w16cid="http://schemas.microsoft.com/office/word/2016/wordml/cid" xmlns:w16="http://schemas.microsoft.com/office/word/2018/wordml" xmlns:w16du="http://schemas.microsoft.com/office/word/2023/wordml/word16du" xmlns:w16sdtdh="http://schemas.microsoft.com/office/word/2020/wordml/sdtdatahash" xmlns:w16sdtfl="http://schemas.microsoft.com/office/word/2024/wordml/sdtformatlock" xmlns:w16se="http://schemas.microsoft.com/office/word/2015/wordml/symex" mc:Ignorable="w14 w15 w16se w16cid w16 w16cex w16sdtdh w16sdtfl w16du">
   <w:docDefaults>
     <w:rPrDefault>
       <w:rPr>
-        <w:rFonts w:ascii="Aptos" w:hAnsi="Aptos" w:eastAsia="Aptos" w:cs="" w:asciiTheme="minorHAnsi" w:cstheme="minorBidi" w:eastAsiaTheme="minorHAnsi" w:hAnsiTheme="minorHAnsi"/>
+        <w:rFonts w:asciiTheme="minorHAnsi" w:eastAsiaTheme="minorHAnsi" w:hAnsiTheme="minorHAnsi" w:cstheme="minorBidi"/>
         <w:sz w:val="22"/>
         <w:szCs w:val="22"/>
         <w:lang w:val="ru-RU" w:eastAsia="en-US" w:bidi="ar-SA"/>
@@ -3804,21 +3415,21 @@
     </w:rPrDefault>
     <w:pPrDefault>
       <w:pPr>
-        <w:suppressAutoHyphens w:val="true"/>
+        <w:suppressAutoHyphens/>
       </w:pPr>
     </w:pPrDefault>
   </w:docDefaults>
   <w:latentStyles w:defLockedState="0" w:defUIPriority="99" w:defSemiHidden="0" w:defUnhideWhenUsed="0" w:defQFormat="0" w:count="376">
     <w:lsdException w:name="Normal" w:uiPriority="0" w:qFormat="1"/>
     <w:lsdException w:name="heading 1" w:uiPriority="9" w:qFormat="1"/>
-    <w:lsdException w:name="heading 2" w:uiPriority="9" w:semiHidden="1" w:unhideWhenUsed="1" w:qFormat="1"/>
-    <w:lsdException w:name="heading 3" w:uiPriority="9" w:semiHidden="1" w:unhideWhenUsed="1" w:qFormat="1"/>
-    <w:lsdException w:name="heading 4" w:uiPriority="9" w:semiHidden="1" w:unhideWhenUsed="1" w:qFormat="1"/>
-    <w:lsdException w:name="heading 5" w:uiPriority="9" w:semiHidden="1" w:unhideWhenUsed="1" w:qFormat="1"/>
-    <w:lsdException w:name="heading 6" w:uiPriority="9" w:semiHidden="1" w:unhideWhenUsed="1" w:qFormat="1"/>
-    <w:lsdException w:name="heading 7" w:uiPriority="9" w:semiHidden="1" w:unhideWhenUsed="1" w:qFormat="1"/>
-    <w:lsdException w:name="heading 8" w:uiPriority="9" w:semiHidden="1" w:unhideWhenUsed="1" w:qFormat="1"/>
-    <w:lsdException w:name="heading 9" w:uiPriority="9" w:semiHidden="1" w:unhideWhenUsed="1" w:qFormat="1"/>
+    <w:lsdException w:name="heading 2" w:semiHidden="1" w:uiPriority="9" w:unhideWhenUsed="1" w:qFormat="1"/>
+    <w:lsdException w:name="heading 3" w:semiHidden="1" w:uiPriority="9" w:unhideWhenUsed="1" w:qFormat="1"/>
+    <w:lsdException w:name="heading 4" w:semiHidden="1" w:uiPriority="9" w:unhideWhenUsed="1" w:qFormat="1"/>
+    <w:lsdException w:name="heading 5" w:semiHidden="1" w:uiPriority="9" w:unhideWhenUsed="1" w:qFormat="1"/>
+    <w:lsdException w:name="heading 6" w:semiHidden="1" w:uiPriority="9" w:unhideWhenUsed="1" w:qFormat="1"/>
+    <w:lsdException w:name="heading 7" w:semiHidden="1" w:uiPriority="9" w:unhideWhenUsed="1" w:qFormat="1"/>
+    <w:lsdException w:name="heading 8" w:semiHidden="1" w:uiPriority="9" w:unhideWhenUsed="1" w:qFormat="1"/>
+    <w:lsdException w:name="heading 9" w:semiHidden="1" w:uiPriority="9" w:unhideWhenUsed="1" w:qFormat="1"/>
     <w:lsdException w:name="index 1" w:semiHidden="1" w:unhideWhenUsed="1"/>
     <w:lsdException w:name="index 2" w:semiHidden="1" w:unhideWhenUsed="1"/>
     <w:lsdException w:name="index 3" w:semiHidden="1" w:unhideWhenUsed="1"/>
@@ -3828,22 +3439,22 @@
     <w:lsdException w:name="index 7" w:semiHidden="1" w:unhideWhenUsed="1"/>
     <w:lsdException w:name="index 8" w:semiHidden="1" w:unhideWhenUsed="1"/>
     <w:lsdException w:name="index 9" w:semiHidden="1" w:unhideWhenUsed="1"/>
-    <w:lsdException w:name="toc 1" w:uiPriority="39" w:semiHidden="1" w:unhideWhenUsed="1"/>
-    <w:lsdException w:name="toc 2" w:uiPriority="39" w:semiHidden="1" w:unhideWhenUsed="1"/>
-    <w:lsdException w:name="toc 3" w:uiPriority="39" w:semiHidden="1" w:unhideWhenUsed="1"/>
-    <w:lsdException w:name="toc 4" w:uiPriority="39" w:semiHidden="1" w:unhideWhenUsed="1"/>
-    <w:lsdException w:name="toc 5" w:uiPriority="39" w:semiHidden="1" w:unhideWhenUsed="1"/>
-    <w:lsdException w:name="toc 6" w:uiPriority="39" w:semiHidden="1" w:unhideWhenUsed="1"/>
-    <w:lsdException w:name="toc 7" w:uiPriority="39" w:semiHidden="1" w:unhideWhenUsed="1"/>
-    <w:lsdException w:name="toc 8" w:uiPriority="39" w:semiHidden="1" w:unhideWhenUsed="1"/>
-    <w:lsdException w:name="toc 9" w:uiPriority="39" w:semiHidden="1" w:unhideWhenUsed="1"/>
+    <w:lsdException w:name="toc 1" w:semiHidden="1" w:uiPriority="39" w:unhideWhenUsed="1"/>
+    <w:lsdException w:name="toc 2" w:semiHidden="1" w:uiPriority="39" w:unhideWhenUsed="1"/>
+    <w:lsdException w:name="toc 3" w:semiHidden="1" w:uiPriority="39" w:unhideWhenUsed="1"/>
+    <w:lsdException w:name="toc 4" w:semiHidden="1" w:uiPriority="39" w:unhideWhenUsed="1"/>
+    <w:lsdException w:name="toc 5" w:semiHidden="1" w:uiPriority="39" w:unhideWhenUsed="1"/>
+    <w:lsdException w:name="toc 6" w:semiHidden="1" w:uiPriority="39" w:unhideWhenUsed="1"/>
+    <w:lsdException w:name="toc 7" w:semiHidden="1" w:uiPriority="39" w:unhideWhenUsed="1"/>
+    <w:lsdException w:name="toc 8" w:semiHidden="1" w:uiPriority="39" w:unhideWhenUsed="1"/>
+    <w:lsdException w:name="toc 9" w:semiHidden="1" w:uiPriority="39" w:unhideWhenUsed="1"/>
     <w:lsdException w:name="Normal Indent" w:semiHidden="1" w:unhideWhenUsed="1"/>
     <w:lsdException w:name="footnote text" w:semiHidden="1" w:unhideWhenUsed="1"/>
     <w:lsdException w:name="annotation text" w:semiHidden="1" w:unhideWhenUsed="1"/>
     <w:lsdException w:name="header" w:semiHidden="1" w:unhideWhenUsed="1"/>
     <w:lsdException w:name="footer" w:semiHidden="1" w:unhideWhenUsed="1"/>
     <w:lsdException w:name="index heading" w:semiHidden="1" w:unhideWhenUsed="1"/>
-    <w:lsdException w:name="caption" w:uiPriority="35" w:semiHidden="1" w:unhideWhenUsed="1" w:qFormat="1"/>
+    <w:lsdException w:name="caption" w:semiHidden="1" w:uiPriority="35" w:unhideWhenUsed="1" w:qFormat="1"/>
     <w:lsdException w:name="table of figures" w:semiHidden="1" w:unhideWhenUsed="1"/>
     <w:lsdException w:name="envelope address" w:semiHidden="1" w:unhideWhenUsed="1"/>
     <w:lsdException w:name="envelope return" w:semiHidden="1" w:unhideWhenUsed="1"/>
@@ -3874,7 +3485,7 @@
     <w:lsdException w:name="Title" w:uiPriority="10" w:qFormat="1"/>
     <w:lsdException w:name="Closing" w:semiHidden="1" w:unhideWhenUsed="1"/>
     <w:lsdException w:name="Signature" w:semiHidden="1" w:unhideWhenUsed="1"/>
-    <w:lsdException w:name="Default Paragraph Font" w:uiPriority="1" w:semiHidden="1" w:unhideWhenUsed="1"/>
+    <w:lsdException w:name="Default Paragraph Font" w:semiHidden="1" w:uiPriority="1" w:unhideWhenUsed="1"/>
     <w:lsdException w:name="Body Text" w:semiHidden="1" w:unhideWhenUsed="1"/>
     <w:lsdException w:name="Body Text Indent" w:semiHidden="1" w:unhideWhenUsed="1"/>
     <w:lsdException w:name="List Continue" w:semiHidden="1" w:unhideWhenUsed="1"/>
@@ -4074,8 +3685,8 @@
     <w:lsdException w:name="Subtle Reference" w:uiPriority="31" w:qFormat="1"/>
     <w:lsdException w:name="Intense Reference" w:uiPriority="32" w:qFormat="1"/>
     <w:lsdException w:name="Book Title" w:uiPriority="33" w:qFormat="1"/>
-    <w:lsdException w:name="Bibliography" w:uiPriority="37" w:semiHidden="1" w:unhideWhenUsed="1"/>
-    <w:lsdException w:name="TOC Heading" w:uiPriority="39" w:semiHidden="1" w:unhideWhenUsed="1" w:qFormat="1"/>
+    <w:lsdException w:name="Bibliography" w:semiHidden="1" w:uiPriority="37" w:unhideWhenUsed="1"/>
+    <w:lsdException w:name="TOC Heading" w:semiHidden="1" w:uiPriority="39" w:unhideWhenUsed="1" w:qFormat="1"/>
     <w:lsdException w:name="Plain Table 1" w:uiPriority="41"/>
     <w:lsdException w:name="Plain Table 2" w:uiPriority="42"/>
     <w:lsdException w:name="Plain Table 3" w:uiPriority="43"/>
@@ -4186,474 +3797,500 @@
     <w:lsdException w:name="Unresolved Mention" w:semiHidden="1" w:unhideWhenUsed="1"/>
     <w:lsdException w:name="Smart Link" w:semiHidden="1" w:unhideWhenUsed="1"/>
   </w:latentStyles>
-  <w:style w:type="paragraph" w:styleId="Normal" w:default="1">
+  <w:style w:type="paragraph" w:default="1" w:styleId="a">
     <w:name w:val="Normal"/>
     <w:qFormat/>
-    <w:rsid w:val="00b915b7"/>
+    <w:rsid w:val="00B915B7"/>
     <w:pPr>
-      <w:widowControl/>
-      <w:bidi w:val="0"/>
-      <w:spacing w:lineRule="auto" w:line="240" w:before="0" w:after="160"/>
-      <w:jc w:val="left"/>
+      <w:spacing w:after="160"/>
     </w:pPr>
     <w:rPr>
-      <w:rFonts w:ascii="Times New Roman" w:hAnsi="Times New Roman" w:eastAsia="Aptos" w:cs="" w:cstheme="minorBidi" w:eastAsiaTheme="minorHAnsi"/>
-      <w:color w:val="auto"/>
-      <w:kern w:val="0"/>
+      <w:rFonts w:ascii="Times New Roman" w:hAnsi="Times New Roman"/>
       <w:sz w:val="28"/>
-      <w:szCs w:val="22"/>
-      <w:lang w:val="ru-RU" w:eastAsia="en-US" w:bidi="ar-SA"/>
     </w:rPr>
   </w:style>
-  <w:style w:type="paragraph" w:styleId="Heading1">
-    <w:name w:val="Heading 1"/>
-    <w:basedOn w:val="Normal"/>
-    <w:next w:val="Normal"/>
-    <w:link w:val="1"/>
+  <w:style w:type="paragraph" w:styleId="1">
+    <w:name w:val="heading 1"/>
+    <w:basedOn w:val="a"/>
+    <w:next w:val="a"/>
+    <w:link w:val="10"/>
     <w:uiPriority w:val="9"/>
     <w:qFormat/>
-    <w:rsid w:val="00635bd2"/>
+    <w:rsid w:val="00635BD2"/>
     <w:pPr>
-      <w:keepNext w:val="true"/>
+      <w:keepNext/>
       <w:keepLines/>
       <w:spacing w:before="360" w:after="80"/>
       <w:outlineLvl w:val="0"/>
     </w:pPr>
     <w:rPr>
-      <w:rFonts w:ascii="Aptos Display" w:hAnsi="Aptos Display" w:eastAsia="" w:cs="" w:asciiTheme="majorHAnsi" w:cstheme="majorBidi" w:eastAsiaTheme="majorEastAsia" w:hAnsiTheme="majorHAnsi"/>
-      <w:color w:themeColor="accent1" w:themeShade="bf" w:val="2E74B5"/>
+      <w:rFonts w:asciiTheme="majorHAnsi" w:eastAsiaTheme="majorEastAsia" w:hAnsiTheme="majorHAnsi" w:cstheme="majorBidi"/>
+      <w:color w:val="2E74B5" w:themeColor="accent1" w:themeShade="BF"/>
       <w:sz w:val="40"/>
       <w:szCs w:val="40"/>
     </w:rPr>
   </w:style>
-  <w:style w:type="paragraph" w:styleId="Heading2">
-    <w:name w:val="Heading 2"/>
-    <w:basedOn w:val="Normal"/>
-    <w:next w:val="Normal"/>
-    <w:link w:val="2"/>
+  <w:style w:type="paragraph" w:styleId="2">
+    <w:name w:val="heading 2"/>
+    <w:basedOn w:val="a"/>
+    <w:next w:val="a"/>
+    <w:link w:val="20"/>
     <w:uiPriority w:val="9"/>
     <w:semiHidden/>
     <w:unhideWhenUsed/>
     <w:qFormat/>
-    <w:rsid w:val="00635bd2"/>
+    <w:rsid w:val="00635BD2"/>
     <w:pPr>
-      <w:keepNext w:val="true"/>
+      <w:keepNext/>
       <w:keepLines/>
       <w:spacing w:before="160" w:after="80"/>
       <w:outlineLvl w:val="1"/>
     </w:pPr>
     <w:rPr>
-      <w:rFonts w:ascii="Aptos Display" w:hAnsi="Aptos Display" w:eastAsia="" w:cs="" w:asciiTheme="majorHAnsi" w:cstheme="majorBidi" w:eastAsiaTheme="majorEastAsia" w:hAnsiTheme="majorHAnsi"/>
-      <w:color w:themeColor="accent1" w:themeShade="bf" w:val="2E74B5"/>
+      <w:rFonts w:asciiTheme="majorHAnsi" w:eastAsiaTheme="majorEastAsia" w:hAnsiTheme="majorHAnsi" w:cstheme="majorBidi"/>
+      <w:color w:val="2E74B5" w:themeColor="accent1" w:themeShade="BF"/>
       <w:sz w:val="32"/>
       <w:szCs w:val="32"/>
     </w:rPr>
   </w:style>
-  <w:style w:type="paragraph" w:styleId="Heading3">
-    <w:name w:val="Heading 3"/>
-    <w:basedOn w:val="Normal"/>
-    <w:next w:val="Normal"/>
-    <w:link w:val="3"/>
+  <w:style w:type="paragraph" w:styleId="3">
+    <w:name w:val="heading 3"/>
+    <w:basedOn w:val="a"/>
+    <w:next w:val="a"/>
+    <w:link w:val="30"/>
     <w:uiPriority w:val="9"/>
     <w:semiHidden/>
     <w:unhideWhenUsed/>
     <w:qFormat/>
-    <w:rsid w:val="00635bd2"/>
+    <w:rsid w:val="00635BD2"/>
     <w:pPr>
-      <w:keepNext w:val="true"/>
+      <w:keepNext/>
       <w:keepLines/>
       <w:spacing w:before="160" w:after="80"/>
       <w:outlineLvl w:val="2"/>
     </w:pPr>
     <w:rPr>
-      <w:rFonts w:ascii="Aptos" w:hAnsi="Aptos" w:eastAsia="" w:cs="" w:asciiTheme="minorHAnsi" w:cstheme="majorBidi" w:eastAsiaTheme="majorEastAsia" w:hAnsiTheme="minorHAnsi"/>
-      <w:color w:themeColor="accent1" w:themeShade="bf" w:val="2E74B5"/>
+      <w:rFonts w:asciiTheme="minorHAnsi" w:eastAsiaTheme="majorEastAsia" w:hAnsiTheme="minorHAnsi" w:cstheme="majorBidi"/>
+      <w:color w:val="2E74B5" w:themeColor="accent1" w:themeShade="BF"/>
       <w:szCs w:val="28"/>
     </w:rPr>
   </w:style>
-  <w:style w:type="paragraph" w:styleId="Heading4">
-    <w:name w:val="Heading 4"/>
-    <w:basedOn w:val="Normal"/>
-    <w:next w:val="Normal"/>
-    <w:link w:val="4"/>
+  <w:style w:type="paragraph" w:styleId="4">
+    <w:name w:val="heading 4"/>
+    <w:basedOn w:val="a"/>
+    <w:next w:val="a"/>
+    <w:link w:val="40"/>
     <w:uiPriority w:val="9"/>
     <w:semiHidden/>
     <w:unhideWhenUsed/>
     <w:qFormat/>
-    <w:rsid w:val="00635bd2"/>
+    <w:rsid w:val="00635BD2"/>
     <w:pPr>
-      <w:keepNext w:val="true"/>
+      <w:keepNext/>
       <w:keepLines/>
       <w:spacing w:before="80" w:after="40"/>
       <w:outlineLvl w:val="3"/>
     </w:pPr>
     <w:rPr>
-      <w:rFonts w:ascii="Aptos" w:hAnsi="Aptos" w:eastAsia="" w:cs="" w:asciiTheme="minorHAnsi" w:cstheme="majorBidi" w:eastAsiaTheme="majorEastAsia" w:hAnsiTheme="minorHAnsi"/>
+      <w:rFonts w:asciiTheme="minorHAnsi" w:eastAsiaTheme="majorEastAsia" w:hAnsiTheme="minorHAnsi" w:cstheme="majorBidi"/>
       <w:i/>
       <w:iCs/>
-      <w:color w:themeColor="accent1" w:themeShade="bf" w:val="2E74B5"/>
+      <w:color w:val="2E74B5" w:themeColor="accent1" w:themeShade="BF"/>
     </w:rPr>
   </w:style>
-  <w:style w:type="paragraph" w:styleId="Heading5">
-    <w:name w:val="Heading 5"/>
-    <w:basedOn w:val="Normal"/>
-    <w:next w:val="Normal"/>
-    <w:link w:val="5"/>
+  <w:style w:type="paragraph" w:styleId="5">
+    <w:name w:val="heading 5"/>
+    <w:basedOn w:val="a"/>
+    <w:next w:val="a"/>
+    <w:link w:val="50"/>
     <w:uiPriority w:val="9"/>
     <w:semiHidden/>
     <w:unhideWhenUsed/>
     <w:qFormat/>
-    <w:rsid w:val="00635bd2"/>
+    <w:rsid w:val="00635BD2"/>
     <w:pPr>
-      <w:keepNext w:val="true"/>
+      <w:keepNext/>
       <w:keepLines/>
       <w:spacing w:before="80" w:after="40"/>
       <w:outlineLvl w:val="4"/>
     </w:pPr>
     <w:rPr>
-      <w:rFonts w:ascii="Aptos" w:hAnsi="Aptos" w:eastAsia="" w:cs="" w:asciiTheme="minorHAnsi" w:cstheme="majorBidi" w:eastAsiaTheme="majorEastAsia" w:hAnsiTheme="minorHAnsi"/>
-      <w:color w:themeColor="accent1" w:themeShade="bf" w:val="2E74B5"/>
+      <w:rFonts w:asciiTheme="minorHAnsi" w:eastAsiaTheme="majorEastAsia" w:hAnsiTheme="minorHAnsi" w:cstheme="majorBidi"/>
+      <w:color w:val="2E74B5" w:themeColor="accent1" w:themeShade="BF"/>
     </w:rPr>
   </w:style>
-  <w:style w:type="paragraph" w:styleId="Heading6">
-    <w:name w:val="Heading 6"/>
-    <w:basedOn w:val="Normal"/>
-    <w:next w:val="Normal"/>
-    <w:link w:val="6"/>
+  <w:style w:type="paragraph" w:styleId="6">
+    <w:name w:val="heading 6"/>
+    <w:basedOn w:val="a"/>
+    <w:next w:val="a"/>
+    <w:link w:val="60"/>
     <w:uiPriority w:val="9"/>
     <w:semiHidden/>
     <w:unhideWhenUsed/>
     <w:qFormat/>
-    <w:rsid w:val="00635bd2"/>
+    <w:rsid w:val="00635BD2"/>
     <w:pPr>
-      <w:keepNext w:val="true"/>
+      <w:keepNext/>
       <w:keepLines/>
       <w:spacing w:before="40" w:after="0"/>
       <w:outlineLvl w:val="5"/>
     </w:pPr>
     <w:rPr>
-      <w:rFonts w:ascii="Aptos" w:hAnsi="Aptos" w:eastAsia="" w:cs="" w:asciiTheme="minorHAnsi" w:cstheme="majorBidi" w:eastAsiaTheme="majorEastAsia" w:hAnsiTheme="minorHAnsi"/>
+      <w:rFonts w:asciiTheme="minorHAnsi" w:eastAsiaTheme="majorEastAsia" w:hAnsiTheme="minorHAnsi" w:cstheme="majorBidi"/>
       <w:i/>
       <w:iCs/>
-      <w:color w:themeColor="text1" w:themeTint="a6" w:val="595959"/>
+      <w:color w:val="595959" w:themeColor="text1" w:themeTint="A6"/>
     </w:rPr>
   </w:style>
-  <w:style w:type="paragraph" w:styleId="Heading7">
-    <w:name w:val="Heading 7"/>
-    <w:basedOn w:val="Normal"/>
-    <w:next w:val="Normal"/>
-    <w:link w:val="7"/>
+  <w:style w:type="paragraph" w:styleId="7">
+    <w:name w:val="heading 7"/>
+    <w:basedOn w:val="a"/>
+    <w:next w:val="a"/>
+    <w:link w:val="70"/>
     <w:uiPriority w:val="9"/>
     <w:semiHidden/>
     <w:unhideWhenUsed/>
     <w:qFormat/>
-    <w:rsid w:val="00635bd2"/>
+    <w:rsid w:val="00635BD2"/>
     <w:pPr>
-      <w:keepNext w:val="true"/>
+      <w:keepNext/>
       <w:keepLines/>
       <w:spacing w:before="40" w:after="0"/>
       <w:outlineLvl w:val="6"/>
     </w:pPr>
     <w:rPr>
-      <w:rFonts w:ascii="Aptos" w:hAnsi="Aptos" w:eastAsia="" w:cs="" w:asciiTheme="minorHAnsi" w:cstheme="majorBidi" w:eastAsiaTheme="majorEastAsia" w:hAnsiTheme="minorHAnsi"/>
-      <w:color w:themeColor="text1" w:themeTint="a6" w:val="595959"/>
+      <w:rFonts w:asciiTheme="minorHAnsi" w:eastAsiaTheme="majorEastAsia" w:hAnsiTheme="minorHAnsi" w:cstheme="majorBidi"/>
+      <w:color w:val="595959" w:themeColor="text1" w:themeTint="A6"/>
     </w:rPr>
   </w:style>
-  <w:style w:type="paragraph" w:styleId="Heading8">
-    <w:name w:val="Heading 8"/>
-    <w:basedOn w:val="Normal"/>
-    <w:next w:val="Normal"/>
-    <w:link w:val="8"/>
+  <w:style w:type="paragraph" w:styleId="8">
+    <w:name w:val="heading 8"/>
+    <w:basedOn w:val="a"/>
+    <w:next w:val="a"/>
+    <w:link w:val="80"/>
     <w:uiPriority w:val="9"/>
     <w:semiHidden/>
     <w:unhideWhenUsed/>
     <w:qFormat/>
-    <w:rsid w:val="00635bd2"/>
+    <w:rsid w:val="00635BD2"/>
     <w:pPr>
-      <w:keepNext w:val="true"/>
+      <w:keepNext/>
       <w:keepLines/>
-      <w:spacing w:before="0" w:after="0"/>
+      <w:spacing w:after="0"/>
       <w:outlineLvl w:val="7"/>
     </w:pPr>
     <w:rPr>
-      <w:rFonts w:ascii="Aptos" w:hAnsi="Aptos" w:eastAsia="" w:cs="" w:asciiTheme="minorHAnsi" w:cstheme="majorBidi" w:eastAsiaTheme="majorEastAsia" w:hAnsiTheme="minorHAnsi"/>
+      <w:rFonts w:asciiTheme="minorHAnsi" w:eastAsiaTheme="majorEastAsia" w:hAnsiTheme="minorHAnsi" w:cstheme="majorBidi"/>
       <w:i/>
       <w:iCs/>
-      <w:color w:themeColor="text1" w:themeTint="d8" w:val="272727"/>
+      <w:color w:val="272727" w:themeColor="text1" w:themeTint="D8"/>
     </w:rPr>
   </w:style>
-  <w:style w:type="paragraph" w:styleId="Heading9">
-    <w:name w:val="Heading 9"/>
-    <w:basedOn w:val="Normal"/>
-    <w:next w:val="Normal"/>
-    <w:link w:val="9"/>
+  <w:style w:type="paragraph" w:styleId="9">
+    <w:name w:val="heading 9"/>
+    <w:basedOn w:val="a"/>
+    <w:next w:val="a"/>
+    <w:link w:val="90"/>
     <w:uiPriority w:val="9"/>
     <w:semiHidden/>
     <w:unhideWhenUsed/>
     <w:qFormat/>
-    <w:rsid w:val="00635bd2"/>
+    <w:rsid w:val="00635BD2"/>
     <w:pPr>
-      <w:keepNext w:val="true"/>
+      <w:keepNext/>
       <w:keepLines/>
-      <w:spacing w:before="0" w:after="0"/>
+      <w:spacing w:after="0"/>
       <w:outlineLvl w:val="8"/>
     </w:pPr>
     <w:rPr>
-      <w:rFonts w:ascii="Aptos" w:hAnsi="Aptos" w:eastAsia="" w:cs="" w:asciiTheme="minorHAnsi" w:cstheme="majorBidi" w:eastAsiaTheme="majorEastAsia" w:hAnsiTheme="minorHAnsi"/>
-      <w:color w:themeColor="text1" w:themeTint="d8" w:val="272727"/>
+      <w:rFonts w:asciiTheme="minorHAnsi" w:eastAsiaTheme="majorEastAsia" w:hAnsiTheme="minorHAnsi" w:cstheme="majorBidi"/>
+      <w:color w:val="272727" w:themeColor="text1" w:themeTint="D8"/>
     </w:rPr>
   </w:style>
-  <w:style w:type="character" w:styleId="DefaultParagraphFont" w:default="1">
+  <w:style w:type="character" w:default="1" w:styleId="a0">
     <w:name w:val="Default Paragraph Font"/>
     <w:uiPriority w:val="1"/>
     <w:semiHidden/>
     <w:unhideWhenUsed/>
-    <w:qFormat/>
-    <w:rPr/>
   </w:style>
-  <w:style w:type="character" w:styleId="1" w:customStyle="1">
+  <w:style w:type="table" w:default="1" w:styleId="a1">
+    <w:name w:val="Normal Table"/>
+    <w:uiPriority w:val="99"/>
+    <w:semiHidden/>
+    <w:unhideWhenUsed/>
+    <w:tblPr>
+      <w:tblInd w:w="0" w:type="dxa"/>
+      <w:tblCellMar>
+        <w:top w:w="0" w:type="dxa"/>
+        <w:left w:w="108" w:type="dxa"/>
+        <w:bottom w:w="0" w:type="dxa"/>
+        <w:right w:w="108" w:type="dxa"/>
+      </w:tblCellMar>
+    </w:tblPr>
+  </w:style>
+  <w:style w:type="numbering" w:default="1" w:styleId="a2">
+    <w:name w:val="No List"/>
+    <w:uiPriority w:val="99"/>
+    <w:semiHidden/>
+    <w:unhideWhenUsed/>
+  </w:style>
+  <w:style w:type="character" w:customStyle="1" w:styleId="10">
     <w:name w:val="Заголовок 1 Знак"/>
-    <w:basedOn w:val="DefaultParagraphFont"/>
+    <w:basedOn w:val="a0"/>
+    <w:link w:val="1"/>
     <w:uiPriority w:val="9"/>
     <w:qFormat/>
-    <w:rsid w:val="00635bd2"/>
+    <w:rsid w:val="00635BD2"/>
     <w:rPr>
-      <w:rFonts w:ascii="Aptos Display" w:hAnsi="Aptos Display" w:eastAsia="" w:cs="" w:asciiTheme="majorHAnsi" w:cstheme="majorBidi" w:eastAsiaTheme="majorEastAsia" w:hAnsiTheme="majorHAnsi"/>
-      <w:color w:themeColor="accent1" w:themeShade="bf" w:val="2E74B5"/>
+      <w:rFonts w:asciiTheme="majorHAnsi" w:eastAsiaTheme="majorEastAsia" w:hAnsiTheme="majorHAnsi" w:cstheme="majorBidi"/>
+      <w:color w:val="2E74B5" w:themeColor="accent1" w:themeShade="BF"/>
       <w:sz w:val="40"/>
       <w:szCs w:val="40"/>
     </w:rPr>
   </w:style>
-  <w:style w:type="character" w:styleId="2" w:customStyle="1">
+  <w:style w:type="character" w:customStyle="1" w:styleId="20">
     <w:name w:val="Заголовок 2 Знак"/>
-    <w:basedOn w:val="DefaultParagraphFont"/>
+    <w:basedOn w:val="a0"/>
+    <w:link w:val="2"/>
     <w:uiPriority w:val="9"/>
     <w:semiHidden/>
     <w:qFormat/>
-    <w:rsid w:val="00635bd2"/>
+    <w:rsid w:val="00635BD2"/>
     <w:rPr>
-      <w:rFonts w:ascii="Aptos Display" w:hAnsi="Aptos Display" w:eastAsia="" w:cs="" w:asciiTheme="majorHAnsi" w:cstheme="majorBidi" w:eastAsiaTheme="majorEastAsia" w:hAnsiTheme="majorHAnsi"/>
-      <w:color w:themeColor="accent1" w:themeShade="bf" w:val="2E74B5"/>
+      <w:rFonts w:asciiTheme="majorHAnsi" w:eastAsiaTheme="majorEastAsia" w:hAnsiTheme="majorHAnsi" w:cstheme="majorBidi"/>
+      <w:color w:val="2E74B5" w:themeColor="accent1" w:themeShade="BF"/>
       <w:sz w:val="32"/>
       <w:szCs w:val="32"/>
     </w:rPr>
   </w:style>
-  <w:style w:type="character" w:styleId="3" w:customStyle="1">
+  <w:style w:type="character" w:customStyle="1" w:styleId="30">
     <w:name w:val="Заголовок 3 Знак"/>
-    <w:basedOn w:val="DefaultParagraphFont"/>
+    <w:basedOn w:val="a0"/>
+    <w:link w:val="3"/>
     <w:uiPriority w:val="9"/>
     <w:semiHidden/>
     <w:qFormat/>
-    <w:rsid w:val="00635bd2"/>
+    <w:rsid w:val="00635BD2"/>
     <w:rPr>
-      <w:rFonts w:eastAsia="" w:cs="" w:cstheme="majorBidi" w:eastAsiaTheme="majorEastAsia"/>
-      <w:color w:themeColor="accent1" w:themeShade="bf" w:val="2E74B5"/>
+      <w:rFonts w:eastAsiaTheme="majorEastAsia" w:cstheme="majorBidi"/>
+      <w:color w:val="2E74B5" w:themeColor="accent1" w:themeShade="BF"/>
       <w:sz w:val="28"/>
       <w:szCs w:val="28"/>
     </w:rPr>
   </w:style>
-  <w:style w:type="character" w:styleId="4" w:customStyle="1">
+  <w:style w:type="character" w:customStyle="1" w:styleId="40">
     <w:name w:val="Заголовок 4 Знак"/>
-    <w:basedOn w:val="DefaultParagraphFont"/>
+    <w:basedOn w:val="a0"/>
+    <w:link w:val="4"/>
     <w:uiPriority w:val="9"/>
     <w:semiHidden/>
     <w:qFormat/>
-    <w:rsid w:val="00635bd2"/>
+    <w:rsid w:val="00635BD2"/>
     <w:rPr>
-      <w:rFonts w:eastAsia="" w:cs="" w:cstheme="majorBidi" w:eastAsiaTheme="majorEastAsia"/>
+      <w:rFonts w:eastAsiaTheme="majorEastAsia" w:cstheme="majorBidi"/>
       <w:i/>
       <w:iCs/>
-      <w:color w:themeColor="accent1" w:themeShade="bf" w:val="2E74B5"/>
+      <w:color w:val="2E74B5" w:themeColor="accent1" w:themeShade="BF"/>
       <w:sz w:val="28"/>
     </w:rPr>
   </w:style>
-  <w:style w:type="character" w:styleId="5" w:customStyle="1">
+  <w:style w:type="character" w:customStyle="1" w:styleId="50">
     <w:name w:val="Заголовок 5 Знак"/>
-    <w:basedOn w:val="DefaultParagraphFont"/>
+    <w:basedOn w:val="a0"/>
+    <w:link w:val="5"/>
     <w:uiPriority w:val="9"/>
     <w:semiHidden/>
     <w:qFormat/>
-    <w:rsid w:val="00635bd2"/>
+    <w:rsid w:val="00635BD2"/>
     <w:rPr>
-      <w:rFonts w:eastAsia="" w:cs="" w:cstheme="majorBidi" w:eastAsiaTheme="majorEastAsia"/>
-      <w:color w:themeColor="accent1" w:themeShade="bf" w:val="2E74B5"/>
+      <w:rFonts w:eastAsiaTheme="majorEastAsia" w:cstheme="majorBidi"/>
+      <w:color w:val="2E74B5" w:themeColor="accent1" w:themeShade="BF"/>
       <w:sz w:val="28"/>
     </w:rPr>
   </w:style>
-  <w:style w:type="character" w:styleId="6" w:customStyle="1">
+  <w:style w:type="character" w:customStyle="1" w:styleId="60">
     <w:name w:val="Заголовок 6 Знак"/>
-    <w:basedOn w:val="DefaultParagraphFont"/>
+    <w:basedOn w:val="a0"/>
+    <w:link w:val="6"/>
     <w:uiPriority w:val="9"/>
     <w:semiHidden/>
     <w:qFormat/>
-    <w:rsid w:val="00635bd2"/>
+    <w:rsid w:val="00635BD2"/>
     <w:rPr>
-      <w:rFonts w:eastAsia="" w:cs="" w:cstheme="majorBidi" w:eastAsiaTheme="majorEastAsia"/>
+      <w:rFonts w:eastAsiaTheme="majorEastAsia" w:cstheme="majorBidi"/>
       <w:i/>
       <w:iCs/>
-      <w:color w:themeColor="text1" w:themeTint="a6" w:val="595959"/>
+      <w:color w:val="595959" w:themeColor="text1" w:themeTint="A6"/>
       <w:sz w:val="28"/>
     </w:rPr>
   </w:style>
-  <w:style w:type="character" w:styleId="7" w:customStyle="1">
+  <w:style w:type="character" w:customStyle="1" w:styleId="70">
     <w:name w:val="Заголовок 7 Знак"/>
-    <w:basedOn w:val="DefaultParagraphFont"/>
+    <w:basedOn w:val="a0"/>
+    <w:link w:val="7"/>
     <w:uiPriority w:val="9"/>
     <w:semiHidden/>
     <w:qFormat/>
-    <w:rsid w:val="00635bd2"/>
+    <w:rsid w:val="00635BD2"/>
     <w:rPr>
-      <w:rFonts w:eastAsia="" w:cs="" w:cstheme="majorBidi" w:eastAsiaTheme="majorEastAsia"/>
-      <w:color w:themeColor="text1" w:themeTint="a6" w:val="595959"/>
+      <w:rFonts w:eastAsiaTheme="majorEastAsia" w:cstheme="majorBidi"/>
+      <w:color w:val="595959" w:themeColor="text1" w:themeTint="A6"/>
       <w:sz w:val="28"/>
     </w:rPr>
   </w:style>
-  <w:style w:type="character" w:styleId="8" w:customStyle="1">
+  <w:style w:type="character" w:customStyle="1" w:styleId="80">
     <w:name w:val="Заголовок 8 Знак"/>
-    <w:basedOn w:val="DefaultParagraphFont"/>
+    <w:basedOn w:val="a0"/>
+    <w:link w:val="8"/>
     <w:uiPriority w:val="9"/>
     <w:semiHidden/>
     <w:qFormat/>
-    <w:rsid w:val="00635bd2"/>
+    <w:rsid w:val="00635BD2"/>
     <w:rPr>
-      <w:rFonts w:eastAsia="" w:cs="" w:cstheme="majorBidi" w:eastAsiaTheme="majorEastAsia"/>
+      <w:rFonts w:eastAsiaTheme="majorEastAsia" w:cstheme="majorBidi"/>
       <w:i/>
       <w:iCs/>
-      <w:color w:themeColor="text1" w:themeTint="d8" w:val="272727"/>
+      <w:color w:val="272727" w:themeColor="text1" w:themeTint="D8"/>
       <w:sz w:val="28"/>
     </w:rPr>
   </w:style>
-  <w:style w:type="character" w:styleId="9" w:customStyle="1">
+  <w:style w:type="character" w:customStyle="1" w:styleId="90">
     <w:name w:val="Заголовок 9 Знак"/>
-    <w:basedOn w:val="DefaultParagraphFont"/>
+    <w:basedOn w:val="a0"/>
+    <w:link w:val="9"/>
     <w:uiPriority w:val="9"/>
     <w:semiHidden/>
     <w:qFormat/>
-    <w:rsid w:val="00635bd2"/>
+    <w:rsid w:val="00635BD2"/>
     <w:rPr>
-      <w:rFonts w:eastAsia="" w:cs="" w:cstheme="majorBidi" w:eastAsiaTheme="majorEastAsia"/>
-      <w:color w:themeColor="text1" w:themeTint="d8" w:val="272727"/>
+      <w:rFonts w:eastAsiaTheme="majorEastAsia" w:cstheme="majorBidi"/>
+      <w:color w:val="272727" w:themeColor="text1" w:themeTint="D8"/>
       <w:sz w:val="28"/>
     </w:rPr>
   </w:style>
-  <w:style w:type="character" w:styleId="Style5" w:customStyle="1">
+  <w:style w:type="character" w:customStyle="1" w:styleId="a3">
     <w:name w:val="Заголовок Знак"/>
-    <w:basedOn w:val="DefaultParagraphFont"/>
+    <w:basedOn w:val="a0"/>
+    <w:link w:val="a4"/>
     <w:uiPriority w:val="10"/>
     <w:qFormat/>
-    <w:rsid w:val="00635bd2"/>
+    <w:rsid w:val="00635BD2"/>
     <w:rPr>
-      <w:rFonts w:ascii="Aptos Display" w:hAnsi="Aptos Display" w:eastAsia="" w:cs="" w:asciiTheme="majorHAnsi" w:cstheme="majorBidi" w:eastAsiaTheme="majorEastAsia" w:hAnsiTheme="majorHAnsi"/>
+      <w:rFonts w:asciiTheme="majorHAnsi" w:eastAsiaTheme="majorEastAsia" w:hAnsiTheme="majorHAnsi" w:cstheme="majorBidi"/>
       <w:spacing w:val="-10"/>
       <w:kern w:val="2"/>
       <w:sz w:val="56"/>
       <w:szCs w:val="56"/>
     </w:rPr>
   </w:style>
-  <w:style w:type="character" w:styleId="Style6" w:customStyle="1">
+  <w:style w:type="character" w:customStyle="1" w:styleId="a5">
     <w:name w:val="Подзаголовок Знак"/>
-    <w:basedOn w:val="DefaultParagraphFont"/>
+    <w:basedOn w:val="a0"/>
+    <w:link w:val="a6"/>
     <w:uiPriority w:val="11"/>
     <w:qFormat/>
-    <w:rsid w:val="00635bd2"/>
+    <w:rsid w:val="00635BD2"/>
     <w:rPr>
-      <w:rFonts w:eastAsia="" w:cs="" w:cstheme="majorBidi" w:eastAsiaTheme="majorEastAsia"/>
-      <w:color w:themeColor="text1" w:themeTint="a6" w:val="595959"/>
+      <w:rFonts w:eastAsiaTheme="majorEastAsia" w:cstheme="majorBidi"/>
+      <w:color w:val="595959" w:themeColor="text1" w:themeTint="A6"/>
       <w:spacing w:val="15"/>
       <w:sz w:val="28"/>
       <w:szCs w:val="28"/>
     </w:rPr>
   </w:style>
-  <w:style w:type="character" w:styleId="21" w:customStyle="1">
+  <w:style w:type="character" w:customStyle="1" w:styleId="21">
     <w:name w:val="Цитата 2 Знак"/>
-    <w:basedOn w:val="DefaultParagraphFont"/>
-    <w:link w:val="Quote"/>
+    <w:basedOn w:val="a0"/>
+    <w:link w:val="22"/>
     <w:uiPriority w:val="29"/>
     <w:qFormat/>
-    <w:rsid w:val="00635bd2"/>
+    <w:rsid w:val="00635BD2"/>
     <w:rPr>
       <w:rFonts w:ascii="Times New Roman" w:hAnsi="Times New Roman"/>
       <w:i/>
       <w:iCs/>
-      <w:color w:themeColor="text1" w:themeTint="bf" w:val="404040"/>
+      <w:color w:val="404040" w:themeColor="text1" w:themeTint="BF"/>
       <w:sz w:val="28"/>
     </w:rPr>
   </w:style>
-  <w:style w:type="character" w:styleId="IntenseEmphasis">
+  <w:style w:type="character" w:styleId="a7">
     <w:name w:val="Intense Emphasis"/>
-    <w:basedOn w:val="DefaultParagraphFont"/>
+    <w:basedOn w:val="a0"/>
     <w:uiPriority w:val="21"/>
     <w:qFormat/>
-    <w:rsid w:val="00635bd2"/>
+    <w:rsid w:val="00635BD2"/>
     <w:rPr>
       <w:i/>
       <w:iCs/>
-      <w:color w:themeColor="accent1" w:themeShade="bf" w:val="2E74B5"/>
+      <w:color w:val="2E74B5" w:themeColor="accent1" w:themeShade="BF"/>
     </w:rPr>
   </w:style>
-  <w:style w:type="character" w:styleId="Style7" w:customStyle="1">
+  <w:style w:type="character" w:customStyle="1" w:styleId="a8">
     <w:name w:val="Выделенная цитата Знак"/>
-    <w:basedOn w:val="DefaultParagraphFont"/>
-    <w:link w:val="IntenseQuote"/>
+    <w:basedOn w:val="a0"/>
+    <w:link w:val="a9"/>
     <w:uiPriority w:val="30"/>
     <w:qFormat/>
-    <w:rsid w:val="00635bd2"/>
+    <w:rsid w:val="00635BD2"/>
     <w:rPr>
       <w:rFonts w:ascii="Times New Roman" w:hAnsi="Times New Roman"/>
       <w:i/>
       <w:iCs/>
-      <w:color w:themeColor="accent1" w:themeShade="bf" w:val="2E74B5"/>
+      <w:color w:val="2E74B5" w:themeColor="accent1" w:themeShade="BF"/>
       <w:sz w:val="28"/>
     </w:rPr>
   </w:style>
-  <w:style w:type="character" w:styleId="IntenseReference">
+  <w:style w:type="character" w:styleId="aa">
     <w:name w:val="Intense Reference"/>
-    <w:basedOn w:val="DefaultParagraphFont"/>
+    <w:basedOn w:val="a0"/>
     <w:uiPriority w:val="32"/>
     <w:qFormat/>
-    <w:rsid w:val="00635bd2"/>
+    <w:rsid w:val="00635BD2"/>
     <w:rPr>
       <w:b/>
       <w:bCs/>
       <w:smallCaps/>
-      <w:color w:themeColor="accent1" w:themeShade="bf" w:val="2E74B5"/>
+      <w:color w:val="2E74B5" w:themeColor="accent1" w:themeShade="BF"/>
       <w:spacing w:val="5"/>
     </w:rPr>
   </w:style>
-  <w:style w:type="paragraph" w:styleId="Style8">
-    <w:name w:val="Заголовок"/>
-    <w:basedOn w:val="Normal"/>
-    <w:next w:val="BodyText"/>
+  <w:style w:type="paragraph" w:styleId="a4">
+    <w:name w:val="Title"/>
+    <w:basedOn w:val="a"/>
+    <w:next w:val="ab"/>
+    <w:link w:val="a3"/>
+    <w:uiPriority w:val="10"/>
     <w:qFormat/>
+    <w:rsid w:val="00635BD2"/>
     <w:pPr>
-      <w:keepNext w:val="true"/>
-      <w:spacing w:before="240" w:after="120"/>
+      <w:spacing w:after="80"/>
+      <w:contextualSpacing/>
     </w:pPr>
     <w:rPr>
-      <w:rFonts w:ascii="Liberation Sans" w:hAnsi="Liberation Sans" w:eastAsia="Microsoft YaHei" w:cs="Arial"/>
-      <w:sz w:val="28"/>
-      <w:szCs w:val="28"/>
+      <w:rFonts w:asciiTheme="majorHAnsi" w:eastAsiaTheme="majorEastAsia" w:hAnsiTheme="majorHAnsi" w:cstheme="majorBidi"/>
+      <w:spacing w:val="-10"/>
+      <w:kern w:val="2"/>
+      <w:sz w:val="56"/>
+      <w:szCs w:val="56"/>
     </w:rPr>
   </w:style>
-  <w:style w:type="paragraph" w:styleId="BodyText">
+  <w:style w:type="paragraph" w:styleId="ab">
     <w:name w:val="Body Text"/>
-    <w:basedOn w:val="Normal"/>
+    <w:basedOn w:val="a"/>
     <w:pPr>
-      <w:spacing w:lineRule="auto" w:line="276" w:before="0" w:after="140"/>
+      <w:spacing w:after="140" w:line="276" w:lineRule="auto"/>
     </w:pPr>
-    <w:rPr/>
   </w:style>
-  <w:style w:type="paragraph" w:styleId="List">
+  <w:style w:type="paragraph" w:styleId="ac">
     <w:name w:val="List"/>
-    <w:basedOn w:val="BodyText"/>
-    <w:pPr/>
+    <w:basedOn w:val="ab"/>
     <w:rPr>
       <w:rFonts w:cs="Arial"/>
     </w:rPr>
   </w:style>
-  <w:style w:type="paragraph" w:styleId="Caption">
-    <w:name w:val="Caption"/>
-    <w:basedOn w:val="Normal"/>
+  <w:style w:type="paragraph" w:styleId="ad">
+    <w:name w:val="caption"/>
+    <w:basedOn w:val="a"/>
     <w:qFormat/>
     <w:pPr>
       <w:suppressLineNumbers/>
@@ -4667,9 +4304,9 @@
       <w:szCs w:val="24"/>
     </w:rPr>
   </w:style>
-  <w:style w:type="paragraph" w:styleId="Style9">
-    <w:name w:val="Указатель"/>
-    <w:basedOn w:val="Normal"/>
+  <w:style w:type="paragraph" w:styleId="ae">
+    <w:name w:val="index heading"/>
+    <w:basedOn w:val="a"/>
     <w:qFormat/>
     <w:pPr>
       <w:suppressLineNumbers/>
@@ -4678,85 +4315,62 @@
       <w:rFonts w:cs="Arial"/>
     </w:rPr>
   </w:style>
-  <w:style w:type="paragraph" w:styleId="Title">
-    <w:name w:val="Title"/>
-    <w:basedOn w:val="Normal"/>
-    <w:next w:val="Normal"/>
-    <w:link w:val="Style5"/>
-    <w:uiPriority w:val="10"/>
-    <w:qFormat/>
-    <w:rsid w:val="00635bd2"/>
-    <w:pPr>
-      <w:spacing w:before="0" w:after="80"/>
-      <w:contextualSpacing/>
-    </w:pPr>
-    <w:rPr>
-      <w:rFonts w:ascii="Aptos Display" w:hAnsi="Aptos Display" w:eastAsia="" w:cs="" w:asciiTheme="majorHAnsi" w:cstheme="majorBidi" w:eastAsiaTheme="majorEastAsia" w:hAnsiTheme="majorHAnsi"/>
-      <w:spacing w:val="-10"/>
-      <w:kern w:val="2"/>
-      <w:sz w:val="56"/>
-      <w:szCs w:val="56"/>
-    </w:rPr>
-  </w:style>
-  <w:style w:type="paragraph" w:styleId="Subtitle">
+  <w:style w:type="paragraph" w:styleId="a6">
     <w:name w:val="Subtitle"/>
-    <w:basedOn w:val="Normal"/>
-    <w:next w:val="Normal"/>
-    <w:link w:val="Style6"/>
+    <w:basedOn w:val="a"/>
+    <w:next w:val="a"/>
+    <w:link w:val="a5"/>
     <w:uiPriority w:val="11"/>
     <w:qFormat/>
-    <w:rsid w:val="00635bd2"/>
-    <w:pPr/>
+    <w:rsid w:val="00635BD2"/>
     <w:rPr>
-      <w:rFonts w:ascii="Aptos" w:hAnsi="Aptos" w:eastAsia="" w:cs="" w:asciiTheme="minorHAnsi" w:cstheme="majorBidi" w:eastAsiaTheme="majorEastAsia" w:hAnsiTheme="minorHAnsi"/>
-      <w:color w:themeColor="text1" w:themeTint="a6" w:val="595959"/>
+      <w:rFonts w:asciiTheme="minorHAnsi" w:eastAsiaTheme="majorEastAsia" w:hAnsiTheme="minorHAnsi" w:cstheme="majorBidi"/>
+      <w:color w:val="595959" w:themeColor="text1" w:themeTint="A6"/>
       <w:spacing w:val="15"/>
       <w:szCs w:val="28"/>
     </w:rPr>
   </w:style>
-  <w:style w:type="paragraph" w:styleId="Quote">
+  <w:style w:type="paragraph" w:styleId="22">
     <w:name w:val="Quote"/>
-    <w:basedOn w:val="Normal"/>
-    <w:next w:val="Normal"/>
+    <w:basedOn w:val="a"/>
+    <w:next w:val="a"/>
     <w:link w:val="21"/>
     <w:uiPriority w:val="29"/>
     <w:qFormat/>
-    <w:rsid w:val="00635bd2"/>
+    <w:rsid w:val="00635BD2"/>
     <w:pPr>
-      <w:spacing w:before="160" w:after="160"/>
+      <w:spacing w:before="160"/>
       <w:jc w:val="center"/>
     </w:pPr>
     <w:rPr>
       <w:i/>
       <w:iCs/>
-      <w:color w:themeColor="text1" w:themeTint="bf" w:val="404040"/>
+      <w:color w:val="404040" w:themeColor="text1" w:themeTint="BF"/>
     </w:rPr>
   </w:style>
-  <w:style w:type="paragraph" w:styleId="ListParagraph">
+  <w:style w:type="paragraph" w:styleId="af">
     <w:name w:val="List Paragraph"/>
-    <w:basedOn w:val="Normal"/>
+    <w:basedOn w:val="a"/>
     <w:uiPriority w:val="34"/>
     <w:qFormat/>
-    <w:rsid w:val="00635bd2"/>
+    <w:rsid w:val="00635BD2"/>
     <w:pPr>
-      <w:spacing w:before="0" w:after="160"/>
       <w:ind w:left="720"/>
       <w:contextualSpacing/>
     </w:pPr>
-    <w:rPr/>
   </w:style>
-  <w:style w:type="paragraph" w:styleId="IntenseQuote">
+  <w:style w:type="paragraph" w:styleId="a9">
     <w:name w:val="Intense Quote"/>
-    <w:basedOn w:val="Normal"/>
-    <w:next w:val="Normal"/>
-    <w:link w:val="Style7"/>
+    <w:basedOn w:val="a"/>
+    <w:next w:val="a"/>
+    <w:link w:val="a8"/>
     <w:uiPriority w:val="30"/>
     <w:qFormat/>
-    <w:rsid w:val="00635bd2"/>
+    <w:rsid w:val="00635BD2"/>
     <w:pPr>
       <w:pBdr>
-        <w:top w:val="single" w:sz="4" w:space="10" w:color="2E74B5" w:themeColor="accent1" w:themeShade="bf"/>
-        <w:bottom w:val="single" w:sz="4" w:space="10" w:color="2E74B5" w:themeColor="accent1" w:themeShade="bf"/>
+        <w:top w:val="single" w:sz="4" w:space="10" w:color="2E74B5" w:themeColor="accent1" w:themeShade="BF"/>
+        <w:bottom w:val="single" w:sz="4" w:space="10" w:color="2E74B5" w:themeColor="accent1" w:themeShade="BF"/>
       </w:pBdr>
       <w:spacing w:before="360" w:after="360"/>
       <w:ind w:left="864" w:right="864"/>
@@ -4765,82 +4379,68 @@
     <w:rPr>
       <w:i/>
       <w:iCs/>
-      <w:color w:themeColor="accent1" w:themeShade="bf" w:val="2E74B5"/>
+      <w:color w:val="2E74B5" w:themeColor="accent1" w:themeShade="BF"/>
     </w:rPr>
   </w:style>
-  <w:style w:type="numbering" w:styleId="Style10" w:default="1">
+  <w:style w:type="numbering" w:customStyle="1" w:styleId="af0">
     <w:name w:val="Без списка"/>
     <w:uiPriority w:val="99"/>
     <w:semiHidden/>
     <w:unhideWhenUsed/>
     <w:qFormat/>
   </w:style>
-  <w:style w:type="table" w:default="1" w:styleId="a1">
-    <w:name w:val="Normal Table"/>
-    <w:uiPriority w:val="99"/>
-    <w:semiHidden/>
-    <w:unhideWhenUsed/>
-    <w:tblPr>
-      <w:tblCellMar>
-        <w:top w:w="0" w:type="dxa"/>
-        <w:left w:w="108" w:type="dxa"/>
-        <w:bottom w:w="0" w:type="dxa"/>
-        <w:right w:w="108" w:type="dxa"/>
-      </w:tblCellMar>
-    </w:tblPr>
-  </w:style>
 </w:styles>
 </file>
 
 <file path=word/theme/theme1.xml><?xml version="1.0" encoding="utf-8"?>
-<a:theme xmlns:a="http://schemas.openxmlformats.org/drawingml/2006/main" xmlns:r="http://schemas.openxmlformats.org/officeDocument/2006/relationships" name="Тема Office">
+<a:theme xmlns:a="http://schemas.openxmlformats.org/drawingml/2006/main" name="Тема Office">
   <a:themeElements>
     <a:clrScheme name="Стандартная">
       <a:dk1>
         <a:srgbClr val="000000"/>
       </a:dk1>
       <a:lt1>
-        <a:srgbClr val="ffffff"/>
+        <a:srgbClr val="FFFFFF"/>
       </a:lt1>
       <a:dk2>
-        <a:srgbClr val="44546a"/>
+        <a:srgbClr val="44546A"/>
       </a:dk2>
       <a:lt2>
-        <a:srgbClr val="e7e6e6"/>
+        <a:srgbClr val="E7E6E6"/>
       </a:lt2>
       <a:accent1>
-        <a:srgbClr val="5b9bd5"/>
+        <a:srgbClr val="5B9BD5"/>
       </a:accent1>
       <a:accent2>
-        <a:srgbClr val="ed7d31"/>
+        <a:srgbClr val="ED7D31"/>
       </a:accent2>
       <a:accent3>
-        <a:srgbClr val="a5a5a5"/>
+        <a:srgbClr val="A5A5A5"/>
       </a:accent3>
       <a:accent4>
-        <a:srgbClr val="ffc000"/>
+        <a:srgbClr val="FFC000"/>
       </a:accent4>
       <a:accent5>
-        <a:srgbClr val="4472c4"/>
+        <a:srgbClr val="4472C4"/>
       </a:accent5>
       <a:accent6>
-        <a:srgbClr val="70ad47"/>
+        <a:srgbClr val="70AD47"/>
       </a:accent6>
       <a:hlink>
-        <a:srgbClr val="0563c1"/>
+        <a:srgbClr val="0563C1"/>
       </a:hlink>
       <a:folHlink>
-        <a:srgbClr val="954f72"/>
+        <a:srgbClr val="954F72"/>
       </a:folHlink>
     </a:clrScheme>
     <a:fontScheme name="Стандартная">
       <a:majorFont>
-        <a:latin typeface="Aptos Display" panose="02110004020202020204" pitchFamily="0" charset="1"/>
+        <a:latin typeface="Aptos Display" panose="02110004020202020204"/>
         <a:ea typeface=""/>
         <a:cs typeface=""/>
       </a:majorFont>
       <a:minorFont>
-        <a:latin typeface="Aptos" panose="02110004020202020204" pitchFamily="0" charset="1"/>
+        <a:latin typeface="Aptos" panose="02110004020202020204"/>
         <a:ea typeface=""/>
         <a:cs typeface=""/>
       </a:minorFont>
@@ -4872,7 +4472,7 @@
             </a:gs>
           </a:gsLst>
           <a:lin ang="5400000" scaled="0"/>
-          <a:tileRect l="0" t="0" r="0" b="0"/>
+          <a:tileRect/>
         </a:gradFill>
         <a:gradFill>
           <a:gsLst>
@@ -4896,7 +4496,7 @@
             </a:gs>
           </a:gsLst>
           <a:lin ang="5400000" scaled="0"/>
-          <a:tileRect l="0" t="0" r="0" b="0"/>
+          <a:tileRect/>
         </a:gradFill>
       </a:fillStyleLst>
       <a:lnStyleLst>
@@ -4956,11 +4556,13 @@
             </a:gs>
           </a:gsLst>
           <a:lin ang="5400000" scaled="0"/>
-          <a:tileRect l="0" t="0" r="0" b="0"/>
+          <a:tileRect/>
         </a:gradFill>
       </a:bgFillStyleLst>
     </a:fmtScheme>
   </a:themeElements>
+  <a:objectDefaults/>
+  <a:extraClrSchemeLst/>
 </a:theme>
 </file>
 
